--- a/L_8/Звіт 8 В. Стахнюк.docx
+++ b/L_8/Звіт 8 В. Стахнюк.docx
@@ -370,6 +370,13 @@
           <w:szCs w:val="28"/>
         </w:rPr>
       </w:r>
+      <w:r>
+        <w:rPr>
+          <w:rFonts w:ascii="Times New Roman" w:hAnsi="Times New Roman" w:cs="Times New Roman"/>
+          <w:sz w:val="28"/>
+          <w:szCs w:val="28"/>
+        </w:rPr>
+      </w:r>
     </w:p>
     <w:p>
       <w:pPr>
@@ -429,13 +436,6 @@
           <w:szCs w:val="28"/>
         </w:rPr>
         <w:t xml:space="preserve">На тему: «</w:t>
-      </w:r>
-      <w:r>
-        <w:rPr>
-          <w:rFonts w:ascii="Times New Roman" w:hAnsi="Times New Roman" w:cs="Times New Roman"/>
-          <w:sz w:val="28"/>
-          <w:szCs w:val="28"/>
-        </w:rPr>
       </w:r>
       <w:r>
         <w:rPr>
@@ -874,7 +874,6 @@
         </w:rPr>
         <w:t xml:space="preserve"> </w:t>
       </w:r>
-      <w:r/>
       <w:r>
         <w:rPr>
           <w:rFonts w:ascii="Times New Roman" w:hAnsi="Times New Roman" w:cs="Times New Roman"/>
@@ -917,14 +916,6 @@
         </w:rPr>
         <w:t xml:space="preserve">зберігаються введені дані.</w:t>
       </w:r>
-      <w:r/>
-      <w:r>
-        <w:rPr>
-          <w:rFonts w:ascii="Times New Roman" w:hAnsi="Times New Roman" w:cs="Times New Roman"/>
-          <w:sz w:val="28"/>
-          <w:szCs w:val="28"/>
-        </w:rPr>
-      </w:r>
       <w:r>
         <w:rPr>
           <w:rFonts w:ascii="Times New Roman" w:hAnsi="Times New Roman" w:cs="Times New Roman"/>
@@ -933,7 +924,6 @@
         </w:rPr>
         <w:br/>
       </w:r>
-      <w:r/>
       <w:r/>
     </w:p>
     <w:p>
@@ -1011,30 +1001,6 @@
         </w:rPr>
         <w:t xml:space="preserve">Зберігання: std::vector&lt;alarm_s_t&gt;.</w:t>
       </w:r>
-      <w:r/>
-      <w:r>
-        <w:rPr>
-          <w:rFonts w:ascii="Times New Roman" w:hAnsi="Times New Roman" w:cs="Times New Roman"/>
-          <w:sz w:val="28"/>
-          <w:szCs w:val="28"/>
-        </w:rPr>
-      </w:r>
-      <w:r/>
-      <w:r>
-        <w:rPr>
-          <w:rFonts w:ascii="Times New Roman" w:hAnsi="Times New Roman" w:cs="Times New Roman"/>
-          <w:sz w:val="28"/>
-          <w:szCs w:val="28"/>
-        </w:rPr>
-      </w:r>
-    </w:p>
-    <w:p>
-      <w:pPr>
-        <w:pBdr/>
-        <w:spacing/>
-        <w:ind/>
-        <w:rPr/>
-      </w:pPr>
       <w:r>
         <w:rPr>
           <w:rFonts w:ascii="Times New Roman" w:hAnsi="Times New Roman" w:cs="Times New Roman"/>
@@ -1049,12 +1015,22 @@
         <w:pBdr/>
         <w:spacing/>
         <w:ind/>
+        <w:rPr/>
+      </w:pPr>
+      <w:r>
         <w:rPr>
-          <w:b/>
-          <w:bCs/>
+          <w:rFonts w:ascii="Times New Roman" w:hAnsi="Times New Roman" w:cs="Times New Roman"/>
+          <w:sz w:val="28"/>
+          <w:szCs w:val="28"/>
         </w:rPr>
-      </w:pPr>
-      <w:r>
+      </w:r>
+      <w:r/>
+    </w:p>
+    <w:p>
+      <w:pPr>
+        <w:pBdr/>
+        <w:spacing/>
+        <w:ind/>
         <w:rPr>
           <w:rFonts w:ascii="Times New Roman" w:hAnsi="Times New Roman" w:cs="Times New Roman"/>
           <w:b/>
@@ -1062,8 +1038,124 @@
           <w:sz w:val="28"/>
           <w:szCs w:val="28"/>
         </w:rPr>
+      </w:pPr>
+      <w:r>
+        <w:rPr>
+          <w:rFonts w:ascii="Times New Roman" w:hAnsi="Times New Roman" w:eastAsia="Times New Roman" w:cs="Times New Roman"/>
+          <w:b/>
+          <w:sz w:val="28"/>
+          <w:szCs w:val="28"/>
+        </w:rPr>
         <w:t xml:space="preserve">Блок-схема алгоритму:</w:t>
       </w:r>
+      <w:r>
+        <w:rPr>
+          <w:rFonts w:ascii="Times New Roman" w:hAnsi="Times New Roman" w:eastAsia="Times New Roman" w:cs="Times New Roman"/>
+          <w:b/>
+          <w:bCs/>
+          <w:sz w:val="28"/>
+          <w:szCs w:val="28"/>
+        </w:rPr>
+      </w:r>
+    </w:p>
+    <w:p>
+      <w:pPr>
+        <w:pBdr/>
+        <w:spacing/>
+        <w:ind/>
+        <w:jc w:val="center"/>
+        <w:rPr>
+          <w:b/>
+          <w:bCs/>
+        </w:rPr>
+      </w:pPr>
+      <w:r>
+        <mc:AlternateContent>
+          <mc:Choice Requires="wpg">
+            <w:drawing>
+              <wp:inline xmlns:wp="http://schemas.openxmlformats.org/drawingml/2006/wordprocessingDrawing" distT="0" distB="0" distL="0" distR="0">
+                <wp:extent cx="3976309" cy="5275236"/>
+                <wp:effectExtent l="0" t="0" r="0" b="0"/>
+                <wp:docPr id="2" name="Picture 2"/>
+                <wp:cNvGraphicFramePr>
+                  <a:graphicFrameLocks xmlns:a="http://schemas.openxmlformats.org/drawingml/2006/main" noChangeAspect="1"/>
+                </wp:cNvGraphicFramePr>
+                <a:graphic xmlns:a="http://schemas.openxmlformats.org/drawingml/2006/main">
+                  <a:graphicData uri="http://schemas.openxmlformats.org/drawingml/2006/picture">
+                    <pic:pic xmlns:pic="http://schemas.openxmlformats.org/drawingml/2006/picture">
+                      <pic:nvPicPr>
+                        <pic:cNvPr id="0" name="L_8_1.png"/>
+                        <pic:cNvPicPr>
+                          <a:picLocks noChangeAspect="1"/>
+                        </pic:cNvPicPr>
+                        <pic:nvPr/>
+                      </pic:nvPicPr>
+                      <pic:blipFill rotWithShape="1">
+                        <a:blip r:embed="rId12"/>
+                        <a:stretch/>
+                      </pic:blipFill>
+                      <pic:spPr bwMode="auto">
+                        <a:xfrm flipH="0" flipV="0">
+                          <a:off x="0" y="0"/>
+                          <a:ext cx="3976308" cy="5275236"/>
+                        </a:xfrm>
+                        <a:prstGeom prst="rect">
+                          <a:avLst/>
+                        </a:prstGeom>
+                      </pic:spPr>
+                    </pic:pic>
+                  </a:graphicData>
+                </a:graphic>
+              </wp:inline>
+            </w:drawing>
+          </mc:Choice>
+          <mc:Fallback>
+            <w:pict>
+              <v:shapetype id="_x0000_t75" coordsize="21600,21600" o:spt="75" o:preferrelative="t" path="m@4@5l@4@11@9@11@9@5xe" filled="f" stroked="f">
+                <v:stroke joinstyle="miter"/>
+                <v:formulas>
+                  <v:f eqn="if lineDrawn pixelLineWidth 0"/>
+                  <v:f eqn="sum @0 1 0"/>
+                  <v:f eqn="sum 0 0 @1"/>
+                  <v:f eqn="prod @2 1 2"/>
+                  <v:f eqn="prod @3 21600 pixelWidth"/>
+                  <v:f eqn="prod @3 21600 pixelHeight"/>
+                  <v:f eqn="sum @0 0 1"/>
+                  <v:f eqn="prod @6 1 2"/>
+                  <v:f eqn="prod @7 21600 pixelWidth"/>
+                  <v:f eqn="sum @8 21600 0"/>
+                  <v:f eqn="prod @7 21600 pixelHeight"/>
+                  <v:f eqn="sum @10 21600 0"/>
+                </v:formulas>
+                <v:path o:extrusionok="f" gradientshapeok="t" o:connecttype="rect"/>
+                <o:lock v:ext="edit" aspectratio="t"/>
+              </v:shapetype>
+              <v:shape id="_x0000_i1" o:spid="_x0000_s1" type="#_x0000_t75" style="width:313.10pt;height:415.37pt;mso-wrap-distance-left:0.00pt;mso-wrap-distance-top:0.00pt;mso-wrap-distance-right:0.00pt;mso-wrap-distance-bottom:0.00pt;z-index:1;" stroked="false">
+                <v:imagedata r:id="rId12" o:title=""/>
+                <o:lock v:ext="edit" rotation="t"/>
+              </v:shape>
+            </w:pict>
+          </mc:Fallback>
+        </mc:AlternateContent>
+      </w:r>
+      <w:r>
+        <w:rPr>
+          <w:b/>
+          <w:bCs/>
+        </w:rPr>
+      </w:r>
+    </w:p>
+    <w:p>
+      <w:pPr>
+        <w:pBdr/>
+        <w:spacing/>
+        <w:ind/>
+        <w:jc w:val="center"/>
+        <w:rPr>
+          <w:b/>
+          <w:bCs/>
+        </w:rPr>
+      </w:pPr>
       <w:r>
         <w:rPr>
           <w:b/>
@@ -1072,437 +1164,10 @@
       </w:r>
       <w:r>
         <w:rPr>
-          <w:rFonts w:ascii="Times New Roman" w:hAnsi="Times New Roman" w:cs="Times New Roman"/>
           <w:b/>
           <w:bCs/>
-          <w:sz w:val="28"/>
-          <w:szCs w:val="28"/>
         </w:rPr>
       </w:r>
-    </w:p>
-    <w:p>
-      <w:pPr>
-        <w:pBdr/>
-        <w:spacing/>
-        <w:ind/>
-        <w:rPr/>
-      </w:pPr>
-      <w:r>
-        <w:rPr>
-          <w:rFonts w:ascii="Times New Roman" w:hAnsi="Times New Roman" w:cs="Times New Roman"/>
-          <w:sz w:val="28"/>
-          <w:szCs w:val="28"/>
-        </w:rPr>
-        <w:t xml:space="preserve">[Початок]</w:t>
-      </w:r>
-      <w:r/>
-    </w:p>
-    <w:p>
-      <w:pPr>
-        <w:pBdr/>
-        <w:spacing/>
-        <w:ind/>
-        <w:rPr/>
-      </w:pPr>
-      <w:r>
-        <w:rPr>
-          <w:rFonts w:ascii="Times New Roman" w:hAnsi="Times New Roman" w:cs="Times New Roman"/>
-          <w:sz w:val="28"/>
-          <w:szCs w:val="28"/>
-        </w:rPr>
-        <w:t xml:space="preserve">    ↓</w:t>
-      </w:r>
-      <w:r/>
-    </w:p>
-    <w:p>
-      <w:pPr>
-        <w:pBdr/>
-        <w:spacing/>
-        <w:ind/>
-        <w:rPr/>
-      </w:pPr>
-      <w:r>
-        <w:rPr>
-          <w:rFonts w:ascii="Times New Roman" w:hAnsi="Times New Roman" w:cs="Times New Roman"/>
-          <w:sz w:val="28"/>
-          <w:szCs w:val="28"/>
-        </w:rPr>
-        <w:t xml:space="preserve">Створити об’єкт AlarmSystem (конструктор)</w:t>
-      </w:r>
-      <w:r/>
-    </w:p>
-    <w:p>
-      <w:pPr>
-        <w:pBdr/>
-        <w:spacing/>
-        <w:ind/>
-        <w:rPr/>
-      </w:pPr>
-      <w:r>
-        <w:rPr>
-          <w:rFonts w:ascii="Times New Roman" w:hAnsi="Times New Roman" w:cs="Times New Roman"/>
-          <w:sz w:val="28"/>
-          <w:szCs w:val="28"/>
-        </w:rPr>
-        <w:t xml:space="preserve">    ↓</w:t>
-      </w:r>
-      <w:r/>
-    </w:p>
-    <w:p>
-      <w:pPr>
-        <w:pBdr/>
-        <w:spacing/>
-        <w:ind/>
-        <w:rPr/>
-      </w:pPr>
-      <w:r>
-        <w:rPr>
-          <w:rFonts w:ascii="Times New Roman" w:hAnsi="Times New Roman" w:cs="Times New Roman"/>
-          <w:sz w:val="28"/>
-          <w:szCs w:val="28"/>
-        </w:rPr>
-        <w:t xml:space="preserve">Додати елементи (addAlarm / push_back) і вивести</w:t>
-      </w:r>
-      <w:r/>
-    </w:p>
-    <w:p>
-      <w:pPr>
-        <w:pBdr/>
-        <w:spacing/>
-        <w:ind/>
-        <w:rPr/>
-      </w:pPr>
-      <w:r>
-        <w:rPr>
-          <w:rFonts w:ascii="Times New Roman" w:hAnsi="Times New Roman" w:cs="Times New Roman"/>
-          <w:sz w:val="28"/>
-          <w:szCs w:val="28"/>
-        </w:rPr>
-        <w:t xml:space="preserve">    ↓</w:t>
-      </w:r>
-      <w:r/>
-    </w:p>
-    <w:p>
-      <w:pPr>
-        <w:pBdr/>
-        <w:spacing/>
-        <w:ind/>
-        <w:rPr/>
-      </w:pPr>
-      <w:r>
-        <w:rPr>
-          <w:rFonts w:ascii="Times New Roman" w:hAnsi="Times New Roman" w:cs="Times New Roman"/>
-          <w:sz w:val="28"/>
-          <w:szCs w:val="28"/>
-        </w:rPr>
-        <w:t xml:space="preserve">Вставити елемент на позицію 1 (insertAlarm) і вивести</w:t>
-      </w:r>
-      <w:r/>
-    </w:p>
-    <w:p>
-      <w:pPr>
-        <w:pBdr/>
-        <w:spacing/>
-        <w:ind/>
-        <w:rPr/>
-      </w:pPr>
-      <w:r>
-        <w:rPr>
-          <w:rFonts w:ascii="Times New Roman" w:hAnsi="Times New Roman" w:cs="Times New Roman"/>
-          <w:sz w:val="28"/>
-          <w:szCs w:val="28"/>
-        </w:rPr>
-        <w:t xml:space="preserve">    ↓</w:t>
-      </w:r>
-      <w:r/>
-    </w:p>
-    <w:p>
-      <w:pPr>
-        <w:pBdr/>
-        <w:spacing/>
-        <w:ind/>
-        <w:rPr/>
-      </w:pPr>
-      <w:r>
-        <w:rPr>
-          <w:rFonts w:ascii="Times New Roman" w:hAnsi="Times New Roman" w:cs="Times New Roman"/>
-          <w:sz w:val="28"/>
-          <w:szCs w:val="28"/>
-        </w:rPr>
-        <w:t xml:space="preserve">Обміняти елементи [0] і [2] (swapAlarms) і вивести</w:t>
-      </w:r>
-      <w:r/>
-    </w:p>
-    <w:p>
-      <w:pPr>
-        <w:pBdr/>
-        <w:spacing/>
-        <w:ind/>
-        <w:rPr/>
-      </w:pPr>
-      <w:r>
-        <w:rPr>
-          <w:rFonts w:ascii="Times New Roman" w:hAnsi="Times New Roman" w:cs="Times New Roman"/>
-          <w:sz w:val="28"/>
-          <w:szCs w:val="28"/>
-        </w:rPr>
-        <w:t xml:space="preserve">    ↓</w:t>
-      </w:r>
-      <w:r/>
-    </w:p>
-    <w:p>
-      <w:pPr>
-        <w:pBdr/>
-        <w:spacing/>
-        <w:ind/>
-        <w:rPr/>
-      </w:pPr>
-      <w:r>
-        <w:rPr>
-          <w:rFonts w:ascii="Times New Roman" w:hAnsi="Times New Roman" w:cs="Times New Roman"/>
-          <w:sz w:val="28"/>
-          <w:szCs w:val="28"/>
-        </w:rPr>
-        <w:t xml:space="preserve">Видалити елемент [1] (removeAlarm) і вивести</w:t>
-      </w:r>
-      <w:r/>
-    </w:p>
-    <w:p>
-      <w:pPr>
-        <w:pBdr/>
-        <w:spacing/>
-        <w:ind/>
-        <w:rPr/>
-      </w:pPr>
-      <w:r>
-        <w:rPr>
-          <w:rFonts w:ascii="Times New Roman" w:hAnsi="Times New Roman" w:cs="Times New Roman"/>
-          <w:sz w:val="28"/>
-          <w:szCs w:val="28"/>
-        </w:rPr>
-        <w:t xml:space="preserve">    ↓</w:t>
-      </w:r>
-      <w:r/>
-    </w:p>
-    <w:p>
-      <w:pPr>
-        <w:pBdr/>
-        <w:spacing/>
-        <w:ind/>
-        <w:rPr/>
-      </w:pPr>
-      <w:r>
-        <w:rPr>
-          <w:rFonts w:ascii="Times New Roman" w:hAnsi="Times New Roman" w:cs="Times New Roman"/>
-          <w:sz w:val="28"/>
-          <w:szCs w:val="28"/>
-        </w:rPr>
-        <w:t xml:space="preserve">◇ Зміна полів / валідація (порожній метод, 0 датчиків)</w:t>
-      </w:r>
-      <w:r/>
-    </w:p>
-    <w:p>
-      <w:pPr>
-        <w:pBdr/>
-        <w:spacing/>
-        <w:ind/>
-        <w:rPr/>
-      </w:pPr>
-      <w:r>
-        <w:rPr>
-          <w:rFonts w:ascii="Times New Roman" w:hAnsi="Times New Roman" w:cs="Times New Roman"/>
-          <w:sz w:val="28"/>
-          <w:szCs w:val="28"/>
-        </w:rPr>
-        <w:t xml:space="preserve">    │</w:t>
-      </w:r>
-      <w:r/>
-    </w:p>
-    <w:p>
-      <w:pPr>
-        <w:pBdr/>
-        <w:spacing/>
-        <w:ind/>
-        <w:rPr/>
-      </w:pPr>
-      <w:r>
-        <w:rPr>
-          <w:rFonts w:ascii="Times New Roman" w:hAnsi="Times New Roman" w:cs="Times New Roman"/>
-          <w:sz w:val="28"/>
-          <w:szCs w:val="28"/>
-        </w:rPr>
-        <w:t xml:space="preserve">    ├─ помилка → повідомлення, дані не змінювати</w:t>
-      </w:r>
-      <w:r/>
-    </w:p>
-    <w:p>
-      <w:pPr>
-        <w:pBdr/>
-        <w:spacing/>
-        <w:ind/>
-        <w:rPr/>
-      </w:pPr>
-      <w:r>
-        <w:rPr>
-          <w:rFonts w:ascii="Times New Roman" w:hAnsi="Times New Roman" w:cs="Times New Roman"/>
-          <w:sz w:val="28"/>
-          <w:szCs w:val="28"/>
-        </w:rPr>
-        <w:t xml:space="preserve">    └─ ок → зберегти</w:t>
-      </w:r>
-      <w:r/>
-    </w:p>
-    <w:p>
-      <w:pPr>
-        <w:pBdr/>
-        <w:spacing/>
-        <w:ind/>
-        <w:rPr/>
-      </w:pPr>
-      <w:r>
-        <w:rPr>
-          <w:rFonts w:ascii="Times New Roman" w:hAnsi="Times New Roman" w:cs="Times New Roman"/>
-          <w:sz w:val="28"/>
-          <w:szCs w:val="28"/>
-        </w:rPr>
-        <w:t xml:space="preserve">    ↓</w:t>
-      </w:r>
-      <w:r/>
-    </w:p>
-    <w:p>
-      <w:pPr>
-        <w:pBdr/>
-        <w:spacing/>
-        <w:ind/>
-        <w:rPr/>
-      </w:pPr>
-      <w:r>
-        <w:rPr>
-          <w:rFonts w:ascii="Times New Roman" w:hAnsi="Times New Roman" w:cs="Times New Roman"/>
-          <w:sz w:val="28"/>
-          <w:szCs w:val="28"/>
-        </w:rPr>
-        <w:t xml:space="preserve">Вивести записи з бездротовими сенсорами</w:t>
-      </w:r>
-      <w:r/>
-    </w:p>
-    <w:p>
-      <w:pPr>
-        <w:pBdr/>
-        <w:spacing/>
-        <w:ind/>
-        <w:rPr/>
-      </w:pPr>
-      <w:r>
-        <w:rPr>
-          <w:rFonts w:ascii="Times New Roman" w:hAnsi="Times New Roman" w:cs="Times New Roman"/>
-          <w:sz w:val="28"/>
-          <w:szCs w:val="28"/>
-        </w:rPr>
-        <w:t xml:space="preserve">    ↓</w:t>
-      </w:r>
-      <w:r/>
-    </w:p>
-    <w:p>
-      <w:pPr>
-        <w:pBdr/>
-        <w:spacing/>
-        <w:ind/>
-        <w:rPr/>
-      </w:pPr>
-      <w:r>
-        <w:rPr>
-          <w:rFonts w:ascii="Times New Roman" w:hAnsi="Times New Roman" w:cs="Times New Roman"/>
-          <w:sz w:val="28"/>
-          <w:szCs w:val="28"/>
-        </w:rPr>
-        <w:t xml:space="preserve">Очистити вектор (clearAll) і вивести</w:t>
-      </w:r>
-      <w:r/>
-    </w:p>
-    <w:p>
-      <w:pPr>
-        <w:pBdr/>
-        <w:spacing/>
-        <w:ind/>
-        <w:rPr/>
-      </w:pPr>
-      <w:r>
-        <w:rPr>
-          <w:rFonts w:ascii="Times New Roman" w:hAnsi="Times New Roman" w:cs="Times New Roman"/>
-          <w:sz w:val="28"/>
-          <w:szCs w:val="28"/>
-        </w:rPr>
-        <w:t xml:space="preserve">    ↓</w:t>
-      </w:r>
-      <w:r/>
-    </w:p>
-    <w:p>
-      <w:pPr>
-        <w:pBdr/>
-        <w:spacing/>
-        <w:ind/>
-        <w:rPr/>
-      </w:pPr>
-      <w:r>
-        <w:rPr>
-          <w:rFonts w:ascii="Times New Roman" w:hAnsi="Times New Roman" w:cs="Times New Roman"/>
-          <w:sz w:val="28"/>
-          <w:szCs w:val="28"/>
-        </w:rPr>
-        <w:t xml:space="preserve">Деструктор</w:t>
-      </w:r>
-      <w:r/>
-    </w:p>
-    <w:p>
-      <w:pPr>
-        <w:pBdr/>
-        <w:spacing/>
-        <w:ind/>
-        <w:rPr/>
-      </w:pPr>
-      <w:r>
-        <w:rPr>
-          <w:rFonts w:ascii="Times New Roman" w:hAnsi="Times New Roman" w:cs="Times New Roman"/>
-          <w:sz w:val="28"/>
-          <w:szCs w:val="28"/>
-        </w:rPr>
-        <w:t xml:space="preserve">    ↓</w:t>
-      </w:r>
-      <w:r/>
-    </w:p>
-    <w:p>
-      <w:pPr>
-        <w:pBdr/>
-        <w:spacing/>
-        <w:ind/>
-        <w:rPr/>
-      </w:pPr>
-      <w:r>
-        <w:rPr>
-          <w:rFonts w:ascii="Times New Roman" w:hAnsi="Times New Roman" w:cs="Times New Roman"/>
-          <w:sz w:val="28"/>
-          <w:szCs w:val="28"/>
-        </w:rPr>
-        <w:t xml:space="preserve">[Кінець]</w:t>
-      </w:r>
-      <w:r/>
-    </w:p>
-    <w:p>
-      <w:pPr>
-        <w:pBdr/>
-        <w:spacing/>
-        <w:ind/>
-        <w:rPr/>
-      </w:pPr>
-      <w:r>
-        <w:rPr>
-          <w:rFonts w:ascii="Times New Roman" w:hAnsi="Times New Roman" w:cs="Times New Roman"/>
-          <w:sz w:val="28"/>
-          <w:szCs w:val="28"/>
-        </w:rPr>
-      </w:r>
-      <w:r/>
     </w:p>
     <w:p>
       <w:pPr>
@@ -1530,6 +1195,12 @@
           <w:bCs/>
         </w:rPr>
       </w:r>
+      <w:r>
+        <w:rPr>
+          <w:b/>
+          <w:bCs/>
+        </w:rPr>
+      </w:r>
     </w:p>
     <w:p>
       <w:pPr>
@@ -1538,3677 +1209,104 @@
         <w:ind/>
         <w:rPr/>
       </w:pPr>
+      <w:r>
+        <w:rPr>
+          <w:rFonts w:ascii="Times New Roman" w:hAnsi="Times New Roman" w:cs="Times New Roman"/>
+          <w:sz w:val="28"/>
+          <w:szCs w:val="28"/>
+          <w:lang w:val="en-US"/>
+        </w:rPr>
+      </w:r>
+      <w:hyperlink r:id="rId13" w:tooltip="https://github.com/Vladyslav3012/C-Lab/blob/main/L_8/alarm.cpp" w:history="1">
+        <w:r>
+          <w:rPr>
+            <w:rStyle w:val="899"/>
+            <w:rFonts w:ascii="Times New Roman" w:hAnsi="Times New Roman" w:cs="Times New Roman"/>
+            <w:sz w:val="28"/>
+            <w:szCs w:val="28"/>
+            <w:lang w:val="en-US"/>
+          </w:rPr>
+          <w:t xml:space="preserve">alarm.cpp</w:t>
+        </w:r>
+        <w:r>
+          <w:rPr>
+            <w:rStyle w:val="899"/>
+          </w:rPr>
+        </w:r>
+      </w:hyperlink>
+      <w:r/>
+      <w:r/>
+    </w:p>
+    <w:p>
+      <w:pPr>
+        <w:pBdr/>
+        <w:spacing/>
+        <w:ind/>
+        <w:rPr/>
+      </w:pPr>
+      <w:r>
+        <w:rPr>
+          <w:rFonts w:ascii="Times New Roman" w:hAnsi="Times New Roman" w:cs="Times New Roman"/>
+          <w:sz w:val="28"/>
+          <w:szCs w:val="28"/>
+          <w:lang w:val="en-US"/>
+        </w:rPr>
+      </w:r>
+      <w:hyperlink r:id="rId14" w:tooltip="https://github.com/Vladyslav3012/C-Lab/blob/main/L_8/alarm.h" w:history="1">
+        <w:r>
+          <w:rPr>
+            <w:rStyle w:val="899"/>
+            <w:rFonts w:ascii="Times New Roman" w:hAnsi="Times New Roman" w:cs="Times New Roman"/>
+            <w:sz w:val="28"/>
+            <w:szCs w:val="28"/>
+            <w:lang w:val="en-US"/>
+          </w:rPr>
+          <w:t xml:space="preserve">alarm.h</w:t>
+        </w:r>
+        <w:r>
+          <w:rPr>
+            <w:rStyle w:val="899"/>
+            <w:rFonts w:ascii="Times New Roman" w:hAnsi="Times New Roman" w:cs="Times New Roman"/>
+            <w:sz w:val="28"/>
+            <w:szCs w:val="28"/>
+          </w:rPr>
+        </w:r>
+      </w:hyperlink>
       <w:r>
         <w:rPr>
           <w:rFonts w:ascii="Times New Roman" w:hAnsi="Times New Roman" w:cs="Times New Roman"/>
           <w:sz w:val="28"/>
           <w:szCs w:val="28"/>
         </w:rPr>
+        <w:br/>
       </w:r>
-      <w:r/>
-    </w:p>
-    <w:p>
-      <w:pPr>
-        <w:pBdr/>
-        <w:spacing/>
-        <w:ind/>
-        <w:rPr/>
-      </w:pPr>
+      <w:r>
+        <w:rPr>
+          <w:rFonts w:ascii="Times New Roman" w:hAnsi="Times New Roman" w:cs="Times New Roman"/>
+          <w:sz w:val="28"/>
+          <w:szCs w:val="28"/>
+          <w:lang w:val="en-US"/>
+        </w:rPr>
+      </w:r>
+      <w:hyperlink r:id="rId15" w:tooltip="https://github.com/Vladyslav3012/C-Lab/blob/main/L_8/main.cpp" w:history="1">
+        <w:r>
+          <w:rPr>
+            <w:rStyle w:val="899"/>
+            <w:rFonts w:ascii="Times New Roman" w:hAnsi="Times New Roman" w:cs="Times New Roman"/>
+            <w:sz w:val="28"/>
+            <w:szCs w:val="28"/>
+            <w:lang w:val="en-US"/>
+          </w:rPr>
+          <w:t xml:space="preserve">main.cpp</w:t>
+        </w:r>
+      </w:hyperlink>
       <w:r>
         <w:rPr>
           <w:rFonts w:ascii="Times New Roman" w:hAnsi="Times New Roman" w:cs="Times New Roman"/>
           <w:sz w:val="28"/>
           <w:szCs w:val="28"/>
         </w:rPr>
-        <w:t xml:space="preserve">—— Файл: alarm.h ———</w:t>
-      </w:r>
-      <w:r/>
-    </w:p>
-    <w:p>
-      <w:pPr>
-        <w:pBdr/>
-        <w:spacing/>
-        <w:ind/>
-        <w:rPr/>
-      </w:pPr>
-      <w:r>
-        <w:rPr>
-          <w:rFonts w:ascii="Times New Roman" w:hAnsi="Times New Roman" w:cs="Times New Roman"/>
-          <w:sz w:val="28"/>
-          <w:szCs w:val="28"/>
-        </w:rPr>
-      </w:r>
-      <w:r/>
-    </w:p>
-    <w:p>
-      <w:pPr>
-        <w:pBdr/>
-        <w:spacing/>
-        <w:ind/>
-        <w:rPr/>
-      </w:pPr>
-      <w:r>
-        <w:rPr>
-          <w:rFonts w:ascii="Times New Roman" w:hAnsi="Times New Roman" w:cs="Times New Roman"/>
-          <w:sz w:val="28"/>
-          <w:szCs w:val="28"/>
-        </w:rPr>
-        <w:t xml:space="preserve">#ifndef ALARM_H</w:t>
-      </w:r>
-      <w:r/>
-    </w:p>
-    <w:p>
-      <w:pPr>
-        <w:pBdr/>
-        <w:spacing/>
-        <w:ind/>
-        <w:rPr/>
-      </w:pPr>
-      <w:r>
-        <w:rPr>
-          <w:rFonts w:ascii="Times New Roman" w:hAnsi="Times New Roman" w:cs="Times New Roman"/>
-          <w:sz w:val="28"/>
-          <w:szCs w:val="28"/>
-        </w:rPr>
-        <w:t xml:space="preserve">#define ALARM_H</w:t>
-      </w:r>
-      <w:r/>
-    </w:p>
-    <w:p>
-      <w:pPr>
-        <w:pBdr/>
-        <w:spacing/>
-        <w:ind/>
-        <w:rPr/>
-      </w:pPr>
-      <w:r>
-        <w:rPr>
-          <w:rFonts w:ascii="Times New Roman" w:hAnsi="Times New Roman" w:cs="Times New Roman"/>
-          <w:sz w:val="28"/>
-          <w:szCs w:val="28"/>
-        </w:rPr>
-      </w:r>
-      <w:r/>
-    </w:p>
-    <w:p>
-      <w:pPr>
-        <w:pBdr/>
-        <w:spacing/>
-        <w:ind/>
-        <w:rPr/>
-      </w:pPr>
-      <w:r>
-        <w:rPr>
-          <w:rFonts w:ascii="Times New Roman" w:hAnsi="Times New Roman" w:cs="Times New Roman"/>
-          <w:sz w:val="28"/>
-          <w:szCs w:val="28"/>
-        </w:rPr>
-        <w:t xml:space="preserve">#include &lt;string&gt;</w:t>
-      </w:r>
-      <w:r/>
-    </w:p>
-    <w:p>
-      <w:pPr>
-        <w:pBdr/>
-        <w:spacing/>
-        <w:ind/>
-        <w:rPr/>
-      </w:pPr>
-      <w:r>
-        <w:rPr>
-          <w:rFonts w:ascii="Times New Roman" w:hAnsi="Times New Roman" w:cs="Times New Roman"/>
-          <w:sz w:val="28"/>
-          <w:szCs w:val="28"/>
-        </w:rPr>
-        <w:t xml:space="preserve">#include &lt;vector&gt;</w:t>
-      </w:r>
-      <w:r/>
-    </w:p>
-    <w:p>
-      <w:pPr>
-        <w:pBdr/>
-        <w:spacing/>
-        <w:ind/>
-        <w:rPr/>
-      </w:pPr>
-      <w:r>
-        <w:rPr>
-          <w:rFonts w:ascii="Times New Roman" w:hAnsi="Times New Roman" w:cs="Times New Roman"/>
-          <w:sz w:val="28"/>
-          <w:szCs w:val="28"/>
-        </w:rPr>
-      </w:r>
-      <w:r/>
-    </w:p>
-    <w:p>
-      <w:pPr>
-        <w:pBdr/>
-        <w:spacing/>
-        <w:ind/>
-        <w:rPr/>
-      </w:pPr>
-      <w:r>
-        <w:rPr>
-          <w:rFonts w:ascii="Times New Roman" w:hAnsi="Times New Roman" w:cs="Times New Roman"/>
-          <w:sz w:val="28"/>
-          <w:szCs w:val="28"/>
-        </w:rPr>
-        <w:t xml:space="preserve">struct alarm_s_t {</w:t>
-      </w:r>
-      <w:r/>
-    </w:p>
-    <w:p>
-      <w:pPr>
-        <w:pBdr/>
-        <w:spacing/>
-        <w:ind/>
-        <w:rPr/>
-      </w:pPr>
-      <w:r>
-        <w:rPr>
-          <w:rFonts w:ascii="Times New Roman" w:hAnsi="Times New Roman" w:cs="Times New Roman"/>
-          <w:sz w:val="28"/>
-          <w:szCs w:val="28"/>
-        </w:rPr>
-        <w:t xml:space="preserve">    int sensorCount;</w:t>
-      </w:r>
-      <w:r/>
-    </w:p>
-    <w:p>
-      <w:pPr>
-        <w:pBdr/>
-        <w:spacing/>
-        <w:ind/>
-        <w:rPr/>
-      </w:pPr>
-      <w:r>
-        <w:rPr>
-          <w:rFonts w:ascii="Times New Roman" w:hAnsi="Times New Roman" w:cs="Times New Roman"/>
-          <w:sz w:val="28"/>
-          <w:szCs w:val="28"/>
-        </w:rPr>
-        <w:t xml:space="preserve">    bool hasWireless;</w:t>
-      </w:r>
-      <w:r/>
-    </w:p>
-    <w:p>
-      <w:pPr>
-        <w:pBdr/>
-        <w:spacing/>
-        <w:ind/>
-        <w:rPr/>
-      </w:pPr>
-      <w:r>
-        <w:rPr>
-          <w:rFonts w:ascii="Times New Roman" w:hAnsi="Times New Roman" w:cs="Times New Roman"/>
-          <w:sz w:val="28"/>
-          <w:szCs w:val="28"/>
-        </w:rPr>
-        <w:t xml:space="preserve">    std::string alertMethod;</w:t>
-      </w:r>
-      <w:r/>
-    </w:p>
-    <w:p>
-      <w:pPr>
-        <w:pBdr/>
-        <w:spacing/>
-        <w:ind/>
-        <w:rPr/>
-      </w:pPr>
-      <w:r>
-        <w:rPr>
-          <w:rFonts w:ascii="Times New Roman" w:hAnsi="Times New Roman" w:cs="Times New Roman"/>
-          <w:sz w:val="28"/>
-          <w:szCs w:val="28"/>
-        </w:rPr>
-        <w:t xml:space="preserve">};</w:t>
-      </w:r>
-      <w:r/>
-    </w:p>
-    <w:p>
-      <w:pPr>
-        <w:pBdr/>
-        <w:spacing/>
-        <w:ind/>
-        <w:rPr/>
-      </w:pPr>
-      <w:r>
-        <w:rPr>
-          <w:rFonts w:ascii="Times New Roman" w:hAnsi="Times New Roman" w:cs="Times New Roman"/>
-          <w:sz w:val="28"/>
-          <w:szCs w:val="28"/>
-        </w:rPr>
-      </w:r>
-      <w:r/>
-    </w:p>
-    <w:p>
-      <w:pPr>
-        <w:pBdr/>
-        <w:spacing/>
-        <w:ind/>
-        <w:rPr/>
-      </w:pPr>
-      <w:r>
-        <w:rPr>
-          <w:rFonts w:ascii="Times New Roman" w:hAnsi="Times New Roman" w:cs="Times New Roman"/>
-          <w:sz w:val="28"/>
-          <w:szCs w:val="28"/>
-        </w:rPr>
-        <w:t xml:space="preserve">class AlarmSystem {</w:t>
-      </w:r>
-      <w:r/>
-    </w:p>
-    <w:p>
-      <w:pPr>
-        <w:pBdr/>
-        <w:spacing/>
-        <w:ind/>
-        <w:rPr/>
-      </w:pPr>
-      <w:r>
-        <w:rPr>
-          <w:rFonts w:ascii="Times New Roman" w:hAnsi="Times New Roman" w:cs="Times New Roman"/>
-          <w:sz w:val="28"/>
-          <w:szCs w:val="28"/>
-        </w:rPr>
-        <w:t xml:space="preserve">private:</w:t>
-      </w:r>
-      <w:r/>
-    </w:p>
-    <w:p>
-      <w:pPr>
-        <w:pBdr/>
-        <w:spacing/>
-        <w:ind/>
-        <w:rPr/>
-      </w:pPr>
-      <w:r>
-        <w:rPr>
-          <w:rFonts w:ascii="Times New Roman" w:hAnsi="Times New Roman" w:cs="Times New Roman"/>
-          <w:sz w:val="28"/>
-          <w:szCs w:val="28"/>
-        </w:rPr>
-        <w:t xml:space="preserve">    std::vector&lt;alarm_s_t&gt; alarms;</w:t>
-      </w:r>
-      <w:r/>
-    </w:p>
-    <w:p>
-      <w:pPr>
-        <w:pBdr/>
-        <w:spacing/>
-        <w:ind/>
-        <w:rPr/>
-      </w:pPr>
-      <w:r>
-        <w:rPr>
-          <w:rFonts w:ascii="Times New Roman" w:hAnsi="Times New Roman" w:cs="Times New Roman"/>
-          <w:sz w:val="28"/>
-          <w:szCs w:val="28"/>
-        </w:rPr>
-      </w:r>
-      <w:r/>
-    </w:p>
-    <w:p>
-      <w:pPr>
-        <w:pBdr/>
-        <w:spacing/>
-        <w:ind/>
-        <w:rPr/>
-      </w:pPr>
-      <w:r>
-        <w:rPr>
-          <w:rFonts w:ascii="Times New Roman" w:hAnsi="Times New Roman" w:cs="Times New Roman"/>
-          <w:sz w:val="28"/>
-          <w:szCs w:val="28"/>
-        </w:rPr>
-        <w:t xml:space="preserve">public:</w:t>
-      </w:r>
-      <w:r/>
-    </w:p>
-    <w:p>
-      <w:pPr>
-        <w:pBdr/>
-        <w:spacing/>
-        <w:ind/>
-        <w:rPr/>
-      </w:pPr>
-      <w:r>
-        <w:rPr>
-          <w:rFonts w:ascii="Times New Roman" w:hAnsi="Times New Roman" w:cs="Times New Roman"/>
-          <w:sz w:val="28"/>
-          <w:szCs w:val="28"/>
-        </w:rPr>
-        <w:t xml:space="preserve">    AlarmSystem();</w:t>
-      </w:r>
-      <w:r/>
-    </w:p>
-    <w:p>
-      <w:pPr>
-        <w:pBdr/>
-        <w:spacing/>
-        <w:ind/>
-        <w:rPr/>
-      </w:pPr>
-      <w:r>
-        <w:rPr>
-          <w:rFonts w:ascii="Times New Roman" w:hAnsi="Times New Roman" w:cs="Times New Roman"/>
-          <w:sz w:val="28"/>
-          <w:szCs w:val="28"/>
-        </w:rPr>
-        <w:t xml:space="preserve">    ~AlarmSystem();</w:t>
-      </w:r>
-      <w:r/>
-    </w:p>
-    <w:p>
-      <w:pPr>
-        <w:pBdr/>
-        <w:spacing/>
-        <w:ind/>
-        <w:rPr/>
-      </w:pPr>
-      <w:r>
-        <w:rPr>
-          <w:rFonts w:ascii="Times New Roman" w:hAnsi="Times New Roman" w:cs="Times New Roman"/>
-          <w:sz w:val="28"/>
-          <w:szCs w:val="28"/>
-        </w:rPr>
-      </w:r>
-      <w:r/>
-    </w:p>
-    <w:p>
-      <w:pPr>
-        <w:pBdr/>
-        <w:spacing/>
-        <w:ind/>
-        <w:rPr/>
-      </w:pPr>
-      <w:r>
-        <w:rPr>
-          <w:rFonts w:ascii="Times New Roman" w:hAnsi="Times New Roman" w:cs="Times New Roman"/>
-          <w:sz w:val="28"/>
-          <w:szCs w:val="28"/>
-        </w:rPr>
-        <w:t xml:space="preserve">    void addAlarm(int sensors, bool wireless, std::string method);</w:t>
-      </w:r>
-      <w:r/>
-    </w:p>
-    <w:p>
-      <w:pPr>
-        <w:pBdr/>
-        <w:spacing/>
-        <w:ind/>
-        <w:rPr/>
-      </w:pPr>
-      <w:r>
-        <w:rPr>
-          <w:rFonts w:ascii="Times New Roman" w:hAnsi="Times New Roman" w:cs="Times New Roman"/>
-          <w:sz w:val="28"/>
-          <w:szCs w:val="28"/>
-        </w:rPr>
-        <w:t xml:space="preserve">    void insertAlarm(int index, int sensors, bool wireless, std::string method);</w:t>
-      </w:r>
-      <w:r/>
-    </w:p>
-    <w:p>
-      <w:pPr>
-        <w:pBdr/>
-        <w:spacing/>
-        <w:ind/>
-        <w:rPr/>
-      </w:pPr>
-      <w:r>
-        <w:rPr>
-          <w:rFonts w:ascii="Times New Roman" w:hAnsi="Times New Roman" w:cs="Times New Roman"/>
-          <w:sz w:val="28"/>
-          <w:szCs w:val="28"/>
-        </w:rPr>
-        <w:t xml:space="preserve">    void removeAlarm(int index);</w:t>
-      </w:r>
-      <w:r/>
-    </w:p>
-    <w:p>
-      <w:pPr>
-        <w:pBdr/>
-        <w:spacing/>
-        <w:ind/>
-        <w:rPr/>
-      </w:pPr>
-      <w:r>
-        <w:rPr>
-          <w:rFonts w:ascii="Times New Roman" w:hAnsi="Times New Roman" w:cs="Times New Roman"/>
-          <w:sz w:val="28"/>
-          <w:szCs w:val="28"/>
-        </w:rPr>
-        <w:t xml:space="preserve">    void swapAlarms(int i, int j);</w:t>
-      </w:r>
-      <w:r/>
-    </w:p>
-    <w:p>
-      <w:pPr>
-        <w:pBdr/>
-        <w:spacing/>
-        <w:ind/>
-        <w:rPr/>
-      </w:pPr>
-      <w:r>
-        <w:rPr>
-          <w:rFonts w:ascii="Times New Roman" w:hAnsi="Times New Roman" w:cs="Times New Roman"/>
-          <w:sz w:val="28"/>
-          <w:szCs w:val="28"/>
-        </w:rPr>
-        <w:t xml:space="preserve">    void clearAll();</w:t>
-      </w:r>
-      <w:r/>
-    </w:p>
-    <w:p>
-      <w:pPr>
-        <w:pBdr/>
-        <w:spacing/>
-        <w:ind/>
-        <w:rPr/>
-      </w:pPr>
-      <w:r>
-        <w:rPr>
-          <w:rFonts w:ascii="Times New Roman" w:hAnsi="Times New Roman" w:cs="Times New Roman"/>
-          <w:sz w:val="28"/>
-          <w:szCs w:val="28"/>
-        </w:rPr>
-      </w:r>
-      <w:r/>
-    </w:p>
-    <w:p>
-      <w:pPr>
-        <w:pBdr/>
-        <w:spacing/>
-        <w:ind/>
-        <w:rPr/>
-      </w:pPr>
-      <w:r>
-        <w:rPr>
-          <w:rFonts w:ascii="Times New Roman" w:hAnsi="Times New Roman" w:cs="Times New Roman"/>
-          <w:sz w:val="28"/>
-          <w:szCs w:val="28"/>
-        </w:rPr>
-        <w:t xml:space="preserve">    void setSensorCount(int index, int sensors);</w:t>
-      </w:r>
-      <w:r/>
-    </w:p>
-    <w:p>
-      <w:pPr>
-        <w:pBdr/>
-        <w:spacing/>
-        <w:ind/>
-        <w:rPr/>
-      </w:pPr>
-      <w:r>
-        <w:rPr>
-          <w:rFonts w:ascii="Times New Roman" w:hAnsi="Times New Roman" w:cs="Times New Roman"/>
-          <w:sz w:val="28"/>
-          <w:szCs w:val="28"/>
-        </w:rPr>
-        <w:t xml:space="preserve">    void setHasWireless(int index, bool wireless);</w:t>
-      </w:r>
-      <w:r/>
-    </w:p>
-    <w:p>
-      <w:pPr>
-        <w:pBdr/>
-        <w:spacing/>
-        <w:ind/>
-        <w:rPr/>
-      </w:pPr>
-      <w:r>
-        <w:rPr>
-          <w:rFonts w:ascii="Times New Roman" w:hAnsi="Times New Roman" w:cs="Times New Roman"/>
-          <w:sz w:val="28"/>
-          <w:szCs w:val="28"/>
-        </w:rPr>
-        <w:t xml:space="preserve">    void setAlertMethod(int index, std::string method);</w:t>
-      </w:r>
-      <w:r/>
-    </w:p>
-    <w:p>
-      <w:pPr>
-        <w:pBdr/>
-        <w:spacing/>
-        <w:ind/>
-        <w:rPr/>
-      </w:pPr>
-      <w:r>
-        <w:rPr>
-          <w:rFonts w:ascii="Times New Roman" w:hAnsi="Times New Roman" w:cs="Times New Roman"/>
-          <w:sz w:val="28"/>
-          <w:szCs w:val="28"/>
-        </w:rPr>
-      </w:r>
-      <w:r/>
-    </w:p>
-    <w:p>
-      <w:pPr>
-        <w:pBdr/>
-        <w:spacing/>
-        <w:ind/>
-        <w:rPr/>
-      </w:pPr>
-      <w:r>
-        <w:rPr>
-          <w:rFonts w:ascii="Times New Roman" w:hAnsi="Times New Roman" w:cs="Times New Roman"/>
-          <w:sz w:val="28"/>
-          <w:szCs w:val="28"/>
-        </w:rPr>
-        <w:t xml:space="preserve">    void displayAll() const;</w:t>
-      </w:r>
-      <w:r/>
-    </w:p>
-    <w:p>
-      <w:pPr>
-        <w:pBdr/>
-        <w:spacing/>
-        <w:ind/>
-        <w:rPr/>
-      </w:pPr>
-      <w:r>
-        <w:rPr>
-          <w:rFonts w:ascii="Times New Roman" w:hAnsi="Times New Roman" w:cs="Times New Roman"/>
-          <w:sz w:val="28"/>
-          <w:szCs w:val="28"/>
-        </w:rPr>
-        <w:t xml:space="preserve">    void displayByWireless(bool wireless) const;</w:t>
-      </w:r>
-      <w:r/>
-    </w:p>
-    <w:p>
-      <w:pPr>
-        <w:pBdr/>
-        <w:spacing/>
-        <w:ind/>
-        <w:rPr/>
-      </w:pPr>
-      <w:r>
-        <w:rPr>
-          <w:rFonts w:ascii="Times New Roman" w:hAnsi="Times New Roman" w:cs="Times New Roman"/>
-          <w:sz w:val="28"/>
-          <w:szCs w:val="28"/>
-        </w:rPr>
-        <w:t xml:space="preserve">};</w:t>
-      </w:r>
-      <w:r/>
-    </w:p>
-    <w:p>
-      <w:pPr>
-        <w:pBdr/>
-        <w:spacing/>
-        <w:ind/>
-        <w:rPr/>
-      </w:pPr>
-      <w:r>
-        <w:rPr>
-          <w:rFonts w:ascii="Times New Roman" w:hAnsi="Times New Roman" w:cs="Times New Roman"/>
-          <w:sz w:val="28"/>
-          <w:szCs w:val="28"/>
-        </w:rPr>
-      </w:r>
-      <w:r/>
-    </w:p>
-    <w:p>
-      <w:pPr>
-        <w:pBdr/>
-        <w:spacing/>
-        <w:ind/>
-        <w:rPr/>
-      </w:pPr>
-      <w:r>
-        <w:rPr>
-          <w:rFonts w:ascii="Times New Roman" w:hAnsi="Times New Roman" w:cs="Times New Roman"/>
-          <w:sz w:val="28"/>
-          <w:szCs w:val="28"/>
-        </w:rPr>
-        <w:t xml:space="preserve">#endif</w:t>
-      </w:r>
-      <w:r/>
-    </w:p>
-    <w:p>
-      <w:pPr>
-        <w:pBdr/>
-        <w:spacing/>
-        <w:ind/>
-        <w:rPr/>
-      </w:pPr>
-      <w:r>
-        <w:rPr>
-          <w:rFonts w:ascii="Times New Roman" w:hAnsi="Times New Roman" w:cs="Times New Roman"/>
-          <w:sz w:val="28"/>
-          <w:szCs w:val="28"/>
-        </w:rPr>
-      </w:r>
-      <w:r/>
-    </w:p>
-    <w:p>
-      <w:pPr>
-        <w:pBdr/>
-        <w:spacing/>
-        <w:ind/>
-        <w:rPr/>
-      </w:pPr>
-      <w:r>
-        <w:rPr>
-          <w:rFonts w:ascii="Times New Roman" w:hAnsi="Times New Roman" w:cs="Times New Roman"/>
-          <w:sz w:val="28"/>
-          <w:szCs w:val="28"/>
-        </w:rPr>
-        <w:t xml:space="preserve">—— Файл: alarm.cpp ———</w:t>
-      </w:r>
-      <w:r/>
-    </w:p>
-    <w:p>
-      <w:pPr>
-        <w:pBdr/>
-        <w:spacing/>
-        <w:ind/>
-        <w:rPr/>
-      </w:pPr>
-      <w:r>
-        <w:rPr>
-          <w:rFonts w:ascii="Times New Roman" w:hAnsi="Times New Roman" w:cs="Times New Roman"/>
-          <w:sz w:val="28"/>
-          <w:szCs w:val="28"/>
-        </w:rPr>
-      </w:r>
-      <w:r/>
-    </w:p>
-    <w:p>
-      <w:pPr>
-        <w:pBdr/>
-        <w:spacing/>
-        <w:ind/>
-        <w:rPr/>
-      </w:pPr>
-      <w:r>
-        <w:rPr>
-          <w:rFonts w:ascii="Times New Roman" w:hAnsi="Times New Roman" w:cs="Times New Roman"/>
-          <w:sz w:val="28"/>
-          <w:szCs w:val="28"/>
-        </w:rPr>
-        <w:t xml:space="preserve">#include "alarm.h"</w:t>
-      </w:r>
-      <w:r/>
-    </w:p>
-    <w:p>
-      <w:pPr>
-        <w:pBdr/>
-        <w:spacing/>
-        <w:ind/>
-        <w:rPr/>
-      </w:pPr>
-      <w:r>
-        <w:rPr>
-          <w:rFonts w:ascii="Times New Roman" w:hAnsi="Times New Roman" w:cs="Times New Roman"/>
-          <w:sz w:val="28"/>
-          <w:szCs w:val="28"/>
-        </w:rPr>
-        <w:t xml:space="preserve">#include &lt;iostream&gt;</w:t>
-      </w:r>
-      <w:r/>
-    </w:p>
-    <w:p>
-      <w:pPr>
-        <w:pBdr/>
-        <w:spacing/>
-        <w:ind/>
-        <w:rPr/>
-      </w:pPr>
-      <w:r>
-        <w:rPr>
-          <w:rFonts w:ascii="Times New Roman" w:hAnsi="Times New Roman" w:cs="Times New Roman"/>
-          <w:sz w:val="28"/>
-          <w:szCs w:val="28"/>
-        </w:rPr>
-      </w:r>
-      <w:r/>
-    </w:p>
-    <w:p>
-      <w:pPr>
-        <w:pBdr/>
-        <w:spacing/>
-        <w:ind/>
-        <w:rPr/>
-      </w:pPr>
-      <w:r>
-        <w:rPr>
-          <w:rFonts w:ascii="Times New Roman" w:hAnsi="Times New Roman" w:cs="Times New Roman"/>
-          <w:sz w:val="28"/>
-          <w:szCs w:val="28"/>
-        </w:rPr>
-        <w:t xml:space="preserve">using namespace std;</w:t>
-      </w:r>
-      <w:r/>
-    </w:p>
-    <w:p>
-      <w:pPr>
-        <w:pBdr/>
-        <w:spacing/>
-        <w:ind/>
-        <w:rPr/>
-      </w:pPr>
-      <w:r>
-        <w:rPr>
-          <w:rFonts w:ascii="Times New Roman" w:hAnsi="Times New Roman" w:cs="Times New Roman"/>
-          <w:sz w:val="28"/>
-          <w:szCs w:val="28"/>
-        </w:rPr>
-      </w:r>
-      <w:r/>
-    </w:p>
-    <w:p>
-      <w:pPr>
-        <w:pBdr/>
-        <w:spacing/>
-        <w:ind/>
-        <w:rPr/>
-      </w:pPr>
-      <w:r>
-        <w:rPr>
-          <w:rFonts w:ascii="Times New Roman" w:hAnsi="Times New Roman" w:cs="Times New Roman"/>
-          <w:sz w:val="28"/>
-          <w:szCs w:val="28"/>
-        </w:rPr>
-        <w:t xml:space="preserve">AlarmSystem::AlarmSystem() {</w:t>
-      </w:r>
-      <w:r/>
-    </w:p>
-    <w:p>
-      <w:pPr>
-        <w:pBdr/>
-        <w:spacing/>
-        <w:ind/>
-        <w:rPr/>
-      </w:pPr>
-      <w:r>
-        <w:rPr>
-          <w:rFonts w:ascii="Times New Roman" w:hAnsi="Times New Roman" w:cs="Times New Roman"/>
-          <w:sz w:val="28"/>
-          <w:szCs w:val="28"/>
-        </w:rPr>
-        <w:t xml:space="preserve">    cout &lt;&lt; "Викликано конструктор\n";</w:t>
-      </w:r>
-      <w:r/>
-    </w:p>
-    <w:p>
-      <w:pPr>
-        <w:pBdr/>
-        <w:spacing/>
-        <w:ind/>
-        <w:rPr/>
-      </w:pPr>
-      <w:r>
-        <w:rPr>
-          <w:rFonts w:ascii="Times New Roman" w:hAnsi="Times New Roman" w:cs="Times New Roman"/>
-          <w:sz w:val="28"/>
-          <w:szCs w:val="28"/>
-        </w:rPr>
-        <w:t xml:space="preserve">}</w:t>
-      </w:r>
-      <w:r/>
-    </w:p>
-    <w:p>
-      <w:pPr>
-        <w:pBdr/>
-        <w:spacing/>
-        <w:ind/>
-        <w:rPr/>
-      </w:pPr>
-      <w:r>
-        <w:rPr>
-          <w:rFonts w:ascii="Times New Roman" w:hAnsi="Times New Roman" w:cs="Times New Roman"/>
-          <w:sz w:val="28"/>
-          <w:szCs w:val="28"/>
-        </w:rPr>
-      </w:r>
-      <w:r/>
-    </w:p>
-    <w:p>
-      <w:pPr>
-        <w:pBdr/>
-        <w:spacing/>
-        <w:ind/>
-        <w:rPr/>
-      </w:pPr>
-      <w:r>
-        <w:rPr>
-          <w:rFonts w:ascii="Times New Roman" w:hAnsi="Times New Roman" w:cs="Times New Roman"/>
-          <w:sz w:val="28"/>
-          <w:szCs w:val="28"/>
-        </w:rPr>
-        <w:t xml:space="preserve">AlarmSystem::~AlarmSystem() {</w:t>
-      </w:r>
-      <w:r/>
-    </w:p>
-    <w:p>
-      <w:pPr>
-        <w:pBdr/>
-        <w:spacing/>
-        <w:ind/>
-        <w:rPr/>
-      </w:pPr>
-      <w:r>
-        <w:rPr>
-          <w:rFonts w:ascii="Times New Roman" w:hAnsi="Times New Roman" w:cs="Times New Roman"/>
-          <w:sz w:val="28"/>
-          <w:szCs w:val="28"/>
-        </w:rPr>
-        <w:t xml:space="preserve">    cout &lt;&lt; "Викликано деструктор\n";</w:t>
-      </w:r>
-      <w:r/>
-    </w:p>
-    <w:p>
-      <w:pPr>
-        <w:pBdr/>
-        <w:spacing/>
-        <w:ind/>
-        <w:rPr/>
-      </w:pPr>
-      <w:r>
-        <w:rPr>
-          <w:rFonts w:ascii="Times New Roman" w:hAnsi="Times New Roman" w:cs="Times New Roman"/>
-          <w:sz w:val="28"/>
-          <w:szCs w:val="28"/>
-        </w:rPr>
-        <w:t xml:space="preserve">}</w:t>
-      </w:r>
-      <w:r/>
-    </w:p>
-    <w:p>
-      <w:pPr>
-        <w:pBdr/>
-        <w:spacing/>
-        <w:ind/>
-        <w:rPr/>
-      </w:pPr>
-      <w:r>
-        <w:rPr>
-          <w:rFonts w:ascii="Times New Roman" w:hAnsi="Times New Roman" w:cs="Times New Roman"/>
-          <w:sz w:val="28"/>
-          <w:szCs w:val="28"/>
-        </w:rPr>
-      </w:r>
-      <w:r/>
-    </w:p>
-    <w:p>
-      <w:pPr>
-        <w:pBdr/>
-        <w:spacing/>
-        <w:ind/>
-        <w:rPr/>
-      </w:pPr>
-      <w:r>
-        <w:rPr>
-          <w:rFonts w:ascii="Times New Roman" w:hAnsi="Times New Roman" w:cs="Times New Roman"/>
-          <w:sz w:val="28"/>
-          <w:szCs w:val="28"/>
-        </w:rPr>
-        <w:t xml:space="preserve">void AlarmSystem::addAlarm(int sensors, bool wireless, string method) {</w:t>
-      </w:r>
-      <w:r/>
-    </w:p>
-    <w:p>
-      <w:pPr>
-        <w:pBdr/>
-        <w:spacing/>
-        <w:ind/>
-        <w:rPr/>
-      </w:pPr>
-      <w:r>
-        <w:rPr>
-          <w:rFonts w:ascii="Times New Roman" w:hAnsi="Times New Roman" w:cs="Times New Roman"/>
-          <w:sz w:val="28"/>
-          <w:szCs w:val="28"/>
-        </w:rPr>
-        <w:t xml:space="preserve">    if (sensors &lt; 1 || sensors &gt; 1000) {</w:t>
-      </w:r>
-      <w:r/>
-    </w:p>
-    <w:p>
-      <w:pPr>
-        <w:pBdr/>
-        <w:spacing/>
-        <w:ind/>
-        <w:rPr/>
-      </w:pPr>
-      <w:r>
-        <w:rPr>
-          <w:rFonts w:ascii="Times New Roman" w:hAnsi="Times New Roman" w:cs="Times New Roman"/>
-          <w:sz w:val="28"/>
-          <w:szCs w:val="28"/>
-        </w:rPr>
-        <w:t xml:space="preserve">        cout &lt;&lt; "Помилка: кількість датчиків має бути від 1 до 1000!\n";</w:t>
-      </w:r>
-      <w:r/>
-    </w:p>
-    <w:p>
-      <w:pPr>
-        <w:pBdr/>
-        <w:spacing/>
-        <w:ind/>
-        <w:rPr/>
-      </w:pPr>
-      <w:r>
-        <w:rPr>
-          <w:rFonts w:ascii="Times New Roman" w:hAnsi="Times New Roman" w:cs="Times New Roman"/>
-          <w:sz w:val="28"/>
-          <w:szCs w:val="28"/>
-        </w:rPr>
-        <w:t xml:space="preserve">        return;</w:t>
-      </w:r>
-      <w:r/>
-    </w:p>
-    <w:p>
-      <w:pPr>
-        <w:pBdr/>
-        <w:spacing/>
-        <w:ind/>
-        <w:rPr/>
-      </w:pPr>
-      <w:r>
-        <w:rPr>
-          <w:rFonts w:ascii="Times New Roman" w:hAnsi="Times New Roman" w:cs="Times New Roman"/>
-          <w:sz w:val="28"/>
-          <w:szCs w:val="28"/>
-        </w:rPr>
-        <w:t xml:space="preserve">    }</w:t>
-      </w:r>
-      <w:r/>
-    </w:p>
-    <w:p>
-      <w:pPr>
-        <w:pBdr/>
-        <w:spacing/>
-        <w:ind/>
-        <w:rPr/>
-      </w:pPr>
-      <w:r>
-        <w:rPr>
-          <w:rFonts w:ascii="Times New Roman" w:hAnsi="Times New Roman" w:cs="Times New Roman"/>
-          <w:sz w:val="28"/>
-          <w:szCs w:val="28"/>
-        </w:rPr>
-        <w:t xml:space="preserve">    if (method.empty()) {</w:t>
-      </w:r>
-      <w:r/>
-    </w:p>
-    <w:p>
-      <w:pPr>
-        <w:pBdr/>
-        <w:spacing/>
-        <w:ind/>
-        <w:rPr/>
-      </w:pPr>
-      <w:r>
-        <w:rPr>
-          <w:rFonts w:ascii="Times New Roman" w:hAnsi="Times New Roman" w:cs="Times New Roman"/>
-          <w:sz w:val="28"/>
-          <w:szCs w:val="28"/>
-        </w:rPr>
-        <w:t xml:space="preserve">        cout &lt;&lt; "Помилка: спосіб оповіщення не може бути порожнім!\n";</w:t>
-      </w:r>
-      <w:r/>
-    </w:p>
-    <w:p>
-      <w:pPr>
-        <w:pBdr/>
-        <w:spacing/>
-        <w:ind/>
-        <w:rPr/>
-      </w:pPr>
-      <w:r>
-        <w:rPr>
-          <w:rFonts w:ascii="Times New Roman" w:hAnsi="Times New Roman" w:cs="Times New Roman"/>
-          <w:sz w:val="28"/>
-          <w:szCs w:val="28"/>
-        </w:rPr>
-        <w:t xml:space="preserve">        return;</w:t>
-      </w:r>
-      <w:r/>
-    </w:p>
-    <w:p>
-      <w:pPr>
-        <w:pBdr/>
-        <w:spacing/>
-        <w:ind/>
-        <w:rPr/>
-      </w:pPr>
-      <w:r>
-        <w:rPr>
-          <w:rFonts w:ascii="Times New Roman" w:hAnsi="Times New Roman" w:cs="Times New Roman"/>
-          <w:sz w:val="28"/>
-          <w:szCs w:val="28"/>
-        </w:rPr>
-        <w:t xml:space="preserve">    }</w:t>
-      </w:r>
-      <w:r/>
-    </w:p>
-    <w:p>
-      <w:pPr>
-        <w:pBdr/>
-        <w:spacing/>
-        <w:ind/>
-        <w:rPr/>
-      </w:pPr>
-      <w:r>
-        <w:rPr>
-          <w:rFonts w:ascii="Times New Roman" w:hAnsi="Times New Roman" w:cs="Times New Roman"/>
-          <w:sz w:val="28"/>
-          <w:szCs w:val="28"/>
-        </w:rPr>
-      </w:r>
-      <w:r/>
-    </w:p>
-    <w:p>
-      <w:pPr>
-        <w:pBdr/>
-        <w:spacing/>
-        <w:ind/>
-        <w:rPr/>
-      </w:pPr>
-      <w:r>
-        <w:rPr>
-          <w:rFonts w:ascii="Times New Roman" w:hAnsi="Times New Roman" w:cs="Times New Roman"/>
-          <w:sz w:val="28"/>
-          <w:szCs w:val="28"/>
-        </w:rPr>
-        <w:t xml:space="preserve">    alarm_s_t item;</w:t>
-      </w:r>
-      <w:r/>
-    </w:p>
-    <w:p>
-      <w:pPr>
-        <w:pBdr/>
-        <w:spacing/>
-        <w:ind/>
-        <w:rPr/>
-      </w:pPr>
-      <w:r>
-        <w:rPr>
-          <w:rFonts w:ascii="Times New Roman" w:hAnsi="Times New Roman" w:cs="Times New Roman"/>
-          <w:sz w:val="28"/>
-          <w:szCs w:val="28"/>
-        </w:rPr>
-        <w:t xml:space="preserve">    item.sensorCount = sensors;</w:t>
-      </w:r>
-      <w:r/>
-    </w:p>
-    <w:p>
-      <w:pPr>
-        <w:pBdr/>
-        <w:spacing/>
-        <w:ind/>
-        <w:rPr/>
-      </w:pPr>
-      <w:r>
-        <w:rPr>
-          <w:rFonts w:ascii="Times New Roman" w:hAnsi="Times New Roman" w:cs="Times New Roman"/>
-          <w:sz w:val="28"/>
-          <w:szCs w:val="28"/>
-        </w:rPr>
-        <w:t xml:space="preserve">    item.hasWireless = wireless;</w:t>
-      </w:r>
-      <w:r/>
-    </w:p>
-    <w:p>
-      <w:pPr>
-        <w:pBdr/>
-        <w:spacing/>
-        <w:ind/>
-        <w:rPr/>
-      </w:pPr>
-      <w:r>
-        <w:rPr>
-          <w:rFonts w:ascii="Times New Roman" w:hAnsi="Times New Roman" w:cs="Times New Roman"/>
-          <w:sz w:val="28"/>
-          <w:szCs w:val="28"/>
-        </w:rPr>
-        <w:t xml:space="preserve">    item.alertMethod = method;</w:t>
-      </w:r>
-      <w:r/>
-    </w:p>
-    <w:p>
-      <w:pPr>
-        <w:pBdr/>
-        <w:spacing/>
-        <w:ind/>
-        <w:rPr/>
-      </w:pPr>
-      <w:r>
-        <w:rPr>
-          <w:rFonts w:ascii="Times New Roman" w:hAnsi="Times New Roman" w:cs="Times New Roman"/>
-          <w:sz w:val="28"/>
-          <w:szCs w:val="28"/>
-        </w:rPr>
-        <w:t xml:space="preserve">    alarms.push_back(item);</w:t>
-      </w:r>
-      <w:r/>
-    </w:p>
-    <w:p>
-      <w:pPr>
-        <w:pBdr/>
-        <w:spacing/>
-        <w:ind/>
-        <w:rPr/>
-      </w:pPr>
-      <w:r>
-        <w:rPr>
-          <w:rFonts w:ascii="Times New Roman" w:hAnsi="Times New Roman" w:cs="Times New Roman"/>
-          <w:sz w:val="28"/>
-          <w:szCs w:val="28"/>
-        </w:rPr>
-        <w:t xml:space="preserve">}</w:t>
-      </w:r>
-      <w:r/>
-    </w:p>
-    <w:p>
-      <w:pPr>
-        <w:pBdr/>
-        <w:spacing/>
-        <w:ind/>
-        <w:rPr/>
-      </w:pPr>
-      <w:r>
-        <w:rPr>
-          <w:rFonts w:ascii="Times New Roman" w:hAnsi="Times New Roman" w:cs="Times New Roman"/>
-          <w:sz w:val="28"/>
-          <w:szCs w:val="28"/>
-        </w:rPr>
-      </w:r>
-      <w:r/>
-    </w:p>
-    <w:p>
-      <w:pPr>
-        <w:pBdr/>
-        <w:spacing/>
-        <w:ind/>
-        <w:rPr/>
-      </w:pPr>
-      <w:r>
-        <w:rPr>
-          <w:rFonts w:ascii="Times New Roman" w:hAnsi="Times New Roman" w:cs="Times New Roman"/>
-          <w:sz w:val="28"/>
-          <w:szCs w:val="28"/>
-        </w:rPr>
-        <w:t xml:space="preserve">void AlarmSystem::insertAlarm(int index, int sensors, bool wireless, string method) {</w:t>
-      </w:r>
-      <w:r/>
-    </w:p>
-    <w:p>
-      <w:pPr>
-        <w:pBdr/>
-        <w:spacing/>
-        <w:ind/>
-        <w:rPr/>
-      </w:pPr>
-      <w:r>
-        <w:rPr>
-          <w:rFonts w:ascii="Times New Roman" w:hAnsi="Times New Roman" w:cs="Times New Roman"/>
-          <w:sz w:val="28"/>
-          <w:szCs w:val="28"/>
-        </w:rPr>
-        <w:t xml:space="preserve">    if (index &lt; 0 || index &gt; (int)alarms.size()) {</w:t>
-      </w:r>
-      <w:r/>
-    </w:p>
-    <w:p>
-      <w:pPr>
-        <w:pBdr/>
-        <w:spacing/>
-        <w:ind/>
-        <w:rPr/>
-      </w:pPr>
-      <w:r>
-        <w:rPr>
-          <w:rFonts w:ascii="Times New Roman" w:hAnsi="Times New Roman" w:cs="Times New Roman"/>
-          <w:sz w:val="28"/>
-          <w:szCs w:val="28"/>
-        </w:rPr>
-        <w:t xml:space="preserve">        cout &lt;&lt; "Помилка: некоректний індекс для вставки!\n";</w:t>
-      </w:r>
-      <w:r/>
-    </w:p>
-    <w:p>
-      <w:pPr>
-        <w:pBdr/>
-        <w:spacing/>
-        <w:ind/>
-        <w:rPr/>
-      </w:pPr>
-      <w:r>
-        <w:rPr>
-          <w:rFonts w:ascii="Times New Roman" w:hAnsi="Times New Roman" w:cs="Times New Roman"/>
-          <w:sz w:val="28"/>
-          <w:szCs w:val="28"/>
-        </w:rPr>
-        <w:t xml:space="preserve">        return;</w:t>
-      </w:r>
-      <w:r/>
-    </w:p>
-    <w:p>
-      <w:pPr>
-        <w:pBdr/>
-        <w:spacing/>
-        <w:ind/>
-        <w:rPr/>
-      </w:pPr>
-      <w:r>
-        <w:rPr>
-          <w:rFonts w:ascii="Times New Roman" w:hAnsi="Times New Roman" w:cs="Times New Roman"/>
-          <w:sz w:val="28"/>
-          <w:szCs w:val="28"/>
-        </w:rPr>
-        <w:t xml:space="preserve">    }</w:t>
-      </w:r>
-      <w:r/>
-    </w:p>
-    <w:p>
-      <w:pPr>
-        <w:pBdr/>
-        <w:spacing/>
-        <w:ind/>
-        <w:rPr/>
-      </w:pPr>
-      <w:r>
-        <w:rPr>
-          <w:rFonts w:ascii="Times New Roman" w:hAnsi="Times New Roman" w:cs="Times New Roman"/>
-          <w:sz w:val="28"/>
-          <w:szCs w:val="28"/>
-        </w:rPr>
-        <w:t xml:space="preserve">    if (sensors &lt; 1 || sensors &gt; 1000) {</w:t>
-      </w:r>
-      <w:r/>
-    </w:p>
-    <w:p>
-      <w:pPr>
-        <w:pBdr/>
-        <w:spacing/>
-        <w:ind/>
-        <w:rPr/>
-      </w:pPr>
-      <w:r>
-        <w:rPr>
-          <w:rFonts w:ascii="Times New Roman" w:hAnsi="Times New Roman" w:cs="Times New Roman"/>
-          <w:sz w:val="28"/>
-          <w:szCs w:val="28"/>
-        </w:rPr>
-        <w:t xml:space="preserve">        cout &lt;&lt; "Помилка: кількість датчиків має бути від 1 до 1000!\n";</w:t>
-      </w:r>
-      <w:r/>
-    </w:p>
-    <w:p>
-      <w:pPr>
-        <w:pBdr/>
-        <w:spacing/>
-        <w:ind/>
-        <w:rPr/>
-      </w:pPr>
-      <w:r>
-        <w:rPr>
-          <w:rFonts w:ascii="Times New Roman" w:hAnsi="Times New Roman" w:cs="Times New Roman"/>
-          <w:sz w:val="28"/>
-          <w:szCs w:val="28"/>
-        </w:rPr>
-        <w:t xml:space="preserve">        return;</w:t>
-      </w:r>
-      <w:r/>
-    </w:p>
-    <w:p>
-      <w:pPr>
-        <w:pBdr/>
-        <w:spacing/>
-        <w:ind/>
-        <w:rPr/>
-      </w:pPr>
-      <w:r>
-        <w:rPr>
-          <w:rFonts w:ascii="Times New Roman" w:hAnsi="Times New Roman" w:cs="Times New Roman"/>
-          <w:sz w:val="28"/>
-          <w:szCs w:val="28"/>
-        </w:rPr>
-        <w:t xml:space="preserve">    }</w:t>
-      </w:r>
-      <w:r/>
-    </w:p>
-    <w:p>
-      <w:pPr>
-        <w:pBdr/>
-        <w:spacing/>
-        <w:ind/>
-        <w:rPr/>
-      </w:pPr>
-      <w:r>
-        <w:rPr>
-          <w:rFonts w:ascii="Times New Roman" w:hAnsi="Times New Roman" w:cs="Times New Roman"/>
-          <w:sz w:val="28"/>
-          <w:szCs w:val="28"/>
-        </w:rPr>
-        <w:t xml:space="preserve">    if (method.empty()) {</w:t>
-      </w:r>
-      <w:r/>
-    </w:p>
-    <w:p>
-      <w:pPr>
-        <w:pBdr/>
-        <w:spacing/>
-        <w:ind/>
-        <w:rPr/>
-      </w:pPr>
-      <w:r>
-        <w:rPr>
-          <w:rFonts w:ascii="Times New Roman" w:hAnsi="Times New Roman" w:cs="Times New Roman"/>
-          <w:sz w:val="28"/>
-          <w:szCs w:val="28"/>
-        </w:rPr>
-        <w:t xml:space="preserve">        cout &lt;&lt; "Помилка: спосіб оповіщення не може бути порожнім!\n";</w:t>
-      </w:r>
-      <w:r/>
-    </w:p>
-    <w:p>
-      <w:pPr>
-        <w:pBdr/>
-        <w:spacing/>
-        <w:ind/>
-        <w:rPr/>
-      </w:pPr>
-      <w:r>
-        <w:rPr>
-          <w:rFonts w:ascii="Times New Roman" w:hAnsi="Times New Roman" w:cs="Times New Roman"/>
-          <w:sz w:val="28"/>
-          <w:szCs w:val="28"/>
-        </w:rPr>
-        <w:t xml:space="preserve">        return;</w:t>
-      </w:r>
-      <w:r/>
-    </w:p>
-    <w:p>
-      <w:pPr>
-        <w:pBdr/>
-        <w:spacing/>
-        <w:ind/>
-        <w:rPr/>
-      </w:pPr>
-      <w:r>
-        <w:rPr>
-          <w:rFonts w:ascii="Times New Roman" w:hAnsi="Times New Roman" w:cs="Times New Roman"/>
-          <w:sz w:val="28"/>
-          <w:szCs w:val="28"/>
-        </w:rPr>
-        <w:t xml:space="preserve">    }</w:t>
-      </w:r>
-      <w:r/>
-    </w:p>
-    <w:p>
-      <w:pPr>
-        <w:pBdr/>
-        <w:spacing/>
-        <w:ind/>
-        <w:rPr/>
-      </w:pPr>
-      <w:r>
-        <w:rPr>
-          <w:rFonts w:ascii="Times New Roman" w:hAnsi="Times New Roman" w:cs="Times New Roman"/>
-          <w:sz w:val="28"/>
-          <w:szCs w:val="28"/>
-        </w:rPr>
-      </w:r>
-      <w:r/>
-    </w:p>
-    <w:p>
-      <w:pPr>
-        <w:pBdr/>
-        <w:spacing/>
-        <w:ind/>
-        <w:rPr/>
-      </w:pPr>
-      <w:r>
-        <w:rPr>
-          <w:rFonts w:ascii="Times New Roman" w:hAnsi="Times New Roman" w:cs="Times New Roman"/>
-          <w:sz w:val="28"/>
-          <w:szCs w:val="28"/>
-        </w:rPr>
-        <w:t xml:space="preserve">    alarm_s_t item;</w:t>
-      </w:r>
-      <w:r/>
-    </w:p>
-    <w:p>
-      <w:pPr>
-        <w:pBdr/>
-        <w:spacing/>
-        <w:ind/>
-        <w:rPr/>
-      </w:pPr>
-      <w:r>
-        <w:rPr>
-          <w:rFonts w:ascii="Times New Roman" w:hAnsi="Times New Roman" w:cs="Times New Roman"/>
-          <w:sz w:val="28"/>
-          <w:szCs w:val="28"/>
-        </w:rPr>
-        <w:t xml:space="preserve">    item.sensorCount = sensors;</w:t>
-      </w:r>
-      <w:r/>
-    </w:p>
-    <w:p>
-      <w:pPr>
-        <w:pBdr/>
-        <w:spacing/>
-        <w:ind/>
-        <w:rPr/>
-      </w:pPr>
-      <w:r>
-        <w:rPr>
-          <w:rFonts w:ascii="Times New Roman" w:hAnsi="Times New Roman" w:cs="Times New Roman"/>
-          <w:sz w:val="28"/>
-          <w:szCs w:val="28"/>
-        </w:rPr>
-        <w:t xml:space="preserve">    item.hasWireless = wireless;</w:t>
-      </w:r>
-      <w:r/>
-    </w:p>
-    <w:p>
-      <w:pPr>
-        <w:pBdr/>
-        <w:spacing/>
-        <w:ind/>
-        <w:rPr/>
-      </w:pPr>
-      <w:r>
-        <w:rPr>
-          <w:rFonts w:ascii="Times New Roman" w:hAnsi="Times New Roman" w:cs="Times New Roman"/>
-          <w:sz w:val="28"/>
-          <w:szCs w:val="28"/>
-        </w:rPr>
-        <w:t xml:space="preserve">    item.alertMethod = method;</w:t>
-      </w:r>
-      <w:r/>
-    </w:p>
-    <w:p>
-      <w:pPr>
-        <w:pBdr/>
-        <w:spacing/>
-        <w:ind/>
-        <w:rPr/>
-      </w:pPr>
-      <w:r>
-        <w:rPr>
-          <w:rFonts w:ascii="Times New Roman" w:hAnsi="Times New Roman" w:cs="Times New Roman"/>
-          <w:sz w:val="28"/>
-          <w:szCs w:val="28"/>
-        </w:rPr>
-        <w:t xml:space="preserve">    alarms.insert(alarms.begin() + index, item);</w:t>
-      </w:r>
-      <w:r/>
-    </w:p>
-    <w:p>
-      <w:pPr>
-        <w:pBdr/>
-        <w:spacing/>
-        <w:ind/>
-        <w:rPr/>
-      </w:pPr>
-      <w:r>
-        <w:rPr>
-          <w:rFonts w:ascii="Times New Roman" w:hAnsi="Times New Roman" w:cs="Times New Roman"/>
-          <w:sz w:val="28"/>
-          <w:szCs w:val="28"/>
-        </w:rPr>
-        <w:t xml:space="preserve">}</w:t>
-      </w:r>
-      <w:r/>
-    </w:p>
-    <w:p>
-      <w:pPr>
-        <w:pBdr/>
-        <w:spacing/>
-        <w:ind/>
-        <w:rPr/>
-      </w:pPr>
-      <w:r>
-        <w:rPr>
-          <w:rFonts w:ascii="Times New Roman" w:hAnsi="Times New Roman" w:cs="Times New Roman"/>
-          <w:sz w:val="28"/>
-          <w:szCs w:val="28"/>
-        </w:rPr>
-      </w:r>
-      <w:r/>
-    </w:p>
-    <w:p>
-      <w:pPr>
-        <w:pBdr/>
-        <w:spacing/>
-        <w:ind/>
-        <w:rPr/>
-      </w:pPr>
-      <w:r>
-        <w:rPr>
-          <w:rFonts w:ascii="Times New Roman" w:hAnsi="Times New Roman" w:cs="Times New Roman"/>
-          <w:sz w:val="28"/>
-          <w:szCs w:val="28"/>
-        </w:rPr>
-        <w:t xml:space="preserve">void AlarmSystem::removeAlarm(int index) {</w:t>
-      </w:r>
-      <w:r/>
-    </w:p>
-    <w:p>
-      <w:pPr>
-        <w:pBdr/>
-        <w:spacing/>
-        <w:ind/>
-        <w:rPr/>
-      </w:pPr>
-      <w:r>
-        <w:rPr>
-          <w:rFonts w:ascii="Times New Roman" w:hAnsi="Times New Roman" w:cs="Times New Roman"/>
-          <w:sz w:val="28"/>
-          <w:szCs w:val="28"/>
-        </w:rPr>
-        <w:t xml:space="preserve">    if (index &lt; 0 || index &gt;= (int)alarms.size()) {</w:t>
-      </w:r>
-      <w:r/>
-    </w:p>
-    <w:p>
-      <w:pPr>
-        <w:pBdr/>
-        <w:spacing/>
-        <w:ind/>
-        <w:rPr/>
-      </w:pPr>
-      <w:r>
-        <w:rPr>
-          <w:rFonts w:ascii="Times New Roman" w:hAnsi="Times New Roman" w:cs="Times New Roman"/>
-          <w:sz w:val="28"/>
-          <w:szCs w:val="28"/>
-        </w:rPr>
-        <w:t xml:space="preserve">        cout &lt;&lt; "Помилка: некоректний індекс для видалення!\n";</w:t>
-      </w:r>
-      <w:r/>
-    </w:p>
-    <w:p>
-      <w:pPr>
-        <w:pBdr/>
-        <w:spacing/>
-        <w:ind/>
-        <w:rPr/>
-      </w:pPr>
-      <w:r>
-        <w:rPr>
-          <w:rFonts w:ascii="Times New Roman" w:hAnsi="Times New Roman" w:cs="Times New Roman"/>
-          <w:sz w:val="28"/>
-          <w:szCs w:val="28"/>
-        </w:rPr>
-        <w:t xml:space="preserve">        return;</w:t>
-      </w:r>
-      <w:r/>
-    </w:p>
-    <w:p>
-      <w:pPr>
-        <w:pBdr/>
-        <w:spacing/>
-        <w:ind/>
-        <w:rPr/>
-      </w:pPr>
-      <w:r>
-        <w:rPr>
-          <w:rFonts w:ascii="Times New Roman" w:hAnsi="Times New Roman" w:cs="Times New Roman"/>
-          <w:sz w:val="28"/>
-          <w:szCs w:val="28"/>
-        </w:rPr>
-        <w:t xml:space="preserve">    }</w:t>
-      </w:r>
-      <w:r/>
-    </w:p>
-    <w:p>
-      <w:pPr>
-        <w:pBdr/>
-        <w:spacing/>
-        <w:ind/>
-        <w:rPr/>
-      </w:pPr>
-      <w:r>
-        <w:rPr>
-          <w:rFonts w:ascii="Times New Roman" w:hAnsi="Times New Roman" w:cs="Times New Roman"/>
-          <w:sz w:val="28"/>
-          <w:szCs w:val="28"/>
-        </w:rPr>
-        <w:t xml:space="preserve">    alarms.erase(alarms.begin() + index);</w:t>
-      </w:r>
-      <w:r/>
-    </w:p>
-    <w:p>
-      <w:pPr>
-        <w:pBdr/>
-        <w:spacing/>
-        <w:ind/>
-        <w:rPr/>
-      </w:pPr>
-      <w:r>
-        <w:rPr>
-          <w:rFonts w:ascii="Times New Roman" w:hAnsi="Times New Roman" w:cs="Times New Roman"/>
-          <w:sz w:val="28"/>
-          <w:szCs w:val="28"/>
-        </w:rPr>
-        <w:t xml:space="preserve">}</w:t>
-      </w:r>
-      <w:r/>
-    </w:p>
-    <w:p>
-      <w:pPr>
-        <w:pBdr/>
-        <w:spacing/>
-        <w:ind/>
-        <w:rPr/>
-      </w:pPr>
-      <w:r>
-        <w:rPr>
-          <w:rFonts w:ascii="Times New Roman" w:hAnsi="Times New Roman" w:cs="Times New Roman"/>
-          <w:sz w:val="28"/>
-          <w:szCs w:val="28"/>
-        </w:rPr>
-      </w:r>
-      <w:r/>
-    </w:p>
-    <w:p>
-      <w:pPr>
-        <w:pBdr/>
-        <w:spacing/>
-        <w:ind/>
-        <w:rPr/>
-      </w:pPr>
-      <w:r>
-        <w:rPr>
-          <w:rFonts w:ascii="Times New Roman" w:hAnsi="Times New Roman" w:cs="Times New Roman"/>
-          <w:sz w:val="28"/>
-          <w:szCs w:val="28"/>
-        </w:rPr>
-        <w:t xml:space="preserve">void AlarmSystem::swapAlarms(int i, int j) {</w:t>
-      </w:r>
-      <w:r/>
-    </w:p>
-    <w:p>
-      <w:pPr>
-        <w:pBdr/>
-        <w:spacing/>
-        <w:ind/>
-        <w:rPr/>
-      </w:pPr>
-      <w:r>
-        <w:rPr>
-          <w:rFonts w:ascii="Times New Roman" w:hAnsi="Times New Roman" w:cs="Times New Roman"/>
-          <w:sz w:val="28"/>
-          <w:szCs w:val="28"/>
-        </w:rPr>
-        <w:t xml:space="preserve">    if (i &lt; 0 || j &lt; 0 || i &gt;= (int)alarms.size() || j &gt;= (int)alarms.size()) {</w:t>
-      </w:r>
-      <w:r/>
-    </w:p>
-    <w:p>
-      <w:pPr>
-        <w:pBdr/>
-        <w:spacing/>
-        <w:ind/>
-        <w:rPr/>
-      </w:pPr>
-      <w:r>
-        <w:rPr>
-          <w:rFonts w:ascii="Times New Roman" w:hAnsi="Times New Roman" w:cs="Times New Roman"/>
-          <w:sz w:val="28"/>
-          <w:szCs w:val="28"/>
-        </w:rPr>
-        <w:t xml:space="preserve">        cout &lt;&lt; "Помилка: некоректні індекси для обміну!\n";</w:t>
-      </w:r>
-      <w:r/>
-    </w:p>
-    <w:p>
-      <w:pPr>
-        <w:pBdr/>
-        <w:spacing/>
-        <w:ind/>
-        <w:rPr/>
-      </w:pPr>
-      <w:r>
-        <w:rPr>
-          <w:rFonts w:ascii="Times New Roman" w:hAnsi="Times New Roman" w:cs="Times New Roman"/>
-          <w:sz w:val="28"/>
-          <w:szCs w:val="28"/>
-        </w:rPr>
-        <w:t xml:space="preserve">        return;</w:t>
-      </w:r>
-      <w:r/>
-    </w:p>
-    <w:p>
-      <w:pPr>
-        <w:pBdr/>
-        <w:spacing/>
-        <w:ind/>
-        <w:rPr/>
-      </w:pPr>
-      <w:r>
-        <w:rPr>
-          <w:rFonts w:ascii="Times New Roman" w:hAnsi="Times New Roman" w:cs="Times New Roman"/>
-          <w:sz w:val="28"/>
-          <w:szCs w:val="28"/>
-        </w:rPr>
-        <w:t xml:space="preserve">    }</w:t>
-      </w:r>
-      <w:r/>
-    </w:p>
-    <w:p>
-      <w:pPr>
-        <w:pBdr/>
-        <w:spacing/>
-        <w:ind/>
-        <w:rPr/>
-      </w:pPr>
-      <w:r>
-        <w:rPr>
-          <w:rFonts w:ascii="Times New Roman" w:hAnsi="Times New Roman" w:cs="Times New Roman"/>
-          <w:sz w:val="28"/>
-          <w:szCs w:val="28"/>
-        </w:rPr>
-        <w:t xml:space="preserve">    swap(alarms[i], alarms[j]);</w:t>
-      </w:r>
-      <w:r/>
-    </w:p>
-    <w:p>
-      <w:pPr>
-        <w:pBdr/>
-        <w:spacing/>
-        <w:ind/>
-        <w:rPr/>
-      </w:pPr>
-      <w:r>
-        <w:rPr>
-          <w:rFonts w:ascii="Times New Roman" w:hAnsi="Times New Roman" w:cs="Times New Roman"/>
-          <w:sz w:val="28"/>
-          <w:szCs w:val="28"/>
-        </w:rPr>
-        <w:t xml:space="preserve">}</w:t>
-      </w:r>
-      <w:r/>
-    </w:p>
-    <w:p>
-      <w:pPr>
-        <w:pBdr/>
-        <w:spacing/>
-        <w:ind/>
-        <w:rPr/>
-      </w:pPr>
-      <w:r>
-        <w:rPr>
-          <w:rFonts w:ascii="Times New Roman" w:hAnsi="Times New Roman" w:cs="Times New Roman"/>
-          <w:sz w:val="28"/>
-          <w:szCs w:val="28"/>
-        </w:rPr>
-      </w:r>
-      <w:r/>
-    </w:p>
-    <w:p>
-      <w:pPr>
-        <w:pBdr/>
-        <w:spacing/>
-        <w:ind/>
-        <w:rPr/>
-      </w:pPr>
-      <w:r>
-        <w:rPr>
-          <w:rFonts w:ascii="Times New Roman" w:hAnsi="Times New Roman" w:cs="Times New Roman"/>
-          <w:sz w:val="28"/>
-          <w:szCs w:val="28"/>
-        </w:rPr>
-        <w:t xml:space="preserve">void AlarmSystem::clearAll() {</w:t>
-      </w:r>
-      <w:r/>
-    </w:p>
-    <w:p>
-      <w:pPr>
-        <w:pBdr/>
-        <w:spacing/>
-        <w:ind/>
-        <w:rPr/>
-      </w:pPr>
-      <w:r>
-        <w:rPr>
-          <w:rFonts w:ascii="Times New Roman" w:hAnsi="Times New Roman" w:cs="Times New Roman"/>
-          <w:sz w:val="28"/>
-          <w:szCs w:val="28"/>
-        </w:rPr>
-        <w:t xml:space="preserve">    alarms.clear();</w:t>
-      </w:r>
-      <w:r/>
-    </w:p>
-    <w:p>
-      <w:pPr>
-        <w:pBdr/>
-        <w:spacing/>
-        <w:ind/>
-        <w:rPr/>
-      </w:pPr>
-      <w:r>
-        <w:rPr>
-          <w:rFonts w:ascii="Times New Roman" w:hAnsi="Times New Roman" w:cs="Times New Roman"/>
-          <w:sz w:val="28"/>
-          <w:szCs w:val="28"/>
-        </w:rPr>
-        <w:t xml:space="preserve">    cout &lt;&lt; "Усі записи очищено.\n";</w:t>
-      </w:r>
-      <w:r/>
-    </w:p>
-    <w:p>
-      <w:pPr>
-        <w:pBdr/>
-        <w:spacing/>
-        <w:ind/>
-        <w:rPr/>
-      </w:pPr>
-      <w:r>
-        <w:rPr>
-          <w:rFonts w:ascii="Times New Roman" w:hAnsi="Times New Roman" w:cs="Times New Roman"/>
-          <w:sz w:val="28"/>
-          <w:szCs w:val="28"/>
-        </w:rPr>
-        <w:t xml:space="preserve">}</w:t>
-      </w:r>
-      <w:r/>
-    </w:p>
-    <w:p>
-      <w:pPr>
-        <w:pBdr/>
-        <w:spacing/>
-        <w:ind/>
-        <w:rPr/>
-      </w:pPr>
-      <w:r>
-        <w:rPr>
-          <w:rFonts w:ascii="Times New Roman" w:hAnsi="Times New Roman" w:cs="Times New Roman"/>
-          <w:sz w:val="28"/>
-          <w:szCs w:val="28"/>
-        </w:rPr>
-      </w:r>
-      <w:r/>
-    </w:p>
-    <w:p>
-      <w:pPr>
-        <w:pBdr/>
-        <w:spacing/>
-        <w:ind/>
-        <w:rPr/>
-      </w:pPr>
-      <w:r>
-        <w:rPr>
-          <w:rFonts w:ascii="Times New Roman" w:hAnsi="Times New Roman" w:cs="Times New Roman"/>
-          <w:sz w:val="28"/>
-          <w:szCs w:val="28"/>
-        </w:rPr>
-        <w:t xml:space="preserve">void AlarmSystem::setSensorCount(int index, int sensors) {</w:t>
-      </w:r>
-      <w:r/>
-    </w:p>
-    <w:p>
-      <w:pPr>
-        <w:pBdr/>
-        <w:spacing/>
-        <w:ind/>
-        <w:rPr/>
-      </w:pPr>
-      <w:r>
-        <w:rPr>
-          <w:rFonts w:ascii="Times New Roman" w:hAnsi="Times New Roman" w:cs="Times New Roman"/>
-          <w:sz w:val="28"/>
-          <w:szCs w:val="28"/>
-        </w:rPr>
-        <w:t xml:space="preserve">    if (index &lt; 0 || index &gt;= (int)alarms.size()) {</w:t>
-      </w:r>
-      <w:r/>
-    </w:p>
-    <w:p>
-      <w:pPr>
-        <w:pBdr/>
-        <w:spacing/>
-        <w:ind/>
-        <w:rPr/>
-      </w:pPr>
-      <w:r>
-        <w:rPr>
-          <w:rFonts w:ascii="Times New Roman" w:hAnsi="Times New Roman" w:cs="Times New Roman"/>
-          <w:sz w:val="28"/>
-          <w:szCs w:val="28"/>
-        </w:rPr>
-        <w:t xml:space="preserve">        cout &lt;&lt; "Помилка: некоректний індекс!\n";</w:t>
-      </w:r>
-      <w:r/>
-    </w:p>
-    <w:p>
-      <w:pPr>
-        <w:pBdr/>
-        <w:spacing/>
-        <w:ind/>
-        <w:rPr/>
-      </w:pPr>
-      <w:r>
-        <w:rPr>
-          <w:rFonts w:ascii="Times New Roman" w:hAnsi="Times New Roman" w:cs="Times New Roman"/>
-          <w:sz w:val="28"/>
-          <w:szCs w:val="28"/>
-        </w:rPr>
-        <w:t xml:space="preserve">        return;</w:t>
-      </w:r>
-      <w:r/>
-    </w:p>
-    <w:p>
-      <w:pPr>
-        <w:pBdr/>
-        <w:spacing/>
-        <w:ind/>
-        <w:rPr/>
-      </w:pPr>
-      <w:r>
-        <w:rPr>
-          <w:rFonts w:ascii="Times New Roman" w:hAnsi="Times New Roman" w:cs="Times New Roman"/>
-          <w:sz w:val="28"/>
-          <w:szCs w:val="28"/>
-        </w:rPr>
-        <w:t xml:space="preserve">    }</w:t>
-      </w:r>
-      <w:r/>
-    </w:p>
-    <w:p>
-      <w:pPr>
-        <w:pBdr/>
-        <w:spacing/>
-        <w:ind/>
-        <w:rPr/>
-      </w:pPr>
-      <w:r>
-        <w:rPr>
-          <w:rFonts w:ascii="Times New Roman" w:hAnsi="Times New Roman" w:cs="Times New Roman"/>
-          <w:sz w:val="28"/>
-          <w:szCs w:val="28"/>
-        </w:rPr>
-        <w:t xml:space="preserve">    if (sensors &lt; 1 || sensors &gt; 1000) {</w:t>
-      </w:r>
-      <w:r/>
-    </w:p>
-    <w:p>
-      <w:pPr>
-        <w:pBdr/>
-        <w:spacing/>
-        <w:ind/>
-        <w:rPr/>
-      </w:pPr>
-      <w:r>
-        <w:rPr>
-          <w:rFonts w:ascii="Times New Roman" w:hAnsi="Times New Roman" w:cs="Times New Roman"/>
-          <w:sz w:val="28"/>
-          <w:szCs w:val="28"/>
-        </w:rPr>
-        <w:t xml:space="preserve">        cout &lt;&lt; "Помилка: кількість датчиків має бути від 1 до 1000!\n";</w:t>
-      </w:r>
-      <w:r/>
-    </w:p>
-    <w:p>
-      <w:pPr>
-        <w:pBdr/>
-        <w:spacing/>
-        <w:ind/>
-        <w:rPr/>
-      </w:pPr>
-      <w:r>
-        <w:rPr>
-          <w:rFonts w:ascii="Times New Roman" w:hAnsi="Times New Roman" w:cs="Times New Roman"/>
-          <w:sz w:val="28"/>
-          <w:szCs w:val="28"/>
-        </w:rPr>
-        <w:t xml:space="preserve">        return;</w:t>
-      </w:r>
-      <w:r/>
-    </w:p>
-    <w:p>
-      <w:pPr>
-        <w:pBdr/>
-        <w:spacing/>
-        <w:ind/>
-        <w:rPr/>
-      </w:pPr>
-      <w:r>
-        <w:rPr>
-          <w:rFonts w:ascii="Times New Roman" w:hAnsi="Times New Roman" w:cs="Times New Roman"/>
-          <w:sz w:val="28"/>
-          <w:szCs w:val="28"/>
-        </w:rPr>
-        <w:t xml:space="preserve">    }</w:t>
-      </w:r>
-      <w:r/>
-    </w:p>
-    <w:p>
-      <w:pPr>
-        <w:pBdr/>
-        <w:spacing/>
-        <w:ind/>
-        <w:rPr/>
-      </w:pPr>
-      <w:r>
-        <w:rPr>
-          <w:rFonts w:ascii="Times New Roman" w:hAnsi="Times New Roman" w:cs="Times New Roman"/>
-          <w:sz w:val="28"/>
-          <w:szCs w:val="28"/>
-        </w:rPr>
-        <w:t xml:space="preserve">    alarms.at(index).sensorCount = sensors;</w:t>
-      </w:r>
-      <w:r/>
-    </w:p>
-    <w:p>
-      <w:pPr>
-        <w:pBdr/>
-        <w:spacing/>
-        <w:ind/>
-        <w:rPr/>
-      </w:pPr>
-      <w:r>
-        <w:rPr>
-          <w:rFonts w:ascii="Times New Roman" w:hAnsi="Times New Roman" w:cs="Times New Roman"/>
-          <w:sz w:val="28"/>
-          <w:szCs w:val="28"/>
-        </w:rPr>
-        <w:t xml:space="preserve">}</w:t>
-      </w:r>
-      <w:r/>
-    </w:p>
-    <w:p>
-      <w:pPr>
-        <w:pBdr/>
-        <w:spacing/>
-        <w:ind/>
-        <w:rPr/>
-      </w:pPr>
-      <w:r>
-        <w:rPr>
-          <w:rFonts w:ascii="Times New Roman" w:hAnsi="Times New Roman" w:cs="Times New Roman"/>
-          <w:sz w:val="28"/>
-          <w:szCs w:val="28"/>
-        </w:rPr>
-      </w:r>
-      <w:r/>
-    </w:p>
-    <w:p>
-      <w:pPr>
-        <w:pBdr/>
-        <w:spacing/>
-        <w:ind/>
-        <w:rPr/>
-      </w:pPr>
-      <w:r>
-        <w:rPr>
-          <w:rFonts w:ascii="Times New Roman" w:hAnsi="Times New Roman" w:cs="Times New Roman"/>
-          <w:sz w:val="28"/>
-          <w:szCs w:val="28"/>
-        </w:rPr>
-        <w:t xml:space="preserve">void AlarmSystem::setHasWireless(int index, bool wireless) {</w:t>
-      </w:r>
-      <w:r/>
-    </w:p>
-    <w:p>
-      <w:pPr>
-        <w:pBdr/>
-        <w:spacing/>
-        <w:ind/>
-        <w:rPr/>
-      </w:pPr>
-      <w:r>
-        <w:rPr>
-          <w:rFonts w:ascii="Times New Roman" w:hAnsi="Times New Roman" w:cs="Times New Roman"/>
-          <w:sz w:val="28"/>
-          <w:szCs w:val="28"/>
-        </w:rPr>
-        <w:t xml:space="preserve">    if (index &lt; 0 || index &gt;= (int)alarms.size()) {</w:t>
-      </w:r>
-      <w:r/>
-    </w:p>
-    <w:p>
-      <w:pPr>
-        <w:pBdr/>
-        <w:spacing/>
-        <w:ind/>
-        <w:rPr/>
-      </w:pPr>
-      <w:r>
-        <w:rPr>
-          <w:rFonts w:ascii="Times New Roman" w:hAnsi="Times New Roman" w:cs="Times New Roman"/>
-          <w:sz w:val="28"/>
-          <w:szCs w:val="28"/>
-        </w:rPr>
-        <w:t xml:space="preserve">        cout &lt;&lt; "Помилка: некоректний індекс!\n";</w:t>
-      </w:r>
-      <w:r/>
-    </w:p>
-    <w:p>
-      <w:pPr>
-        <w:pBdr/>
-        <w:spacing/>
-        <w:ind/>
-        <w:rPr/>
-      </w:pPr>
-      <w:r>
-        <w:rPr>
-          <w:rFonts w:ascii="Times New Roman" w:hAnsi="Times New Roman" w:cs="Times New Roman"/>
-          <w:sz w:val="28"/>
-          <w:szCs w:val="28"/>
-        </w:rPr>
-        <w:t xml:space="preserve">        return;</w:t>
-      </w:r>
-      <w:r/>
-    </w:p>
-    <w:p>
-      <w:pPr>
-        <w:pBdr/>
-        <w:spacing/>
-        <w:ind/>
-        <w:rPr/>
-      </w:pPr>
-      <w:r>
-        <w:rPr>
-          <w:rFonts w:ascii="Times New Roman" w:hAnsi="Times New Roman" w:cs="Times New Roman"/>
-          <w:sz w:val="28"/>
-          <w:szCs w:val="28"/>
-        </w:rPr>
-        <w:t xml:space="preserve">    }</w:t>
-      </w:r>
-      <w:r/>
-    </w:p>
-    <w:p>
-      <w:pPr>
-        <w:pBdr/>
-        <w:spacing/>
-        <w:ind/>
-        <w:rPr/>
-      </w:pPr>
-      <w:r>
-        <w:rPr>
-          <w:rFonts w:ascii="Times New Roman" w:hAnsi="Times New Roman" w:cs="Times New Roman"/>
-          <w:sz w:val="28"/>
-          <w:szCs w:val="28"/>
-        </w:rPr>
-        <w:t xml:space="preserve">    alarms.at(index).hasWireless = wireless;</w:t>
-      </w:r>
-      <w:r/>
-    </w:p>
-    <w:p>
-      <w:pPr>
-        <w:pBdr/>
-        <w:spacing/>
-        <w:ind/>
-        <w:rPr/>
-      </w:pPr>
-      <w:r>
-        <w:rPr>
-          <w:rFonts w:ascii="Times New Roman" w:hAnsi="Times New Roman" w:cs="Times New Roman"/>
-          <w:sz w:val="28"/>
-          <w:szCs w:val="28"/>
-        </w:rPr>
-        <w:t xml:space="preserve">}</w:t>
-      </w:r>
-      <w:r/>
-    </w:p>
-    <w:p>
-      <w:pPr>
-        <w:pBdr/>
-        <w:spacing/>
-        <w:ind/>
-        <w:rPr/>
-      </w:pPr>
-      <w:r>
-        <w:rPr>
-          <w:rFonts w:ascii="Times New Roman" w:hAnsi="Times New Roman" w:cs="Times New Roman"/>
-          <w:sz w:val="28"/>
-          <w:szCs w:val="28"/>
-        </w:rPr>
-      </w:r>
-      <w:r/>
-    </w:p>
-    <w:p>
-      <w:pPr>
-        <w:pBdr/>
-        <w:spacing/>
-        <w:ind/>
-        <w:rPr/>
-      </w:pPr>
-      <w:r>
-        <w:rPr>
-          <w:rFonts w:ascii="Times New Roman" w:hAnsi="Times New Roman" w:cs="Times New Roman"/>
-          <w:sz w:val="28"/>
-          <w:szCs w:val="28"/>
-        </w:rPr>
-        <w:t xml:space="preserve">void AlarmSystem::setAlertMethod(int index, string method) {</w:t>
-      </w:r>
-      <w:r/>
-    </w:p>
-    <w:p>
-      <w:pPr>
-        <w:pBdr/>
-        <w:spacing/>
-        <w:ind/>
-        <w:rPr/>
-      </w:pPr>
-      <w:r>
-        <w:rPr>
-          <w:rFonts w:ascii="Times New Roman" w:hAnsi="Times New Roman" w:cs="Times New Roman"/>
-          <w:sz w:val="28"/>
-          <w:szCs w:val="28"/>
-        </w:rPr>
-        <w:t xml:space="preserve">    if (index &lt; 0 || index &gt;= (int)alarms.size()) {</w:t>
-      </w:r>
-      <w:r/>
-    </w:p>
-    <w:p>
-      <w:pPr>
-        <w:pBdr/>
-        <w:spacing/>
-        <w:ind/>
-        <w:rPr/>
-      </w:pPr>
-      <w:r>
-        <w:rPr>
-          <w:rFonts w:ascii="Times New Roman" w:hAnsi="Times New Roman" w:cs="Times New Roman"/>
-          <w:sz w:val="28"/>
-          <w:szCs w:val="28"/>
-        </w:rPr>
-        <w:t xml:space="preserve">        cout &lt;&lt; "Помилка: некоректний індекс!\n";</w:t>
-      </w:r>
-      <w:r/>
-    </w:p>
-    <w:p>
-      <w:pPr>
-        <w:pBdr/>
-        <w:spacing/>
-        <w:ind/>
-        <w:rPr/>
-      </w:pPr>
-      <w:r>
-        <w:rPr>
-          <w:rFonts w:ascii="Times New Roman" w:hAnsi="Times New Roman" w:cs="Times New Roman"/>
-          <w:sz w:val="28"/>
-          <w:szCs w:val="28"/>
-        </w:rPr>
-        <w:t xml:space="preserve">        return;</w:t>
-      </w:r>
-      <w:r/>
-    </w:p>
-    <w:p>
-      <w:pPr>
-        <w:pBdr/>
-        <w:spacing/>
-        <w:ind/>
-        <w:rPr/>
-      </w:pPr>
-      <w:r>
-        <w:rPr>
-          <w:rFonts w:ascii="Times New Roman" w:hAnsi="Times New Roman" w:cs="Times New Roman"/>
-          <w:sz w:val="28"/>
-          <w:szCs w:val="28"/>
-        </w:rPr>
-        <w:t xml:space="preserve">    }</w:t>
-      </w:r>
-      <w:r/>
-    </w:p>
-    <w:p>
-      <w:pPr>
-        <w:pBdr/>
-        <w:spacing/>
-        <w:ind/>
-        <w:rPr/>
-      </w:pPr>
-      <w:r>
-        <w:rPr>
-          <w:rFonts w:ascii="Times New Roman" w:hAnsi="Times New Roman" w:cs="Times New Roman"/>
-          <w:sz w:val="28"/>
-          <w:szCs w:val="28"/>
-        </w:rPr>
-        <w:t xml:space="preserve">    if (method.empty()) {</w:t>
-      </w:r>
-      <w:r/>
-    </w:p>
-    <w:p>
-      <w:pPr>
-        <w:pBdr/>
-        <w:spacing/>
-        <w:ind/>
-        <w:rPr/>
-      </w:pPr>
-      <w:r>
-        <w:rPr>
-          <w:rFonts w:ascii="Times New Roman" w:hAnsi="Times New Roman" w:cs="Times New Roman"/>
-          <w:sz w:val="28"/>
-          <w:szCs w:val="28"/>
-        </w:rPr>
-        <w:t xml:space="preserve">        cout &lt;&lt; "Помилка: спосіб оповіщення не може бути порожнім!\n";</w:t>
-      </w:r>
-      <w:r/>
-    </w:p>
-    <w:p>
-      <w:pPr>
-        <w:pBdr/>
-        <w:spacing/>
-        <w:ind/>
-        <w:rPr/>
-      </w:pPr>
-      <w:r>
-        <w:rPr>
-          <w:rFonts w:ascii="Times New Roman" w:hAnsi="Times New Roman" w:cs="Times New Roman"/>
-          <w:sz w:val="28"/>
-          <w:szCs w:val="28"/>
-        </w:rPr>
-        <w:t xml:space="preserve">        return;</w:t>
-      </w:r>
-      <w:r/>
-    </w:p>
-    <w:p>
-      <w:pPr>
-        <w:pBdr/>
-        <w:spacing/>
-        <w:ind/>
-        <w:rPr/>
-      </w:pPr>
-      <w:r>
-        <w:rPr>
-          <w:rFonts w:ascii="Times New Roman" w:hAnsi="Times New Roman" w:cs="Times New Roman"/>
-          <w:sz w:val="28"/>
-          <w:szCs w:val="28"/>
-        </w:rPr>
-        <w:t xml:space="preserve">    }</w:t>
-      </w:r>
-      <w:r/>
-    </w:p>
-    <w:p>
-      <w:pPr>
-        <w:pBdr/>
-        <w:spacing/>
-        <w:ind/>
-        <w:rPr/>
-      </w:pPr>
-      <w:r>
-        <w:rPr>
-          <w:rFonts w:ascii="Times New Roman" w:hAnsi="Times New Roman" w:cs="Times New Roman"/>
-          <w:sz w:val="28"/>
-          <w:szCs w:val="28"/>
-        </w:rPr>
-        <w:t xml:space="preserve">    alarms.at(index).alertMethod = method;</w:t>
-      </w:r>
-      <w:r/>
-    </w:p>
-    <w:p>
-      <w:pPr>
-        <w:pBdr/>
-        <w:spacing/>
-        <w:ind/>
-        <w:rPr/>
-      </w:pPr>
-      <w:r>
-        <w:rPr>
-          <w:rFonts w:ascii="Times New Roman" w:hAnsi="Times New Roman" w:cs="Times New Roman"/>
-          <w:sz w:val="28"/>
-          <w:szCs w:val="28"/>
-        </w:rPr>
-        <w:t xml:space="preserve">}</w:t>
-      </w:r>
-      <w:r/>
-    </w:p>
-    <w:p>
-      <w:pPr>
-        <w:pBdr/>
-        <w:spacing/>
-        <w:ind/>
-        <w:rPr/>
-      </w:pPr>
-      <w:r>
-        <w:rPr>
-          <w:rFonts w:ascii="Times New Roman" w:hAnsi="Times New Roman" w:cs="Times New Roman"/>
-          <w:sz w:val="28"/>
-          <w:szCs w:val="28"/>
-        </w:rPr>
-      </w:r>
-      <w:r/>
-    </w:p>
-    <w:p>
-      <w:pPr>
-        <w:pBdr/>
-        <w:spacing/>
-        <w:ind/>
-        <w:rPr/>
-      </w:pPr>
-      <w:r>
-        <w:rPr>
-          <w:rFonts w:ascii="Times New Roman" w:hAnsi="Times New Roman" w:cs="Times New Roman"/>
-          <w:sz w:val="28"/>
-          <w:szCs w:val="28"/>
-        </w:rPr>
-        <w:t xml:space="preserve">void AlarmSystem::displayAll() const {</w:t>
-      </w:r>
-      <w:r/>
-    </w:p>
-    <w:p>
-      <w:pPr>
-        <w:pBdr/>
-        <w:spacing/>
-        <w:ind/>
-        <w:rPr/>
-      </w:pPr>
-      <w:r>
-        <w:rPr>
-          <w:rFonts w:ascii="Times New Roman" w:hAnsi="Times New Roman" w:cs="Times New Roman"/>
-          <w:sz w:val="28"/>
-          <w:szCs w:val="28"/>
-        </w:rPr>
-        <w:t xml:space="preserve">    if (alarms.empty()) {</w:t>
-      </w:r>
-      <w:r/>
-    </w:p>
-    <w:p>
-      <w:pPr>
-        <w:pBdr/>
-        <w:spacing/>
-        <w:ind/>
-        <w:rPr/>
-      </w:pPr>
-      <w:r>
-        <w:rPr>
-          <w:rFonts w:ascii="Times New Roman" w:hAnsi="Times New Roman" w:cs="Times New Roman"/>
-          <w:sz w:val="28"/>
-          <w:szCs w:val="28"/>
-        </w:rPr>
-        <w:t xml:space="preserve">        cout &lt;&lt; "Немає даних для виведення.\n";</w:t>
-      </w:r>
-      <w:r/>
-    </w:p>
-    <w:p>
-      <w:pPr>
-        <w:pBdr/>
-        <w:spacing/>
-        <w:ind/>
-        <w:rPr/>
-      </w:pPr>
-      <w:r>
-        <w:rPr>
-          <w:rFonts w:ascii="Times New Roman" w:hAnsi="Times New Roman" w:cs="Times New Roman"/>
-          <w:sz w:val="28"/>
-          <w:szCs w:val="28"/>
-        </w:rPr>
-        <w:t xml:space="preserve">        return;</w:t>
-      </w:r>
-      <w:r/>
-    </w:p>
-    <w:p>
-      <w:pPr>
-        <w:pBdr/>
-        <w:spacing/>
-        <w:ind/>
-        <w:rPr/>
-      </w:pPr>
-      <w:r>
-        <w:rPr>
-          <w:rFonts w:ascii="Times New Roman" w:hAnsi="Times New Roman" w:cs="Times New Roman"/>
-          <w:sz w:val="28"/>
-          <w:szCs w:val="28"/>
-        </w:rPr>
-        <w:t xml:space="preserve">    }</w:t>
-      </w:r>
-      <w:r/>
-    </w:p>
-    <w:p>
-      <w:pPr>
-        <w:pBdr/>
-        <w:spacing/>
-        <w:ind/>
-        <w:rPr/>
-      </w:pPr>
-      <w:r>
-        <w:rPr>
-          <w:rFonts w:ascii="Times New Roman" w:hAnsi="Times New Roman" w:cs="Times New Roman"/>
-          <w:sz w:val="28"/>
-          <w:szCs w:val="28"/>
-        </w:rPr>
-        <w:t xml:space="preserve">    for (size_t i = 0; i &lt; alarms.size(); i++) {</w:t>
-      </w:r>
-      <w:r/>
-    </w:p>
-    <w:p>
-      <w:pPr>
-        <w:pBdr/>
-        <w:spacing/>
-        <w:ind/>
-        <w:rPr/>
-      </w:pPr>
-      <w:r>
-        <w:rPr>
-          <w:rFonts w:ascii="Times New Roman" w:hAnsi="Times New Roman" w:cs="Times New Roman"/>
-          <w:sz w:val="28"/>
-          <w:szCs w:val="28"/>
-        </w:rPr>
-        <w:t xml:space="preserve">        cout &lt;&lt; "[" &lt;&lt; i &lt;&lt; "] датчиків: " &lt;&lt; alarms[i].sensorCount</w:t>
-      </w:r>
-      <w:r/>
-    </w:p>
-    <w:p>
-      <w:pPr>
-        <w:pBdr/>
-        <w:spacing/>
-        <w:ind/>
-        <w:rPr/>
-      </w:pPr>
-      <w:r>
-        <w:rPr>
-          <w:rFonts w:ascii="Times New Roman" w:hAnsi="Times New Roman" w:cs="Times New Roman"/>
-          <w:sz w:val="28"/>
-          <w:szCs w:val="28"/>
-        </w:rPr>
-        <w:t xml:space="preserve">             &lt;&lt; ", бездротові: " &lt;&lt; (alarms[i].hasWireless ? "так" : "ні")</w:t>
-      </w:r>
-      <w:r/>
-    </w:p>
-    <w:p>
-      <w:pPr>
-        <w:pBdr/>
-        <w:spacing/>
-        <w:ind/>
-        <w:rPr/>
-      </w:pPr>
-      <w:r>
-        <w:rPr>
-          <w:rFonts w:ascii="Times New Roman" w:hAnsi="Times New Roman" w:cs="Times New Roman"/>
-          <w:sz w:val="28"/>
-          <w:szCs w:val="28"/>
-        </w:rPr>
-        <w:t xml:space="preserve">             &lt;&lt; ", оповіщення: " &lt;&lt; alarms[i].alertMethod &lt;&lt; endl;</w:t>
-      </w:r>
-      <w:r/>
-    </w:p>
-    <w:p>
-      <w:pPr>
-        <w:pBdr/>
-        <w:spacing/>
-        <w:ind/>
-        <w:rPr/>
-      </w:pPr>
-      <w:r>
-        <w:rPr>
-          <w:rFonts w:ascii="Times New Roman" w:hAnsi="Times New Roman" w:cs="Times New Roman"/>
-          <w:sz w:val="28"/>
-          <w:szCs w:val="28"/>
-        </w:rPr>
-        <w:t xml:space="preserve">    }</w:t>
-      </w:r>
-      <w:r/>
-    </w:p>
-    <w:p>
-      <w:pPr>
-        <w:pBdr/>
-        <w:spacing/>
-        <w:ind/>
-        <w:rPr/>
-      </w:pPr>
-      <w:r>
-        <w:rPr>
-          <w:rFonts w:ascii="Times New Roman" w:hAnsi="Times New Roman" w:cs="Times New Roman"/>
-          <w:sz w:val="28"/>
-          <w:szCs w:val="28"/>
-        </w:rPr>
-        <w:t xml:space="preserve">}</w:t>
-      </w:r>
-      <w:r/>
-    </w:p>
-    <w:p>
-      <w:pPr>
-        <w:pBdr/>
-        <w:spacing/>
-        <w:ind/>
-        <w:rPr/>
-      </w:pPr>
-      <w:r>
-        <w:rPr>
-          <w:rFonts w:ascii="Times New Roman" w:hAnsi="Times New Roman" w:cs="Times New Roman"/>
-          <w:sz w:val="28"/>
-          <w:szCs w:val="28"/>
-        </w:rPr>
-      </w:r>
-      <w:r/>
-    </w:p>
-    <w:p>
-      <w:pPr>
-        <w:pBdr/>
-        <w:spacing/>
-        <w:ind/>
-        <w:rPr/>
-      </w:pPr>
-      <w:r>
-        <w:rPr>
-          <w:rFonts w:ascii="Times New Roman" w:hAnsi="Times New Roman" w:cs="Times New Roman"/>
-          <w:sz w:val="28"/>
-          <w:szCs w:val="28"/>
-        </w:rPr>
-        <w:t xml:space="preserve">void AlarmSystem::displayByWireless(bool wireless) const {</w:t>
-      </w:r>
-      <w:r/>
-    </w:p>
-    <w:p>
-      <w:pPr>
-        <w:pBdr/>
-        <w:spacing/>
-        <w:ind/>
-        <w:rPr/>
-      </w:pPr>
-      <w:r>
-        <w:rPr>
-          <w:rFonts w:ascii="Times New Roman" w:hAnsi="Times New Roman" w:cs="Times New Roman"/>
-          <w:sz w:val="28"/>
-          <w:szCs w:val="28"/>
-        </w:rPr>
-        <w:t xml:space="preserve">    bool found = false;</w:t>
-      </w:r>
-      <w:r/>
-    </w:p>
-    <w:p>
-      <w:pPr>
-        <w:pBdr/>
-        <w:spacing/>
-        <w:ind/>
-        <w:rPr/>
-      </w:pPr>
-      <w:r>
-        <w:rPr>
-          <w:rFonts w:ascii="Times New Roman" w:hAnsi="Times New Roman" w:cs="Times New Roman"/>
-          <w:sz w:val="28"/>
-          <w:szCs w:val="28"/>
-        </w:rPr>
-        <w:t xml:space="preserve">    for (size_t i = 0; i &lt; alarms.size(); i++) {</w:t>
-      </w:r>
-      <w:r/>
-    </w:p>
-    <w:p>
-      <w:pPr>
-        <w:pBdr/>
-        <w:spacing/>
-        <w:ind/>
-        <w:rPr/>
-      </w:pPr>
-      <w:r>
-        <w:rPr>
-          <w:rFonts w:ascii="Times New Roman" w:hAnsi="Times New Roman" w:cs="Times New Roman"/>
-          <w:sz w:val="28"/>
-          <w:szCs w:val="28"/>
-        </w:rPr>
-        <w:t xml:space="preserve">        if (alarms[i].hasWireless == wireless) {</w:t>
-      </w:r>
-      <w:r/>
-    </w:p>
-    <w:p>
-      <w:pPr>
-        <w:pBdr/>
-        <w:spacing/>
-        <w:ind/>
-        <w:rPr/>
-      </w:pPr>
-      <w:r>
-        <w:rPr>
-          <w:rFonts w:ascii="Times New Roman" w:hAnsi="Times New Roman" w:cs="Times New Roman"/>
-          <w:sz w:val="28"/>
-          <w:szCs w:val="28"/>
-        </w:rPr>
-        <w:t xml:space="preserve">            cout &lt;&lt; "[" &lt;&lt; i &lt;&lt; "] датчиків: " &lt;&lt; alarms[i].sensorCount</w:t>
-      </w:r>
-      <w:r/>
-    </w:p>
-    <w:p>
-      <w:pPr>
-        <w:pBdr/>
-        <w:spacing/>
-        <w:ind/>
-        <w:rPr/>
-      </w:pPr>
-      <w:r>
-        <w:rPr>
-          <w:rFonts w:ascii="Times New Roman" w:hAnsi="Times New Roman" w:cs="Times New Roman"/>
-          <w:sz w:val="28"/>
-          <w:szCs w:val="28"/>
-        </w:rPr>
-        <w:t xml:space="preserve">                 &lt;&lt; ", бездротові: " &lt;&lt; (alarms[i].hasWireless ? "так" : "ні")</w:t>
-      </w:r>
-      <w:r/>
-    </w:p>
-    <w:p>
-      <w:pPr>
-        <w:pBdr/>
-        <w:spacing/>
-        <w:ind/>
-        <w:rPr/>
-      </w:pPr>
-      <w:r>
-        <w:rPr>
-          <w:rFonts w:ascii="Times New Roman" w:hAnsi="Times New Roman" w:cs="Times New Roman"/>
-          <w:sz w:val="28"/>
-          <w:szCs w:val="28"/>
-        </w:rPr>
-        <w:t xml:space="preserve">                 &lt;&lt; ", оповіщення: " &lt;&lt; alarms[i].alertMethod &lt;&lt; endl;</w:t>
-      </w:r>
-      <w:r/>
-    </w:p>
-    <w:p>
-      <w:pPr>
-        <w:pBdr/>
-        <w:spacing/>
-        <w:ind/>
-        <w:rPr/>
-      </w:pPr>
-      <w:r>
-        <w:rPr>
-          <w:rFonts w:ascii="Times New Roman" w:hAnsi="Times New Roman" w:cs="Times New Roman"/>
-          <w:sz w:val="28"/>
-          <w:szCs w:val="28"/>
-        </w:rPr>
-        <w:t xml:space="preserve">            found = true;</w:t>
-      </w:r>
-      <w:r/>
-    </w:p>
-    <w:p>
-      <w:pPr>
-        <w:pBdr/>
-        <w:spacing/>
-        <w:ind/>
-        <w:rPr/>
-      </w:pPr>
-      <w:r>
-        <w:rPr>
-          <w:rFonts w:ascii="Times New Roman" w:hAnsi="Times New Roman" w:cs="Times New Roman"/>
-          <w:sz w:val="28"/>
-          <w:szCs w:val="28"/>
-        </w:rPr>
-        <w:t xml:space="preserve">        }</w:t>
-      </w:r>
-      <w:r/>
-    </w:p>
-    <w:p>
-      <w:pPr>
-        <w:pBdr/>
-        <w:spacing/>
-        <w:ind/>
-        <w:rPr/>
-      </w:pPr>
-      <w:r>
-        <w:rPr>
-          <w:rFonts w:ascii="Times New Roman" w:hAnsi="Times New Roman" w:cs="Times New Roman"/>
-          <w:sz w:val="28"/>
-          <w:szCs w:val="28"/>
-        </w:rPr>
-        <w:t xml:space="preserve">    }</w:t>
-      </w:r>
-      <w:r/>
-    </w:p>
-    <w:p>
-      <w:pPr>
-        <w:pBdr/>
-        <w:spacing/>
-        <w:ind/>
-        <w:rPr/>
-      </w:pPr>
-      <w:r>
-        <w:rPr>
-          <w:rFonts w:ascii="Times New Roman" w:hAnsi="Times New Roman" w:cs="Times New Roman"/>
-          <w:sz w:val="28"/>
-          <w:szCs w:val="28"/>
-        </w:rPr>
-        <w:t xml:space="preserve">    if (!found) {</w:t>
-      </w:r>
-      <w:r/>
-    </w:p>
-    <w:p>
-      <w:pPr>
-        <w:pBdr/>
-        <w:spacing/>
-        <w:ind/>
-        <w:rPr/>
-      </w:pPr>
-      <w:r>
-        <w:rPr>
-          <w:rFonts w:ascii="Times New Roman" w:hAnsi="Times New Roman" w:cs="Times New Roman"/>
-          <w:sz w:val="28"/>
-          <w:szCs w:val="28"/>
-        </w:rPr>
-        <w:t xml:space="preserve">        cout &lt;&lt; "Сигналізацій з таким критерієм не знайдено.\n";</w:t>
-      </w:r>
-      <w:r/>
-    </w:p>
-    <w:p>
-      <w:pPr>
-        <w:pBdr/>
-        <w:spacing/>
-        <w:ind/>
-        <w:rPr/>
-      </w:pPr>
-      <w:r>
-        <w:rPr>
-          <w:rFonts w:ascii="Times New Roman" w:hAnsi="Times New Roman" w:cs="Times New Roman"/>
-          <w:sz w:val="28"/>
-          <w:szCs w:val="28"/>
-        </w:rPr>
-        <w:t xml:space="preserve">    }</w:t>
-      </w:r>
-      <w:r/>
-    </w:p>
-    <w:p>
-      <w:pPr>
-        <w:pBdr/>
-        <w:spacing/>
-        <w:ind/>
-        <w:rPr/>
-      </w:pPr>
-      <w:r>
-        <w:rPr>
-          <w:rFonts w:ascii="Times New Roman" w:hAnsi="Times New Roman" w:cs="Times New Roman"/>
-          <w:sz w:val="28"/>
-          <w:szCs w:val="28"/>
-        </w:rPr>
-        <w:t xml:space="preserve">}</w:t>
-      </w:r>
-      <w:r/>
-    </w:p>
-    <w:p>
-      <w:pPr>
-        <w:pBdr/>
-        <w:spacing/>
-        <w:ind/>
-        <w:rPr/>
-      </w:pPr>
-      <w:r>
-        <w:rPr>
-          <w:rFonts w:ascii="Times New Roman" w:hAnsi="Times New Roman" w:cs="Times New Roman"/>
-          <w:sz w:val="28"/>
-          <w:szCs w:val="28"/>
-        </w:rPr>
-      </w:r>
-      <w:r/>
-    </w:p>
-    <w:p>
-      <w:pPr>
-        <w:pBdr/>
-        <w:spacing/>
-        <w:ind/>
-        <w:rPr/>
-      </w:pPr>
-      <w:r>
-        <w:rPr>
-          <w:rFonts w:ascii="Times New Roman" w:hAnsi="Times New Roman" w:cs="Times New Roman"/>
-          <w:sz w:val="28"/>
-          <w:szCs w:val="28"/>
-        </w:rPr>
-        <w:t xml:space="preserve">—— Файл: main.cpp ———</w:t>
-      </w:r>
-      <w:r/>
-    </w:p>
-    <w:p>
-      <w:pPr>
-        <w:pBdr/>
-        <w:spacing/>
-        <w:ind/>
-        <w:rPr/>
-      </w:pPr>
-      <w:r>
-        <w:rPr>
-          <w:rFonts w:ascii="Times New Roman" w:hAnsi="Times New Roman" w:cs="Times New Roman"/>
-          <w:sz w:val="28"/>
-          <w:szCs w:val="28"/>
-        </w:rPr>
-      </w:r>
-      <w:r/>
-    </w:p>
-    <w:p>
-      <w:pPr>
-        <w:pBdr/>
-        <w:spacing/>
-        <w:ind/>
-        <w:rPr/>
-      </w:pPr>
-      <w:r>
-        <w:rPr>
-          <w:rFonts w:ascii="Times New Roman" w:hAnsi="Times New Roman" w:cs="Times New Roman"/>
-          <w:sz w:val="28"/>
-          <w:szCs w:val="28"/>
-        </w:rPr>
-        <w:t xml:space="preserve">#include &lt;iostream&gt;</w:t>
-      </w:r>
-      <w:r/>
-    </w:p>
-    <w:p>
-      <w:pPr>
-        <w:pBdr/>
-        <w:spacing/>
-        <w:ind/>
-        <w:rPr/>
-      </w:pPr>
-      <w:r>
-        <w:rPr>
-          <w:rFonts w:ascii="Times New Roman" w:hAnsi="Times New Roman" w:cs="Times New Roman"/>
-          <w:sz w:val="28"/>
-          <w:szCs w:val="28"/>
-        </w:rPr>
-        <w:t xml:space="preserve">#include "alarm.h"</w:t>
-      </w:r>
-      <w:r/>
-    </w:p>
-    <w:p>
-      <w:pPr>
-        <w:pBdr/>
-        <w:spacing/>
-        <w:ind/>
-        <w:rPr/>
-      </w:pPr>
-      <w:r>
-        <w:rPr>
-          <w:rFonts w:ascii="Times New Roman" w:hAnsi="Times New Roman" w:cs="Times New Roman"/>
-          <w:sz w:val="28"/>
-          <w:szCs w:val="28"/>
-        </w:rPr>
-      </w:r>
-      <w:r/>
-    </w:p>
-    <w:p>
-      <w:pPr>
-        <w:pBdr/>
-        <w:spacing/>
-        <w:ind/>
-        <w:rPr/>
-      </w:pPr>
-      <w:r>
-        <w:rPr>
-          <w:rFonts w:ascii="Times New Roman" w:hAnsi="Times New Roman" w:cs="Times New Roman"/>
-          <w:sz w:val="28"/>
-          <w:szCs w:val="28"/>
-        </w:rPr>
-        <w:t xml:space="preserve">using namespace std;</w:t>
-      </w:r>
-      <w:r/>
-    </w:p>
-    <w:p>
-      <w:pPr>
-        <w:pBdr/>
-        <w:spacing/>
-        <w:ind/>
-        <w:rPr/>
-      </w:pPr>
-      <w:r>
-        <w:rPr>
-          <w:rFonts w:ascii="Times New Roman" w:hAnsi="Times New Roman" w:cs="Times New Roman"/>
-          <w:sz w:val="28"/>
-          <w:szCs w:val="28"/>
-        </w:rPr>
-      </w:r>
-      <w:r/>
-    </w:p>
-    <w:p>
-      <w:pPr>
-        <w:pBdr/>
-        <w:spacing/>
-        <w:ind/>
-        <w:rPr/>
-      </w:pPr>
-      <w:r>
-        <w:rPr>
-          <w:rFonts w:ascii="Times New Roman" w:hAnsi="Times New Roman" w:cs="Times New Roman"/>
-          <w:sz w:val="28"/>
-          <w:szCs w:val="28"/>
-        </w:rPr>
-        <w:t xml:space="preserve">int main() {</w:t>
-      </w:r>
-      <w:r/>
-    </w:p>
-    <w:p>
-      <w:pPr>
-        <w:pBdr/>
-        <w:spacing/>
-        <w:ind/>
-        <w:rPr/>
-      </w:pPr>
-      <w:r>
-        <w:rPr>
-          <w:rFonts w:ascii="Times New Roman" w:hAnsi="Times New Roman" w:cs="Times New Roman"/>
-          <w:sz w:val="28"/>
-          <w:szCs w:val="28"/>
-        </w:rPr>
-        <w:t xml:space="preserve">    cout &lt;&lt; "=== Лаб. №8, варіант 22: Сигналізація (vector) ===\n\n";</w:t>
-      </w:r>
-      <w:r/>
-    </w:p>
-    <w:p>
-      <w:pPr>
-        <w:pBdr/>
-        <w:spacing/>
-        <w:ind/>
-        <w:rPr/>
-      </w:pPr>
-      <w:r>
-        <w:rPr>
-          <w:rFonts w:ascii="Times New Roman" w:hAnsi="Times New Roman" w:cs="Times New Roman"/>
-          <w:sz w:val="28"/>
-          <w:szCs w:val="28"/>
-        </w:rPr>
-      </w:r>
-      <w:r/>
-    </w:p>
-    <w:p>
-      <w:pPr>
-        <w:pBdr/>
-        <w:spacing/>
-        <w:ind/>
-        <w:rPr/>
-      </w:pPr>
-      <w:r>
-        <w:rPr>
-          <w:rFonts w:ascii="Times New Roman" w:hAnsi="Times New Roman" w:cs="Times New Roman"/>
-          <w:sz w:val="28"/>
-          <w:szCs w:val="28"/>
-        </w:rPr>
-        <w:t xml:space="preserve">    AlarmSystem systems;</w:t>
-      </w:r>
-      <w:r/>
-    </w:p>
-    <w:p>
-      <w:pPr>
-        <w:pBdr/>
-        <w:spacing/>
-        <w:ind/>
-        <w:rPr/>
-      </w:pPr>
-      <w:r>
-        <w:rPr>
-          <w:rFonts w:ascii="Times New Roman" w:hAnsi="Times New Roman" w:cs="Times New Roman"/>
-          <w:sz w:val="28"/>
-          <w:szCs w:val="28"/>
-        </w:rPr>
-      </w:r>
-      <w:r/>
-    </w:p>
-    <w:p>
-      <w:pPr>
-        <w:pBdr/>
-        <w:spacing/>
-        <w:ind/>
-        <w:rPr/>
-      </w:pPr>
-      <w:r>
-        <w:rPr>
-          <w:rFonts w:ascii="Times New Roman" w:hAnsi="Times New Roman" w:cs="Times New Roman"/>
-          <w:sz w:val="28"/>
-          <w:szCs w:val="28"/>
-        </w:rPr>
-        <w:t xml:space="preserve">    cout &lt;&lt; "1. Додавання (push_back):\n";</w:t>
-      </w:r>
-      <w:r/>
-    </w:p>
-    <w:p>
-      <w:pPr>
-        <w:pBdr/>
-        <w:spacing/>
-        <w:ind/>
-        <w:rPr/>
-      </w:pPr>
-      <w:r>
-        <w:rPr>
-          <w:rFonts w:ascii="Times New Roman" w:hAnsi="Times New Roman" w:cs="Times New Roman"/>
-          <w:sz w:val="28"/>
-          <w:szCs w:val="28"/>
-        </w:rPr>
-        <w:t xml:space="preserve">    systems.addAlarm(8, true, "сирена");</w:t>
-      </w:r>
-      <w:r/>
-    </w:p>
-    <w:p>
-      <w:pPr>
-        <w:pBdr/>
-        <w:spacing/>
-        <w:ind/>
-        <w:rPr/>
-      </w:pPr>
-      <w:r>
-        <w:rPr>
-          <w:rFonts w:ascii="Times New Roman" w:hAnsi="Times New Roman" w:cs="Times New Roman"/>
-          <w:sz w:val="28"/>
-          <w:szCs w:val="28"/>
-        </w:rPr>
-        <w:t xml:space="preserve">    systems.addAlarm(12, false, "SMS");</w:t>
-      </w:r>
-      <w:r/>
-    </w:p>
-    <w:p>
-      <w:pPr>
-        <w:pBdr/>
-        <w:spacing/>
-        <w:ind/>
-        <w:rPr/>
-      </w:pPr>
-      <w:r>
-        <w:rPr>
-          <w:rFonts w:ascii="Times New Roman" w:hAnsi="Times New Roman" w:cs="Times New Roman"/>
-          <w:sz w:val="28"/>
-          <w:szCs w:val="28"/>
-        </w:rPr>
-        <w:t xml:space="preserve">    systems.addAlarm(5, true, "додаток");</w:t>
-      </w:r>
-      <w:r/>
-    </w:p>
-    <w:p>
-      <w:pPr>
-        <w:pBdr/>
-        <w:spacing/>
-        <w:ind/>
-        <w:rPr/>
-      </w:pPr>
-      <w:r>
-        <w:rPr>
-          <w:rFonts w:ascii="Times New Roman" w:hAnsi="Times New Roman" w:cs="Times New Roman"/>
-          <w:sz w:val="28"/>
-          <w:szCs w:val="28"/>
-        </w:rPr>
-        <w:t xml:space="preserve">    systems.displayAll();</w:t>
-      </w:r>
-      <w:r/>
-    </w:p>
-    <w:p>
-      <w:pPr>
-        <w:pBdr/>
-        <w:spacing/>
-        <w:ind/>
-        <w:rPr/>
-      </w:pPr>
-      <w:r>
-        <w:rPr>
-          <w:rFonts w:ascii="Times New Roman" w:hAnsi="Times New Roman" w:cs="Times New Roman"/>
-          <w:sz w:val="28"/>
-          <w:szCs w:val="28"/>
-        </w:rPr>
-      </w:r>
-      <w:r/>
-    </w:p>
-    <w:p>
-      <w:pPr>
-        <w:pBdr/>
-        <w:spacing/>
-        <w:ind/>
-        <w:rPr/>
-      </w:pPr>
-      <w:r>
-        <w:rPr>
-          <w:rFonts w:ascii="Times New Roman" w:hAnsi="Times New Roman" w:cs="Times New Roman"/>
-          <w:sz w:val="28"/>
-          <w:szCs w:val="28"/>
-        </w:rPr>
-        <w:t xml:space="preserve">    cout &lt;&lt; "\n2. Вставка на позицію 1:\n";</w:t>
-      </w:r>
-      <w:r/>
-    </w:p>
-    <w:p>
-      <w:pPr>
-        <w:pBdr/>
-        <w:spacing/>
-        <w:ind/>
-        <w:rPr/>
-      </w:pPr>
-      <w:r>
-        <w:rPr>
-          <w:rFonts w:ascii="Times New Roman" w:hAnsi="Times New Roman" w:cs="Times New Roman"/>
-          <w:sz w:val="28"/>
-          <w:szCs w:val="28"/>
-        </w:rPr>
-        <w:t xml:space="preserve">    systems.insertAlarm(1, 10, true, "сирена + SMS");</w:t>
-      </w:r>
-      <w:r/>
-    </w:p>
-    <w:p>
-      <w:pPr>
-        <w:pBdr/>
-        <w:spacing/>
-        <w:ind/>
-        <w:rPr/>
-      </w:pPr>
-      <w:r>
-        <w:rPr>
-          <w:rFonts w:ascii="Times New Roman" w:hAnsi="Times New Roman" w:cs="Times New Roman"/>
-          <w:sz w:val="28"/>
-          <w:szCs w:val="28"/>
-        </w:rPr>
-        <w:t xml:space="preserve">    systems.displayAll();</w:t>
-      </w:r>
-      <w:r/>
-    </w:p>
-    <w:p>
-      <w:pPr>
-        <w:pBdr/>
-        <w:spacing/>
-        <w:ind/>
-        <w:rPr/>
-      </w:pPr>
-      <w:r>
-        <w:rPr>
-          <w:rFonts w:ascii="Times New Roman" w:hAnsi="Times New Roman" w:cs="Times New Roman"/>
-          <w:sz w:val="28"/>
-          <w:szCs w:val="28"/>
-        </w:rPr>
-      </w:r>
-      <w:r/>
-    </w:p>
-    <w:p>
-      <w:pPr>
-        <w:pBdr/>
-        <w:spacing/>
-        <w:ind/>
-        <w:rPr/>
-      </w:pPr>
-      <w:r>
-        <w:rPr>
-          <w:rFonts w:ascii="Times New Roman" w:hAnsi="Times New Roman" w:cs="Times New Roman"/>
-          <w:sz w:val="28"/>
-          <w:szCs w:val="28"/>
-        </w:rPr>
-        <w:t xml:space="preserve">    cout &lt;&lt; "\n3. Обмін елементів [0] і [2]:\n";</w:t>
-      </w:r>
-      <w:r/>
-    </w:p>
-    <w:p>
-      <w:pPr>
-        <w:pBdr/>
-        <w:spacing/>
-        <w:ind/>
-        <w:rPr/>
-      </w:pPr>
-      <w:r>
-        <w:rPr>
-          <w:rFonts w:ascii="Times New Roman" w:hAnsi="Times New Roman" w:cs="Times New Roman"/>
-          <w:sz w:val="28"/>
-          <w:szCs w:val="28"/>
-        </w:rPr>
-        <w:t xml:space="preserve">    systems.swapAlarms(0, 2);</w:t>
-      </w:r>
-      <w:r/>
-    </w:p>
-    <w:p>
-      <w:pPr>
-        <w:pBdr/>
-        <w:spacing/>
-        <w:ind/>
-        <w:rPr/>
-      </w:pPr>
-      <w:r>
-        <w:rPr>
-          <w:rFonts w:ascii="Times New Roman" w:hAnsi="Times New Roman" w:cs="Times New Roman"/>
-          <w:sz w:val="28"/>
-          <w:szCs w:val="28"/>
-        </w:rPr>
-        <w:t xml:space="preserve">    systems.displayAll();</w:t>
-      </w:r>
-      <w:r/>
-    </w:p>
-    <w:p>
-      <w:pPr>
-        <w:pBdr/>
-        <w:spacing/>
-        <w:ind/>
-        <w:rPr/>
-      </w:pPr>
-      <w:r>
-        <w:rPr>
-          <w:rFonts w:ascii="Times New Roman" w:hAnsi="Times New Roman" w:cs="Times New Roman"/>
-          <w:sz w:val="28"/>
-          <w:szCs w:val="28"/>
-        </w:rPr>
-      </w:r>
-      <w:r/>
-    </w:p>
-    <w:p>
-      <w:pPr>
-        <w:pBdr/>
-        <w:spacing/>
-        <w:ind/>
-        <w:rPr/>
-      </w:pPr>
-      <w:r>
-        <w:rPr>
-          <w:rFonts w:ascii="Times New Roman" w:hAnsi="Times New Roman" w:cs="Times New Roman"/>
-          <w:sz w:val="28"/>
-          <w:szCs w:val="28"/>
-        </w:rPr>
-        <w:t xml:space="preserve">    cout &lt;&lt; "\n4. Видалення елемента [1]:\n";</w:t>
-      </w:r>
-      <w:r/>
-    </w:p>
-    <w:p>
-      <w:pPr>
-        <w:pBdr/>
-        <w:spacing/>
-        <w:ind/>
-        <w:rPr/>
-      </w:pPr>
-      <w:r>
-        <w:rPr>
-          <w:rFonts w:ascii="Times New Roman" w:hAnsi="Times New Roman" w:cs="Times New Roman"/>
-          <w:sz w:val="28"/>
-          <w:szCs w:val="28"/>
-        </w:rPr>
-        <w:t xml:space="preserve">    systems.removeAlarm(1);</w:t>
-      </w:r>
-      <w:r/>
-    </w:p>
-    <w:p>
-      <w:pPr>
-        <w:pBdr/>
-        <w:spacing/>
-        <w:ind/>
-        <w:rPr/>
-      </w:pPr>
-      <w:r>
-        <w:rPr>
-          <w:rFonts w:ascii="Times New Roman" w:hAnsi="Times New Roman" w:cs="Times New Roman"/>
-          <w:sz w:val="28"/>
-          <w:szCs w:val="28"/>
-        </w:rPr>
-        <w:t xml:space="preserve">    systems.displayAll();</w:t>
-      </w:r>
-      <w:r/>
-    </w:p>
-    <w:p>
-      <w:pPr>
-        <w:pBdr/>
-        <w:spacing/>
-        <w:ind/>
-        <w:rPr/>
-      </w:pPr>
-      <w:r>
-        <w:rPr>
-          <w:rFonts w:ascii="Times New Roman" w:hAnsi="Times New Roman" w:cs="Times New Roman"/>
-          <w:sz w:val="28"/>
-          <w:szCs w:val="28"/>
-        </w:rPr>
-      </w:r>
-      <w:r/>
-    </w:p>
-    <w:p>
-      <w:pPr>
-        <w:pBdr/>
-        <w:spacing/>
-        <w:ind/>
-        <w:rPr/>
-      </w:pPr>
-      <w:r>
-        <w:rPr>
-          <w:rFonts w:ascii="Times New Roman" w:hAnsi="Times New Roman" w:cs="Times New Roman"/>
-          <w:sz w:val="28"/>
-          <w:szCs w:val="28"/>
-        </w:rPr>
-        <w:t xml:space="preserve">    cout &lt;&lt; "\n5. Зміна полів і валідація:\n";</w:t>
-      </w:r>
-      <w:r/>
-    </w:p>
-    <w:p>
-      <w:pPr>
-        <w:pBdr/>
-        <w:spacing/>
-        <w:ind/>
-        <w:rPr/>
-      </w:pPr>
-      <w:r>
-        <w:rPr>
-          <w:rFonts w:ascii="Times New Roman" w:hAnsi="Times New Roman" w:cs="Times New Roman"/>
-          <w:sz w:val="28"/>
-          <w:szCs w:val="28"/>
-        </w:rPr>
-        <w:t xml:space="preserve">    systems.setSensorCount(0, 20);</w:t>
-      </w:r>
-      <w:r/>
-    </w:p>
-    <w:p>
-      <w:pPr>
-        <w:pBdr/>
-        <w:spacing/>
-        <w:ind/>
-        <w:rPr/>
-      </w:pPr>
-      <w:r>
-        <w:rPr>
-          <w:rFonts w:ascii="Times New Roman" w:hAnsi="Times New Roman" w:cs="Times New Roman"/>
-          <w:sz w:val="28"/>
-          <w:szCs w:val="28"/>
-        </w:rPr>
-        <w:t xml:space="preserve">    systems.setAlertMethod(0, "");</w:t>
-      </w:r>
-      <w:r/>
-    </w:p>
-    <w:p>
-      <w:pPr>
-        <w:pBdr/>
-        <w:spacing/>
-        <w:ind/>
-        <w:rPr/>
-      </w:pPr>
-      <w:r>
-        <w:rPr>
-          <w:rFonts w:ascii="Times New Roman" w:hAnsi="Times New Roman" w:cs="Times New Roman"/>
-          <w:sz w:val="28"/>
-          <w:szCs w:val="28"/>
-        </w:rPr>
-        <w:t xml:space="preserve">    systems.addAlarm(0, true, "тест");</w:t>
-      </w:r>
-      <w:r/>
-    </w:p>
-    <w:p>
-      <w:pPr>
-        <w:pBdr/>
-        <w:spacing/>
-        <w:ind/>
-        <w:rPr/>
-      </w:pPr>
-      <w:r>
-        <w:rPr>
-          <w:rFonts w:ascii="Times New Roman" w:hAnsi="Times New Roman" w:cs="Times New Roman"/>
-          <w:sz w:val="28"/>
-          <w:szCs w:val="28"/>
-        </w:rPr>
-        <w:t xml:space="preserve">    systems.displayAll();</w:t>
-      </w:r>
-      <w:r/>
-    </w:p>
-    <w:p>
-      <w:pPr>
-        <w:pBdr/>
-        <w:spacing/>
-        <w:ind/>
-        <w:rPr/>
-      </w:pPr>
-      <w:r>
-        <w:rPr>
-          <w:rFonts w:ascii="Times New Roman" w:hAnsi="Times New Roman" w:cs="Times New Roman"/>
-          <w:sz w:val="28"/>
-          <w:szCs w:val="28"/>
-        </w:rPr>
-      </w:r>
-      <w:r/>
-    </w:p>
-    <w:p>
-      <w:pPr>
-        <w:pBdr/>
-        <w:spacing/>
-        <w:ind/>
-        <w:rPr/>
-      </w:pPr>
-      <w:r>
-        <w:rPr>
-          <w:rFonts w:ascii="Times New Roman" w:hAnsi="Times New Roman" w:cs="Times New Roman"/>
-          <w:sz w:val="28"/>
-          <w:szCs w:val="28"/>
-        </w:rPr>
-        <w:t xml:space="preserve">    cout &lt;&lt; "\n6. Сигналізації з бездротовими сенсорами:\n";</w:t>
-      </w:r>
-      <w:r/>
-    </w:p>
-    <w:p>
-      <w:pPr>
-        <w:pBdr/>
-        <w:spacing/>
-        <w:ind/>
-        <w:rPr/>
-      </w:pPr>
-      <w:r>
-        <w:rPr>
-          <w:rFonts w:ascii="Times New Roman" w:hAnsi="Times New Roman" w:cs="Times New Roman"/>
-          <w:sz w:val="28"/>
-          <w:szCs w:val="28"/>
-        </w:rPr>
-        <w:t xml:space="preserve">    systems.displayByWireless(true);</w:t>
-      </w:r>
-      <w:r/>
-    </w:p>
-    <w:p>
-      <w:pPr>
-        <w:pBdr/>
-        <w:spacing/>
-        <w:ind/>
-        <w:rPr/>
-      </w:pPr>
-      <w:r>
-        <w:rPr>
-          <w:rFonts w:ascii="Times New Roman" w:hAnsi="Times New Roman" w:cs="Times New Roman"/>
-          <w:sz w:val="28"/>
-          <w:szCs w:val="28"/>
-        </w:rPr>
-      </w:r>
-      <w:r/>
-    </w:p>
-    <w:p>
-      <w:pPr>
-        <w:pBdr/>
-        <w:spacing/>
-        <w:ind/>
-        <w:rPr/>
-      </w:pPr>
-      <w:r>
-        <w:rPr>
-          <w:rFonts w:ascii="Times New Roman" w:hAnsi="Times New Roman" w:cs="Times New Roman"/>
-          <w:sz w:val="28"/>
-          <w:szCs w:val="28"/>
-        </w:rPr>
-        <w:t xml:space="preserve">    cout &lt;&lt; "\n7. Очищення:\n";</w:t>
-      </w:r>
-      <w:r/>
-    </w:p>
-    <w:p>
-      <w:pPr>
-        <w:pBdr/>
-        <w:spacing/>
-        <w:ind/>
-        <w:rPr/>
-      </w:pPr>
-      <w:r>
-        <w:rPr>
-          <w:rFonts w:ascii="Times New Roman" w:hAnsi="Times New Roman" w:cs="Times New Roman"/>
-          <w:sz w:val="28"/>
-          <w:szCs w:val="28"/>
-        </w:rPr>
-        <w:t xml:space="preserve">    systems.clearAll();</w:t>
-      </w:r>
-      <w:r/>
-    </w:p>
-    <w:p>
-      <w:pPr>
-        <w:pBdr/>
-        <w:spacing/>
-        <w:ind/>
-        <w:rPr/>
-      </w:pPr>
-      <w:r>
-        <w:rPr>
-          <w:rFonts w:ascii="Times New Roman" w:hAnsi="Times New Roman" w:cs="Times New Roman"/>
-          <w:sz w:val="28"/>
-          <w:szCs w:val="28"/>
-        </w:rPr>
-        <w:t xml:space="preserve">    systems.displayAll();</w:t>
-      </w:r>
-      <w:r/>
-    </w:p>
-    <w:p>
-      <w:pPr>
-        <w:pBdr/>
-        <w:spacing/>
-        <w:ind/>
-        <w:rPr/>
-      </w:pPr>
-      <w:r>
-        <w:rPr>
-          <w:rFonts w:ascii="Times New Roman" w:hAnsi="Times New Roman" w:cs="Times New Roman"/>
-          <w:sz w:val="28"/>
-          <w:szCs w:val="28"/>
-        </w:rPr>
-      </w:r>
-      <w:r/>
-    </w:p>
-    <w:p>
-      <w:pPr>
-        <w:pBdr/>
-        <w:spacing/>
-        <w:ind/>
-        <w:rPr/>
-      </w:pPr>
-      <w:r>
-        <w:rPr>
-          <w:rFonts w:ascii="Times New Roman" w:hAnsi="Times New Roman" w:cs="Times New Roman"/>
-          <w:sz w:val="28"/>
-          <w:szCs w:val="28"/>
-        </w:rPr>
-        <w:t xml:space="preserve">    return 0;</w:t>
-      </w:r>
-      <w:r/>
-    </w:p>
-    <w:p>
-      <w:pPr>
-        <w:pBdr/>
-        <w:spacing/>
-        <w:ind/>
-        <w:rPr/>
-      </w:pPr>
-      <w:r>
-        <w:rPr>
-          <w:rFonts w:ascii="Times New Roman" w:hAnsi="Times New Roman" w:cs="Times New Roman"/>
-          <w:sz w:val="28"/>
-          <w:szCs w:val="28"/>
-        </w:rPr>
-        <w:t xml:space="preserve">}</w:t>
-      </w:r>
-      <w:r/>
-    </w:p>
-    <w:p>
-      <w:pPr>
-        <w:pBdr/>
-        <w:spacing/>
-        <w:ind/>
-        <w:rPr/>
-      </w:pPr>
-      <w:r>
-        <w:rPr>
-          <w:rFonts w:ascii="Times New Roman" w:hAnsi="Times New Roman" w:cs="Times New Roman"/>
-          <w:sz w:val="28"/>
-          <w:szCs w:val="28"/>
-        </w:rPr>
-      </w:r>
-      <w:r/>
-    </w:p>
-    <w:p>
-      <w:pPr>
-        <w:pBdr/>
-        <w:spacing/>
-        <w:ind/>
-        <w:rPr/>
-      </w:pPr>
-      <w:r>
-        <w:rPr>
-          <w:rFonts w:ascii="Times New Roman" w:hAnsi="Times New Roman" w:cs="Times New Roman"/>
-          <w:sz w:val="28"/>
-          <w:szCs w:val="28"/>
-        </w:rPr>
+        <w:br/>
       </w:r>
       <w:r/>
     </w:p>
@@ -5238,6 +1336,12 @@
           <w:bCs/>
         </w:rPr>
       </w:r>
+      <w:r>
+        <w:rPr>
+          <w:b/>
+          <w:bCs/>
+        </w:rPr>
+      </w:r>
     </w:p>
     <w:p>
       <w:pPr>
@@ -5320,1242 +1424,75 @@
           <w:szCs w:val="28"/>
         </w:rPr>
       </w:r>
-      <w:r/>
-    </w:p>
-    <w:p>
-      <w:pPr>
-        <w:pBdr/>
-        <w:spacing/>
-        <w:ind/>
-        <w:rPr/>
-      </w:pPr>
       <w:r>
-        <w:rPr>
-          <w:rFonts w:ascii="Times New Roman" w:hAnsi="Times New Roman" w:cs="Times New Roman"/>
-          <w:sz w:val="28"/>
-          <w:szCs w:val="28"/>
-        </w:rPr>
-        <w:t xml:space="preserve">----- Тест 1. Додавання (push_back) -----</w:t>
+        <mc:AlternateContent>
+          <mc:Choice Requires="wpg">
+            <w:drawing>
+              <wp:inline xmlns:wp="http://schemas.openxmlformats.org/drawingml/2006/wordprocessingDrawing" distT="0" distB="0" distL="0" distR="0">
+                <wp:extent cx="5035255" cy="5671711"/>
+                <wp:effectExtent l="0" t="0" r="0" b="0"/>
+                <wp:docPr id="3" name=""/>
+                <wp:cNvGraphicFramePr>
+                  <a:graphicFrameLocks xmlns:a="http://schemas.openxmlformats.org/drawingml/2006/main" noChangeAspect="1"/>
+                </wp:cNvGraphicFramePr>
+                <a:graphic xmlns:a="http://schemas.openxmlformats.org/drawingml/2006/main">
+                  <a:graphicData uri="http://schemas.openxmlformats.org/drawingml/2006/picture">
+                    <pic:pic xmlns:pic="http://schemas.openxmlformats.org/drawingml/2006/picture">
+                      <pic:nvPicPr>
+                        <pic:cNvPr id="1032948848" name=""/>
+                        <pic:cNvPicPr>
+                          <a:picLocks noChangeAspect="1"/>
+                        </pic:cNvPicPr>
+                        <pic:nvPr/>
+                      </pic:nvPicPr>
+                      <pic:blipFill rotWithShape="1">
+                        <a:blip r:embed="rId16"/>
+                        <a:stretch/>
+                      </pic:blipFill>
+                      <pic:spPr bwMode="auto">
+                        <a:xfrm flipH="0" flipV="0">
+                          <a:off x="0" y="0"/>
+                          <a:ext cx="5035254" cy="5671711"/>
+                        </a:xfrm>
+                        <a:prstGeom prst="rect">
+                          <a:avLst/>
+                        </a:prstGeom>
+                      </pic:spPr>
+                    </pic:pic>
+                  </a:graphicData>
+                </a:graphic>
+              </wp:inline>
+            </w:drawing>
+          </mc:Choice>
+          <mc:Fallback>
+            <w:pict>
+              <v:shapetype id="_x0000_t75" coordsize="21600,21600" o:spt="75" o:preferrelative="t" path="m@4@5l@4@11@9@11@9@5xe" filled="f" stroked="f">
+                <v:stroke joinstyle="miter"/>
+                <v:formulas>
+                  <v:f eqn="if lineDrawn pixelLineWidth 0"/>
+                  <v:f eqn="sum @0 1 0"/>
+                  <v:f eqn="sum 0 0 @1"/>
+                  <v:f eqn="prod @2 1 2"/>
+                  <v:f eqn="prod @3 21600 pixelWidth"/>
+                  <v:f eqn="prod @3 21600 pixelHeight"/>
+                  <v:f eqn="sum @0 0 1"/>
+                  <v:f eqn="prod @6 1 2"/>
+                  <v:f eqn="prod @7 21600 pixelWidth"/>
+                  <v:f eqn="sum @8 21600 0"/>
+                  <v:f eqn="prod @7 21600 pixelHeight"/>
+                  <v:f eqn="sum @10 21600 0"/>
+                </v:formulas>
+                <v:path o:extrusionok="f" gradientshapeok="t" o:connecttype="rect"/>
+                <o:lock v:ext="edit" aspectratio="t"/>
+              </v:shapetype>
+              <v:shape id="_x0000_i2" o:spid="_x0000_s2" type="#_x0000_t75" style="width:396.48pt;height:446.59pt;mso-wrap-distance-left:0.00pt;mso-wrap-distance-top:0.00pt;mso-wrap-distance-right:0.00pt;mso-wrap-distance-bottom:0.00pt;z-index:1;" stroked="false">
+                <v:imagedata r:id="rId16" o:title=""/>
+                <o:lock v:ext="edit" rotation="t"/>
+              </v:shape>
+            </w:pict>
+          </mc:Fallback>
+        </mc:AlternateContent>
       </w:r>
-      <w:r/>
-    </w:p>
-    <w:p>
-      <w:pPr>
-        <w:pBdr/>
-        <w:spacing/>
-        <w:ind/>
-        <w:rPr/>
-      </w:pPr>
-      <w:r>
-        <w:rPr>
-          <w:rFonts w:ascii="Times New Roman" w:hAnsi="Times New Roman" w:cs="Times New Roman"/>
-          <w:sz w:val="28"/>
-          <w:szCs w:val="28"/>
-        </w:rPr>
-        <w:t xml:space="preserve">Вхідні дані: (8, true, "сирена"), (12, false, "SMS"), (5, true, "додаток").</w:t>
-      </w:r>
-      <w:r/>
-    </w:p>
-    <w:p>
-      <w:pPr>
-        <w:pBdr/>
-        <w:spacing/>
-        <w:ind/>
-        <w:rPr/>
-      </w:pPr>
-      <w:r>
-        <w:rPr>
-          <w:rFonts w:ascii="Times New Roman" w:hAnsi="Times New Roman" w:cs="Times New Roman"/>
-          <w:sz w:val="28"/>
-          <w:szCs w:val="28"/>
-        </w:rPr>
-        <w:t xml:space="preserve">Вихід: 3 записи у векторі.</w:t>
-      </w:r>
-      <w:r/>
-    </w:p>
-    <w:p>
-      <w:pPr>
-        <w:pBdr/>
-        <w:spacing/>
-        <w:ind/>
-        <w:rPr/>
-      </w:pPr>
-      <w:r>
-        <w:rPr>
-          <w:rFonts w:ascii="Times New Roman" w:hAnsi="Times New Roman" w:cs="Times New Roman"/>
-          <w:sz w:val="28"/>
-          <w:szCs w:val="28"/>
-        </w:rPr>
-      </w:r>
-      <w:r/>
-    </w:p>
-    <w:p>
-      <w:pPr>
-        <w:pBdr/>
-        <w:spacing/>
-        <w:ind/>
-        <w:rPr/>
-      </w:pPr>
-      <w:r>
-        <w:rPr>
-          <w:rFonts w:ascii="Times New Roman" w:hAnsi="Times New Roman" w:cs="Times New Roman"/>
-          <w:sz w:val="28"/>
-          <w:szCs w:val="28"/>
-        </w:rPr>
-        <w:t xml:space="preserve">----- Тест 2. Вставка на позицію 1 -----</w:t>
-      </w:r>
-      <w:r/>
-    </w:p>
-    <w:p>
-      <w:pPr>
-        <w:pBdr/>
-        <w:spacing/>
-        <w:ind/>
-        <w:rPr/>
-      </w:pPr>
-      <w:r>
-        <w:rPr>
-          <w:rFonts w:ascii="Times New Roman" w:hAnsi="Times New Roman" w:cs="Times New Roman"/>
-          <w:sz w:val="28"/>
-          <w:szCs w:val="28"/>
-        </w:rPr>
-        <w:t xml:space="preserve">Вхідні дані: insertAlarm(1, 10, true, "сирена + SMS").</w:t>
-      </w:r>
-      <w:r/>
-    </w:p>
-    <w:p>
-      <w:pPr>
-        <w:pBdr/>
-        <w:spacing/>
-        <w:ind/>
-        <w:rPr/>
-      </w:pPr>
-      <w:r>
-        <w:rPr>
-          <w:rFonts w:ascii="Times New Roman" w:hAnsi="Times New Roman" w:cs="Times New Roman"/>
-          <w:sz w:val="28"/>
-          <w:szCs w:val="28"/>
-        </w:rPr>
-        <w:t xml:space="preserve">Вихід: 4 записи; новий елемент на індексі [1].</w:t>
-      </w:r>
-      <w:r/>
-    </w:p>
-    <w:p>
-      <w:pPr>
-        <w:pBdr/>
-        <w:spacing/>
-        <w:ind/>
-        <w:rPr/>
-      </w:pPr>
-      <w:r>
-        <w:rPr>
-          <w:rFonts w:ascii="Times New Roman" w:hAnsi="Times New Roman" w:cs="Times New Roman"/>
-          <w:sz w:val="28"/>
-          <w:szCs w:val="28"/>
-        </w:rPr>
-      </w:r>
-      <w:r/>
-    </w:p>
-    <w:p>
-      <w:pPr>
-        <w:pBdr/>
-        <w:spacing/>
-        <w:ind/>
-        <w:rPr/>
-      </w:pPr>
-      <w:r>
-        <w:rPr>
-          <w:rFonts w:ascii="Times New Roman" w:hAnsi="Times New Roman" w:cs="Times New Roman"/>
-          <w:sz w:val="28"/>
-          <w:szCs w:val="28"/>
-        </w:rPr>
-        <w:t xml:space="preserve">----- Тест 3. Обмін [0] і [2] -----</w:t>
-      </w:r>
-      <w:r/>
-    </w:p>
-    <w:p>
-      <w:pPr>
-        <w:pBdr/>
-        <w:spacing/>
-        <w:ind/>
-        <w:rPr/>
-      </w:pPr>
-      <w:r>
-        <w:rPr>
-          <w:rFonts w:ascii="Times New Roman" w:hAnsi="Times New Roman" w:cs="Times New Roman"/>
-          <w:sz w:val="28"/>
-          <w:szCs w:val="28"/>
-        </w:rPr>
-        <w:t xml:space="preserve">Вихід: [0] = SMS (12), [2] = сирена (8).</w:t>
-      </w:r>
-      <w:r/>
-    </w:p>
-    <w:p>
-      <w:pPr>
-        <w:pBdr/>
-        <w:spacing/>
-        <w:ind/>
-        <w:rPr/>
-      </w:pPr>
-      <w:r>
-        <w:rPr>
-          <w:rFonts w:ascii="Times New Roman" w:hAnsi="Times New Roman" w:cs="Times New Roman"/>
-          <w:sz w:val="28"/>
-          <w:szCs w:val="28"/>
-        </w:rPr>
-      </w:r>
-      <w:r/>
-    </w:p>
-    <w:p>
-      <w:pPr>
-        <w:pBdr/>
-        <w:spacing/>
-        <w:ind/>
-        <w:rPr/>
-      </w:pPr>
-      <w:r>
-        <w:rPr>
-          <w:rFonts w:ascii="Times New Roman" w:hAnsi="Times New Roman" w:cs="Times New Roman"/>
-          <w:sz w:val="28"/>
-          <w:szCs w:val="28"/>
-        </w:rPr>
-        <w:t xml:space="preserve">----- Тест 4. Видалення [1] -----</w:t>
-      </w:r>
-      <w:r/>
-    </w:p>
-    <w:p>
-      <w:pPr>
-        <w:pBdr/>
-        <w:spacing/>
-        <w:ind/>
-        <w:rPr/>
-      </w:pPr>
-      <w:r>
-        <w:rPr>
-          <w:rFonts w:ascii="Times New Roman" w:hAnsi="Times New Roman" w:cs="Times New Roman"/>
-          <w:sz w:val="28"/>
-          <w:szCs w:val="28"/>
-        </w:rPr>
-        <w:t xml:space="preserve">Вихід: залишилось 3 записи.</w:t>
-      </w:r>
-      <w:r/>
-    </w:p>
-    <w:p>
-      <w:pPr>
-        <w:pBdr/>
-        <w:spacing/>
-        <w:ind/>
-        <w:rPr/>
-      </w:pPr>
-      <w:r>
-        <w:rPr>
-          <w:rFonts w:ascii="Times New Roman" w:hAnsi="Times New Roman" w:cs="Times New Roman"/>
-          <w:sz w:val="28"/>
-          <w:szCs w:val="28"/>
-        </w:rPr>
-      </w:r>
-      <w:r/>
-    </w:p>
-    <w:p>
-      <w:pPr>
-        <w:pBdr/>
-        <w:spacing/>
-        <w:ind/>
-        <w:rPr/>
-      </w:pPr>
-      <w:r>
-        <w:rPr>
-          <w:rFonts w:ascii="Times New Roman" w:hAnsi="Times New Roman" w:cs="Times New Roman"/>
-          <w:sz w:val="28"/>
-          <w:szCs w:val="28"/>
-        </w:rPr>
-        <w:t xml:space="preserve">----- Тест 5. Валідація -----</w:t>
-      </w:r>
-      <w:r/>
-    </w:p>
-    <w:p>
-      <w:pPr>
-        <w:pBdr/>
-        <w:spacing/>
-        <w:ind/>
-        <w:rPr/>
-      </w:pPr>
-      <w:r>
-        <w:rPr>
-          <w:rFonts w:ascii="Times New Roman" w:hAnsi="Times New Roman" w:cs="Times New Roman"/>
-          <w:sz w:val="28"/>
-          <w:szCs w:val="28"/>
-        </w:rPr>
-        <w:t xml:space="preserve">Вхідні дані: setAlertMethod(0, ""), addAlarm(0, true, "тест"); коректне setSensorCount(0, 20).</w:t>
-      </w:r>
-      <w:r/>
-    </w:p>
-    <w:p>
-      <w:pPr>
-        <w:pBdr/>
-        <w:spacing/>
-        <w:ind/>
-        <w:rPr/>
-      </w:pPr>
-      <w:r>
-        <w:rPr>
-          <w:rFonts w:ascii="Times New Roman" w:hAnsi="Times New Roman" w:cs="Times New Roman"/>
-          <w:sz w:val="28"/>
-          <w:szCs w:val="28"/>
-        </w:rPr>
-        <w:t xml:space="preserve">Вихід:</w:t>
-      </w:r>
-      <w:r/>
-    </w:p>
-    <w:p>
-      <w:pPr>
-        <w:pBdr/>
-        <w:spacing/>
-        <w:ind/>
-        <w:rPr/>
-      </w:pPr>
-      <w:r>
-        <w:rPr>
-          <w:rFonts w:ascii="Times New Roman" w:hAnsi="Times New Roman" w:cs="Times New Roman"/>
-          <w:sz w:val="28"/>
-          <w:szCs w:val="28"/>
-        </w:rPr>
-        <w:t xml:space="preserve">Помилка: спосіб оповіщення не може бути порожнім!</w:t>
-      </w:r>
-      <w:r/>
-    </w:p>
-    <w:p>
-      <w:pPr>
-        <w:pBdr/>
-        <w:spacing/>
-        <w:ind/>
-        <w:rPr/>
-      </w:pPr>
-      <w:r>
-        <w:rPr>
-          <w:rFonts w:ascii="Times New Roman" w:hAnsi="Times New Roman" w:cs="Times New Roman"/>
-          <w:sz w:val="28"/>
-          <w:szCs w:val="28"/>
-        </w:rPr>
-        <w:t xml:space="preserve">Помилка: кількість датчиків має бути від 1 до 1000!</w:t>
-      </w:r>
-      <w:r/>
-    </w:p>
-    <w:p>
-      <w:pPr>
-        <w:pBdr/>
-        <w:spacing/>
-        <w:ind/>
-        <w:rPr/>
-      </w:pPr>
-      <w:r>
-        <w:rPr>
-          <w:rFonts w:ascii="Times New Roman" w:hAnsi="Times New Roman" w:cs="Times New Roman"/>
-          <w:sz w:val="28"/>
-          <w:szCs w:val="28"/>
-        </w:rPr>
-        <w:t xml:space="preserve">[0] датчиків: 20, бездротові: ні, оповіщення: SMS</w:t>
-      </w:r>
-      <w:r/>
-    </w:p>
-    <w:p>
-      <w:pPr>
-        <w:pBdr/>
-        <w:spacing/>
-        <w:ind/>
-        <w:rPr/>
-      </w:pPr>
-      <w:r>
-        <w:rPr>
-          <w:rFonts w:ascii="Times New Roman" w:hAnsi="Times New Roman" w:cs="Times New Roman"/>
-          <w:sz w:val="28"/>
-          <w:szCs w:val="28"/>
-        </w:rPr>
-        <w:t xml:space="preserve">(некоректні зміни відхилено)</w:t>
-      </w:r>
-      <w:r/>
-    </w:p>
-    <w:p>
-      <w:pPr>
-        <w:pBdr/>
-        <w:spacing/>
-        <w:ind/>
-        <w:rPr/>
-      </w:pPr>
-      <w:r>
-        <w:rPr>
-          <w:rFonts w:ascii="Times New Roman" w:hAnsi="Times New Roman" w:cs="Times New Roman"/>
-          <w:sz w:val="28"/>
-          <w:szCs w:val="28"/>
-        </w:rPr>
-      </w:r>
-      <w:r/>
-    </w:p>
-    <w:p>
-      <w:pPr>
-        <w:pBdr/>
-        <w:spacing/>
-        <w:ind/>
-        <w:rPr/>
-      </w:pPr>
-      <w:r>
-        <w:rPr>
-          <w:rFonts w:ascii="Times New Roman" w:hAnsi="Times New Roman" w:cs="Times New Roman"/>
-          <w:sz w:val="28"/>
-          <w:szCs w:val="28"/>
-        </w:rPr>
-        <w:t xml:space="preserve">----- Тест 6. Фільтр за бездротовими -----</w:t>
-      </w:r>
-      <w:r/>
-    </w:p>
-    <w:p>
-      <w:pPr>
-        <w:pBdr/>
-        <w:spacing/>
-        <w:ind/>
-        <w:rPr/>
-      </w:pPr>
-      <w:r>
-        <w:rPr>
-          <w:rFonts w:ascii="Times New Roman" w:hAnsi="Times New Roman" w:cs="Times New Roman"/>
-          <w:sz w:val="28"/>
-          <w:szCs w:val="28"/>
-        </w:rPr>
-        <w:t xml:space="preserve">Вихід:</w:t>
-      </w:r>
-      <w:r/>
-    </w:p>
-    <w:p>
-      <w:pPr>
-        <w:pBdr/>
-        <w:spacing/>
-        <w:ind/>
-        <w:rPr/>
-      </w:pPr>
-      <w:r>
-        <w:rPr>
-          <w:rFonts w:ascii="Times New Roman" w:hAnsi="Times New Roman" w:cs="Times New Roman"/>
-          <w:sz w:val="28"/>
-          <w:szCs w:val="28"/>
-        </w:rPr>
-        <w:t xml:space="preserve">[1] датчиків: 8, бездротові: так, оповіщення: сирена</w:t>
-      </w:r>
-      <w:r/>
-    </w:p>
-    <w:p>
-      <w:pPr>
-        <w:pBdr/>
-        <w:spacing/>
-        <w:ind/>
-        <w:rPr/>
-      </w:pPr>
-      <w:r>
-        <w:rPr>
-          <w:rFonts w:ascii="Times New Roman" w:hAnsi="Times New Roman" w:cs="Times New Roman"/>
-          <w:sz w:val="28"/>
-          <w:szCs w:val="28"/>
-        </w:rPr>
-        <w:t xml:space="preserve">[2] датчиків: 5, бездротові: так, оповіщення: додаток</w:t>
-      </w:r>
-      <w:r/>
-    </w:p>
-    <w:p>
-      <w:pPr>
-        <w:pBdr/>
-        <w:spacing/>
-        <w:ind/>
-        <w:rPr/>
-      </w:pPr>
-      <w:r>
-        <w:rPr>
-          <w:rFonts w:ascii="Times New Roman" w:hAnsi="Times New Roman" w:cs="Times New Roman"/>
-          <w:sz w:val="28"/>
-          <w:szCs w:val="28"/>
-        </w:rPr>
-      </w:r>
-      <w:r/>
-    </w:p>
-    <w:p>
-      <w:pPr>
-        <w:pBdr/>
-        <w:spacing/>
-        <w:ind/>
-        <w:rPr/>
-      </w:pPr>
-      <w:r>
-        <w:rPr>
-          <w:rFonts w:ascii="Times New Roman" w:hAnsi="Times New Roman" w:cs="Times New Roman"/>
-          <w:sz w:val="28"/>
-          <w:szCs w:val="28"/>
-        </w:rPr>
-        <w:t xml:space="preserve">----- Тест 7. Очищення -----</w:t>
-      </w:r>
-      <w:r/>
-    </w:p>
-    <w:p>
-      <w:pPr>
-        <w:pBdr/>
-        <w:spacing/>
-        <w:ind/>
-        <w:rPr/>
-      </w:pPr>
-      <w:r>
-        <w:rPr>
-          <w:rFonts w:ascii="Times New Roman" w:hAnsi="Times New Roman" w:cs="Times New Roman"/>
-          <w:sz w:val="28"/>
-          <w:szCs w:val="28"/>
-        </w:rPr>
-        <w:t xml:space="preserve">Вихід:</w:t>
-      </w:r>
-      <w:r/>
-    </w:p>
-    <w:p>
-      <w:pPr>
-        <w:pBdr/>
-        <w:spacing/>
-        <w:ind/>
-        <w:rPr/>
-      </w:pPr>
-      <w:r>
-        <w:rPr>
-          <w:rFonts w:ascii="Times New Roman" w:hAnsi="Times New Roman" w:cs="Times New Roman"/>
-          <w:sz w:val="28"/>
-          <w:szCs w:val="28"/>
-        </w:rPr>
-        <w:t xml:space="preserve">Усі записи очищено.</w:t>
-      </w:r>
-      <w:r/>
-    </w:p>
-    <w:p>
-      <w:pPr>
-        <w:pBdr/>
-        <w:spacing/>
-        <w:ind/>
-        <w:rPr/>
-      </w:pPr>
-      <w:r>
-        <w:rPr>
-          <w:rFonts w:ascii="Times New Roman" w:hAnsi="Times New Roman" w:cs="Times New Roman"/>
-          <w:sz w:val="28"/>
-          <w:szCs w:val="28"/>
-        </w:rPr>
-        <w:t xml:space="preserve">Немає даних для виведення.</w:t>
-      </w:r>
-      <w:r/>
-    </w:p>
-    <w:p>
-      <w:pPr>
-        <w:pBdr/>
-        <w:spacing/>
-        <w:ind/>
-        <w:rPr/>
-      </w:pPr>
-      <w:r>
-        <w:rPr>
-          <w:rFonts w:ascii="Times New Roman" w:hAnsi="Times New Roman" w:cs="Times New Roman"/>
-          <w:sz w:val="28"/>
-          <w:szCs w:val="28"/>
-        </w:rPr>
-      </w:r>
-      <w:r/>
-    </w:p>
-    <w:p>
-      <w:pPr>
-        <w:pBdr/>
-        <w:spacing/>
-        <w:ind/>
-        <w:rPr/>
-      </w:pPr>
-      <w:r>
-        <w:rPr>
-          <w:rFonts w:ascii="Times New Roman" w:hAnsi="Times New Roman" w:cs="Times New Roman"/>
-          <w:sz w:val="28"/>
-          <w:szCs w:val="28"/>
-        </w:rPr>
-        <w:t xml:space="preserve">Повний вивід програми:</w:t>
-      </w:r>
-      <w:r/>
-    </w:p>
-    <w:p>
-      <w:pPr>
-        <w:pBdr/>
-        <w:spacing/>
-        <w:ind/>
-        <w:rPr/>
-      </w:pPr>
-      <w:r>
-        <w:rPr>
-          <w:rFonts w:ascii="Times New Roman" w:hAnsi="Times New Roman" w:cs="Times New Roman"/>
-          <w:sz w:val="28"/>
-          <w:szCs w:val="28"/>
-        </w:rPr>
-        <w:t xml:space="preserve">=== Лаб. №8, варіант 22: Сигналізація (vector) ===</w:t>
-      </w:r>
-      <w:r/>
-    </w:p>
-    <w:p>
-      <w:pPr>
-        <w:pBdr/>
-        <w:spacing/>
-        <w:ind/>
-        <w:rPr/>
-      </w:pPr>
-      <w:r>
-        <w:rPr>
-          <w:rFonts w:ascii="Times New Roman" w:hAnsi="Times New Roman" w:cs="Times New Roman"/>
-          <w:sz w:val="28"/>
-          <w:szCs w:val="28"/>
-        </w:rPr>
-      </w:r>
-      <w:r/>
-    </w:p>
-    <w:p>
-      <w:pPr>
-        <w:pBdr/>
-        <w:spacing/>
-        <w:ind/>
-        <w:rPr/>
-      </w:pPr>
-      <w:r>
-        <w:rPr>
-          <w:rFonts w:ascii="Times New Roman" w:hAnsi="Times New Roman" w:cs="Times New Roman"/>
-          <w:sz w:val="28"/>
-          <w:szCs w:val="28"/>
-        </w:rPr>
-        <w:t xml:space="preserve">Викликано конструктор</w:t>
-      </w:r>
-      <w:r/>
-    </w:p>
-    <w:p>
-      <w:pPr>
-        <w:pBdr/>
-        <w:spacing/>
-        <w:ind/>
-        <w:rPr/>
-      </w:pPr>
-      <w:r>
-        <w:rPr>
-          <w:rFonts w:ascii="Times New Roman" w:hAnsi="Times New Roman" w:cs="Times New Roman"/>
-          <w:sz w:val="28"/>
-          <w:szCs w:val="28"/>
-        </w:rPr>
-        <w:t xml:space="preserve">1. Додавання (push_back):</w:t>
-      </w:r>
-      <w:r/>
-    </w:p>
-    <w:p>
-      <w:pPr>
-        <w:pBdr/>
-        <w:spacing/>
-        <w:ind/>
-        <w:rPr/>
-      </w:pPr>
-      <w:r>
-        <w:rPr>
-          <w:rFonts w:ascii="Times New Roman" w:hAnsi="Times New Roman" w:cs="Times New Roman"/>
-          <w:sz w:val="28"/>
-          <w:szCs w:val="28"/>
-        </w:rPr>
-        <w:t xml:space="preserve">[0] датчиків: 8, бездротові: так, оповіщення: сирена</w:t>
-      </w:r>
-      <w:r/>
-    </w:p>
-    <w:p>
-      <w:pPr>
-        <w:pBdr/>
-        <w:spacing/>
-        <w:ind/>
-        <w:rPr/>
-      </w:pPr>
-      <w:r>
-        <w:rPr>
-          <w:rFonts w:ascii="Times New Roman" w:hAnsi="Times New Roman" w:cs="Times New Roman"/>
-          <w:sz w:val="28"/>
-          <w:szCs w:val="28"/>
-        </w:rPr>
-        <w:t xml:space="preserve">[1] датчиків: 12, бездротові: ні, оповіщення: SMS</w:t>
-      </w:r>
-      <w:r/>
-    </w:p>
-    <w:p>
-      <w:pPr>
-        <w:pBdr/>
-        <w:spacing/>
-        <w:ind/>
-        <w:rPr/>
-      </w:pPr>
-      <w:r>
-        <w:rPr>
-          <w:rFonts w:ascii="Times New Roman" w:hAnsi="Times New Roman" w:cs="Times New Roman"/>
-          <w:sz w:val="28"/>
-          <w:szCs w:val="28"/>
-        </w:rPr>
-        <w:t xml:space="preserve">[2] датчиків: 5, бездротові: так, оповіщення: додаток</w:t>
-      </w:r>
-      <w:r/>
-    </w:p>
-    <w:p>
-      <w:pPr>
-        <w:pBdr/>
-        <w:spacing/>
-        <w:ind/>
-        <w:rPr/>
-      </w:pPr>
-      <w:r>
-        <w:rPr>
-          <w:rFonts w:ascii="Times New Roman" w:hAnsi="Times New Roman" w:cs="Times New Roman"/>
-          <w:sz w:val="28"/>
-          <w:szCs w:val="28"/>
-        </w:rPr>
-      </w:r>
-      <w:r/>
-    </w:p>
-    <w:p>
-      <w:pPr>
-        <w:pBdr/>
-        <w:spacing/>
-        <w:ind/>
-        <w:rPr/>
-      </w:pPr>
-      <w:r>
-        <w:rPr>
-          <w:rFonts w:ascii="Times New Roman" w:hAnsi="Times New Roman" w:cs="Times New Roman"/>
-          <w:sz w:val="28"/>
-          <w:szCs w:val="28"/>
-        </w:rPr>
-        <w:t xml:space="preserve">2. Вставка на позицію 1:</w:t>
-      </w:r>
-      <w:r/>
-    </w:p>
-    <w:p>
-      <w:pPr>
-        <w:pBdr/>
-        <w:spacing/>
-        <w:ind/>
-        <w:rPr/>
-      </w:pPr>
-      <w:r>
-        <w:rPr>
-          <w:rFonts w:ascii="Times New Roman" w:hAnsi="Times New Roman" w:cs="Times New Roman"/>
-          <w:sz w:val="28"/>
-          <w:szCs w:val="28"/>
-        </w:rPr>
-        <w:t xml:space="preserve">[0] датчиків: 8, бездротові: так, оповіщення: сирена</w:t>
-      </w:r>
-      <w:r/>
-    </w:p>
-    <w:p>
-      <w:pPr>
-        <w:pBdr/>
-        <w:spacing/>
-        <w:ind/>
-        <w:rPr/>
-      </w:pPr>
-      <w:r>
-        <w:rPr>
-          <w:rFonts w:ascii="Times New Roman" w:hAnsi="Times New Roman" w:cs="Times New Roman"/>
-          <w:sz w:val="28"/>
-          <w:szCs w:val="28"/>
-        </w:rPr>
-        <w:t xml:space="preserve">[1] датчиків: 10, бездротові: так, оповіщення: сирена + SMS</w:t>
-      </w:r>
-      <w:r/>
-    </w:p>
-    <w:p>
-      <w:pPr>
-        <w:pBdr/>
-        <w:spacing/>
-        <w:ind/>
-        <w:rPr/>
-      </w:pPr>
-      <w:r>
-        <w:rPr>
-          <w:rFonts w:ascii="Times New Roman" w:hAnsi="Times New Roman" w:cs="Times New Roman"/>
-          <w:sz w:val="28"/>
-          <w:szCs w:val="28"/>
-        </w:rPr>
-        <w:t xml:space="preserve">[2] датчиків: 12, бездротові: ні, оповіщення: SMS</w:t>
-      </w:r>
-      <w:r/>
-    </w:p>
-    <w:p>
-      <w:pPr>
-        <w:pBdr/>
-        <w:spacing/>
-        <w:ind/>
-        <w:rPr/>
-      </w:pPr>
-      <w:r>
-        <w:rPr>
-          <w:rFonts w:ascii="Times New Roman" w:hAnsi="Times New Roman" w:cs="Times New Roman"/>
-          <w:sz w:val="28"/>
-          <w:szCs w:val="28"/>
-        </w:rPr>
-        <w:t xml:space="preserve">[3] датчиків: 5, бездротові: так, оповіщення: додаток</w:t>
-      </w:r>
-      <w:r/>
-    </w:p>
-    <w:p>
-      <w:pPr>
-        <w:pBdr/>
-        <w:spacing/>
-        <w:ind/>
-        <w:rPr/>
-      </w:pPr>
-      <w:r>
-        <w:rPr>
-          <w:rFonts w:ascii="Times New Roman" w:hAnsi="Times New Roman" w:cs="Times New Roman"/>
-          <w:sz w:val="28"/>
-          <w:szCs w:val="28"/>
-        </w:rPr>
-      </w:r>
-      <w:r/>
-    </w:p>
-    <w:p>
-      <w:pPr>
-        <w:pBdr/>
-        <w:spacing/>
-        <w:ind/>
-        <w:rPr/>
-      </w:pPr>
-      <w:r>
-        <w:rPr>
-          <w:rFonts w:ascii="Times New Roman" w:hAnsi="Times New Roman" w:cs="Times New Roman"/>
-          <w:sz w:val="28"/>
-          <w:szCs w:val="28"/>
-        </w:rPr>
-        <w:t xml:space="preserve">3. Обмін елементів [0] і [2]:</w:t>
-      </w:r>
-      <w:r/>
-    </w:p>
-    <w:p>
-      <w:pPr>
-        <w:pBdr/>
-        <w:spacing/>
-        <w:ind/>
-        <w:rPr/>
-      </w:pPr>
-      <w:r>
-        <w:rPr>
-          <w:rFonts w:ascii="Times New Roman" w:hAnsi="Times New Roman" w:cs="Times New Roman"/>
-          <w:sz w:val="28"/>
-          <w:szCs w:val="28"/>
-        </w:rPr>
-        <w:t xml:space="preserve">[0] датчиків: 12, бездротові: ні, оповіщення: SMS</w:t>
-      </w:r>
-      <w:r/>
-    </w:p>
-    <w:p>
-      <w:pPr>
-        <w:pBdr/>
-        <w:spacing/>
-        <w:ind/>
-        <w:rPr/>
-      </w:pPr>
-      <w:r>
-        <w:rPr>
-          <w:rFonts w:ascii="Times New Roman" w:hAnsi="Times New Roman" w:cs="Times New Roman"/>
-          <w:sz w:val="28"/>
-          <w:szCs w:val="28"/>
-        </w:rPr>
-        <w:t xml:space="preserve">[1] датчиків: 10, бездротові: так, оповіщення: сирена + SMS</w:t>
-      </w:r>
-      <w:r/>
-    </w:p>
-    <w:p>
-      <w:pPr>
-        <w:pBdr/>
-        <w:spacing/>
-        <w:ind/>
-        <w:rPr/>
-      </w:pPr>
-      <w:r>
-        <w:rPr>
-          <w:rFonts w:ascii="Times New Roman" w:hAnsi="Times New Roman" w:cs="Times New Roman"/>
-          <w:sz w:val="28"/>
-          <w:szCs w:val="28"/>
-        </w:rPr>
-        <w:t xml:space="preserve">[2] датчиків: 8, бездротові: так, оповіщення: сирена</w:t>
-      </w:r>
-      <w:r/>
-    </w:p>
-    <w:p>
-      <w:pPr>
-        <w:pBdr/>
-        <w:spacing/>
-        <w:ind/>
-        <w:rPr/>
-      </w:pPr>
-      <w:r>
-        <w:rPr>
-          <w:rFonts w:ascii="Times New Roman" w:hAnsi="Times New Roman" w:cs="Times New Roman"/>
-          <w:sz w:val="28"/>
-          <w:szCs w:val="28"/>
-        </w:rPr>
-        <w:t xml:space="preserve">[3] датчиків: 5, бездротові: так, оповіщення: додаток</w:t>
-      </w:r>
-      <w:r/>
-    </w:p>
-    <w:p>
-      <w:pPr>
-        <w:pBdr/>
-        <w:spacing/>
-        <w:ind/>
-        <w:rPr/>
-      </w:pPr>
-      <w:r>
-        <w:rPr>
-          <w:rFonts w:ascii="Times New Roman" w:hAnsi="Times New Roman" w:cs="Times New Roman"/>
-          <w:sz w:val="28"/>
-          <w:szCs w:val="28"/>
-        </w:rPr>
-      </w:r>
-      <w:r/>
-    </w:p>
-    <w:p>
-      <w:pPr>
-        <w:pBdr/>
-        <w:spacing/>
-        <w:ind/>
-        <w:rPr/>
-      </w:pPr>
-      <w:r>
-        <w:rPr>
-          <w:rFonts w:ascii="Times New Roman" w:hAnsi="Times New Roman" w:cs="Times New Roman"/>
-          <w:sz w:val="28"/>
-          <w:szCs w:val="28"/>
-        </w:rPr>
-        <w:t xml:space="preserve">4. Видалення елемента [1]:</w:t>
-      </w:r>
-      <w:r/>
-    </w:p>
-    <w:p>
-      <w:pPr>
-        <w:pBdr/>
-        <w:spacing/>
-        <w:ind/>
-        <w:rPr/>
-      </w:pPr>
-      <w:r>
-        <w:rPr>
-          <w:rFonts w:ascii="Times New Roman" w:hAnsi="Times New Roman" w:cs="Times New Roman"/>
-          <w:sz w:val="28"/>
-          <w:szCs w:val="28"/>
-        </w:rPr>
-        <w:t xml:space="preserve">[0] датчиків: 12, бездротові: ні, оповіщення: SMS</w:t>
-      </w:r>
-      <w:r/>
-    </w:p>
-    <w:p>
-      <w:pPr>
-        <w:pBdr/>
-        <w:spacing/>
-        <w:ind/>
-        <w:rPr/>
-      </w:pPr>
-      <w:r>
-        <w:rPr>
-          <w:rFonts w:ascii="Times New Roman" w:hAnsi="Times New Roman" w:cs="Times New Roman"/>
-          <w:sz w:val="28"/>
-          <w:szCs w:val="28"/>
-        </w:rPr>
-        <w:t xml:space="preserve">[1] датчиків: 8, бездротові: так, оповіщення: сирена</w:t>
-      </w:r>
-      <w:r/>
-    </w:p>
-    <w:p>
-      <w:pPr>
-        <w:pBdr/>
-        <w:spacing/>
-        <w:ind/>
-        <w:rPr/>
-      </w:pPr>
-      <w:r>
-        <w:rPr>
-          <w:rFonts w:ascii="Times New Roman" w:hAnsi="Times New Roman" w:cs="Times New Roman"/>
-          <w:sz w:val="28"/>
-          <w:szCs w:val="28"/>
-        </w:rPr>
-        <w:t xml:space="preserve">[2] датчиків: 5, бездротові: так, оповіщення: додаток</w:t>
-      </w:r>
-      <w:r/>
-    </w:p>
-    <w:p>
-      <w:pPr>
-        <w:pBdr/>
-        <w:spacing/>
-        <w:ind/>
-        <w:rPr/>
-      </w:pPr>
-      <w:r>
-        <w:rPr>
-          <w:rFonts w:ascii="Times New Roman" w:hAnsi="Times New Roman" w:cs="Times New Roman"/>
-          <w:sz w:val="28"/>
-          <w:szCs w:val="28"/>
-        </w:rPr>
-      </w:r>
-      <w:r/>
-    </w:p>
-    <w:p>
-      <w:pPr>
-        <w:pBdr/>
-        <w:spacing/>
-        <w:ind/>
-        <w:rPr/>
-      </w:pPr>
-      <w:r>
-        <w:rPr>
-          <w:rFonts w:ascii="Times New Roman" w:hAnsi="Times New Roman" w:cs="Times New Roman"/>
-          <w:sz w:val="28"/>
-          <w:szCs w:val="28"/>
-        </w:rPr>
-        <w:t xml:space="preserve">5. Зміна полів і валідація:</w:t>
-      </w:r>
-      <w:r/>
-    </w:p>
-    <w:p>
-      <w:pPr>
-        <w:pBdr/>
-        <w:spacing/>
-        <w:ind/>
-        <w:rPr/>
-      </w:pPr>
-      <w:r>
-        <w:rPr>
-          <w:rFonts w:ascii="Times New Roman" w:hAnsi="Times New Roman" w:cs="Times New Roman"/>
-          <w:sz w:val="28"/>
-          <w:szCs w:val="28"/>
-        </w:rPr>
-        <w:t xml:space="preserve">Помилка: спосіб оповіщення не може бути порожнім!</w:t>
-      </w:r>
-      <w:r/>
-    </w:p>
-    <w:p>
-      <w:pPr>
-        <w:pBdr/>
-        <w:spacing/>
-        <w:ind/>
-        <w:rPr/>
-      </w:pPr>
-      <w:r>
-        <w:rPr>
-          <w:rFonts w:ascii="Times New Roman" w:hAnsi="Times New Roman" w:cs="Times New Roman"/>
-          <w:sz w:val="28"/>
-          <w:szCs w:val="28"/>
-        </w:rPr>
-        <w:t xml:space="preserve">Помилка: кількість датчиків має бути від 1 до 1000!</w:t>
-      </w:r>
-      <w:r/>
-    </w:p>
-    <w:p>
-      <w:pPr>
-        <w:pBdr/>
-        <w:spacing/>
-        <w:ind/>
-        <w:rPr/>
-      </w:pPr>
-      <w:r>
-        <w:rPr>
-          <w:rFonts w:ascii="Times New Roman" w:hAnsi="Times New Roman" w:cs="Times New Roman"/>
-          <w:sz w:val="28"/>
-          <w:szCs w:val="28"/>
-        </w:rPr>
-        <w:t xml:space="preserve">[0] датчиків: 20, бездротові: ні, оповіщення: SMS</w:t>
-      </w:r>
-      <w:r/>
-    </w:p>
-    <w:p>
-      <w:pPr>
-        <w:pBdr/>
-        <w:spacing/>
-        <w:ind/>
-        <w:rPr/>
-      </w:pPr>
-      <w:r>
-        <w:rPr>
-          <w:rFonts w:ascii="Times New Roman" w:hAnsi="Times New Roman" w:cs="Times New Roman"/>
-          <w:sz w:val="28"/>
-          <w:szCs w:val="28"/>
-        </w:rPr>
-        <w:t xml:space="preserve">[1] датчиків: 8, бездротові: так, оповіщення: сирена</w:t>
-      </w:r>
-      <w:r/>
-    </w:p>
-    <w:p>
-      <w:pPr>
-        <w:pBdr/>
-        <w:spacing/>
-        <w:ind/>
-        <w:rPr/>
-      </w:pPr>
-      <w:r>
-        <w:rPr>
-          <w:rFonts w:ascii="Times New Roman" w:hAnsi="Times New Roman" w:cs="Times New Roman"/>
-          <w:sz w:val="28"/>
-          <w:szCs w:val="28"/>
-        </w:rPr>
-        <w:t xml:space="preserve">[2] датчиків: 5, бездротові: так, оповіщення: додаток</w:t>
-      </w:r>
-      <w:r/>
-    </w:p>
-    <w:p>
-      <w:pPr>
-        <w:pBdr/>
-        <w:spacing/>
-        <w:ind/>
-        <w:rPr/>
-      </w:pPr>
-      <w:r>
-        <w:rPr>
-          <w:rFonts w:ascii="Times New Roman" w:hAnsi="Times New Roman" w:cs="Times New Roman"/>
-          <w:sz w:val="28"/>
-          <w:szCs w:val="28"/>
-        </w:rPr>
-      </w:r>
-      <w:r/>
-    </w:p>
-    <w:p>
-      <w:pPr>
-        <w:pBdr/>
-        <w:spacing/>
-        <w:ind/>
-        <w:rPr/>
-      </w:pPr>
-      <w:r>
-        <w:rPr>
-          <w:rFonts w:ascii="Times New Roman" w:hAnsi="Times New Roman" w:cs="Times New Roman"/>
-          <w:sz w:val="28"/>
-          <w:szCs w:val="28"/>
-        </w:rPr>
-        <w:t xml:space="preserve">6. Сигналізації з бездротовими сенсорами:</w:t>
-      </w:r>
-      <w:r/>
-    </w:p>
-    <w:p>
-      <w:pPr>
-        <w:pBdr/>
-        <w:spacing/>
-        <w:ind/>
-        <w:rPr/>
-      </w:pPr>
-      <w:r>
-        <w:rPr>
-          <w:rFonts w:ascii="Times New Roman" w:hAnsi="Times New Roman" w:cs="Times New Roman"/>
-          <w:sz w:val="28"/>
-          <w:szCs w:val="28"/>
-        </w:rPr>
-        <w:t xml:space="preserve">[1] датчиків: 8, бездротові: так, оповіщення: сирена</w:t>
-      </w:r>
-      <w:r/>
-    </w:p>
-    <w:p>
-      <w:pPr>
-        <w:pBdr/>
-        <w:spacing/>
-        <w:ind/>
-        <w:rPr/>
-      </w:pPr>
-      <w:r>
-        <w:rPr>
-          <w:rFonts w:ascii="Times New Roman" w:hAnsi="Times New Roman" w:cs="Times New Roman"/>
-          <w:sz w:val="28"/>
-          <w:szCs w:val="28"/>
-        </w:rPr>
-        <w:t xml:space="preserve">[2] датчиків: 5, бездротові: так, оповіщення: додаток</w:t>
-      </w:r>
-      <w:r/>
-    </w:p>
-    <w:p>
-      <w:pPr>
-        <w:pBdr/>
-        <w:spacing/>
-        <w:ind/>
-        <w:rPr/>
-      </w:pPr>
-      <w:r>
-        <w:rPr>
-          <w:rFonts w:ascii="Times New Roman" w:hAnsi="Times New Roman" w:cs="Times New Roman"/>
-          <w:sz w:val="28"/>
-          <w:szCs w:val="28"/>
-        </w:rPr>
-      </w:r>
-      <w:r/>
-    </w:p>
-    <w:p>
-      <w:pPr>
-        <w:pBdr/>
-        <w:spacing/>
-        <w:ind/>
-        <w:rPr/>
-      </w:pPr>
-      <w:r>
-        <w:rPr>
-          <w:rFonts w:ascii="Times New Roman" w:hAnsi="Times New Roman" w:cs="Times New Roman"/>
-          <w:sz w:val="28"/>
-          <w:szCs w:val="28"/>
-        </w:rPr>
-        <w:t xml:space="preserve">7. Очищення:</w:t>
-      </w:r>
-      <w:r/>
-    </w:p>
-    <w:p>
-      <w:pPr>
-        <w:pBdr/>
-        <w:spacing/>
-        <w:ind/>
-        <w:rPr/>
-      </w:pPr>
-      <w:r>
-        <w:rPr>
-          <w:rFonts w:ascii="Times New Roman" w:hAnsi="Times New Roman" w:cs="Times New Roman"/>
-          <w:sz w:val="28"/>
-          <w:szCs w:val="28"/>
-        </w:rPr>
-        <w:t xml:space="preserve">Усі записи очищено.</w:t>
-      </w:r>
-      <w:r/>
-    </w:p>
-    <w:p>
-      <w:pPr>
-        <w:pBdr/>
-        <w:spacing/>
-        <w:ind/>
-        <w:rPr/>
-      </w:pPr>
-      <w:r>
-        <w:rPr>
-          <w:rFonts w:ascii="Times New Roman" w:hAnsi="Times New Roman" w:cs="Times New Roman"/>
-          <w:sz w:val="28"/>
-          <w:szCs w:val="28"/>
-        </w:rPr>
-        <w:t xml:space="preserve">Немає даних для виведення.</w:t>
-      </w:r>
-      <w:r/>
-    </w:p>
-    <w:p>
-      <w:pPr>
-        <w:pBdr/>
-        <w:spacing/>
-        <w:ind/>
-        <w:rPr/>
-      </w:pPr>
-      <w:r>
-        <w:rPr>
-          <w:rFonts w:ascii="Times New Roman" w:hAnsi="Times New Roman" w:cs="Times New Roman"/>
-          <w:sz w:val="28"/>
-          <w:szCs w:val="28"/>
-        </w:rPr>
-        <w:t xml:space="preserve">Викликано деструктор</w:t>
-      </w:r>
-      <w:r/>
-    </w:p>
-    <w:p>
-      <w:pPr>
-        <w:pBdr/>
-        <w:spacing/>
-        <w:ind/>
-        <w:rPr/>
-      </w:pPr>
       <w:r>
         <w:rPr>
           <w:rFonts w:ascii="Times New Roman" w:hAnsi="Times New Roman" w:cs="Times New Roman"/>
@@ -6607,6 +1544,12 @@
           <w:bCs/>
         </w:rPr>
       </w:r>
+      <w:r>
+        <w:rPr>
+          <w:b/>
+          <w:bCs/>
+        </w:rPr>
+      </w:r>
     </w:p>
     <w:p>
       <w:pPr>
@@ -6841,7 +1784,6 @@
         </w:rPr>
         <w:t xml:space="preserve">компілятор g++ (GCC), стандартна бібліотека C++ (vector, string, iostream).</w:t>
       </w:r>
-      <w:r/>
       <w:r>
         <w:rPr>
           <w:rFonts w:ascii="Times New Roman" w:hAnsi="Times New Roman" w:cs="Times New Roman"/>

--- a/L_8/Звіт 8 В. Стахнюк.docx
+++ b/L_8/Звіт 8 В. Стахнюк.docx
@@ -106,77 +106,6 @@
           <w:szCs w:val="32"/>
         </w:rPr>
       </w:r>
-    </w:p>
-    <w:p>
-      <w:pPr>
-        <w:pBdr/>
-        <w:spacing w:line="360" w:lineRule="auto"/>
-        <w:ind/>
-        <w:jc w:val="center"/>
-        <w:rPr>
-          <w:rFonts w:ascii="Times New Roman" w:hAnsi="Times New Roman" w:cs="Times New Roman"/>
-          <w:b/>
-          <w:bCs/>
-          <w:sz w:val="32"/>
-          <w:szCs w:val="32"/>
-        </w:rPr>
-      </w:pPr>
-      <w:r>
-        <w:rPr>
-          <w:rFonts w:ascii="Times New Roman" w:hAnsi="Times New Roman" w:cs="Times New Roman"/>
-          <w:sz w:val="32"/>
-          <w:szCs w:val="32"/>
-        </w:rPr>
-        <w:t xml:space="preserve">Кафедра радіоелектронних пристроїв</w:t>
-      </w:r>
-      <w:r>
-        <w:rPr>
-          <w:rFonts w:ascii="Times New Roman" w:hAnsi="Times New Roman" w:cs="Times New Roman"/>
-          <w:b/>
-          <w:bCs/>
-          <w:sz w:val="32"/>
-          <w:szCs w:val="32"/>
-        </w:rPr>
-        <w:t xml:space="preserve"> </w:t>
-      </w:r>
-      <w:r>
-        <w:rPr>
-          <w:rFonts w:ascii="Times New Roman" w:hAnsi="Times New Roman" w:cs="Times New Roman"/>
-          <w:sz w:val="32"/>
-          <w:szCs w:val="32"/>
-        </w:rPr>
-        <w:t xml:space="preserve">та систем</w:t>
-      </w:r>
-      <w:r>
-        <w:rPr>
-          <w:rFonts w:ascii="Times New Roman" w:hAnsi="Times New Roman" w:cs="Times New Roman"/>
-          <w:b/>
-          <w:bCs/>
-          <w:sz w:val="32"/>
-          <w:szCs w:val="32"/>
-        </w:rPr>
-      </w:r>
-      <w:r>
-        <w:rPr>
-          <w:rFonts w:ascii="Times New Roman" w:hAnsi="Times New Roman" w:cs="Times New Roman"/>
-          <w:b/>
-          <w:bCs/>
-          <w:sz w:val="32"/>
-          <w:szCs w:val="32"/>
-        </w:rPr>
-      </w:r>
-    </w:p>
-    <w:p>
-      <w:pPr>
-        <w:pBdr/>
-        <w:spacing/>
-        <w:ind/>
-        <w:rPr>
-          <w:rFonts w:ascii="Times New Roman" w:hAnsi="Times New Roman" w:cs="Times New Roman"/>
-          <w:sz w:val="28"/>
-          <w:szCs w:val="28"/>
-        </w:rPr>
-      </w:pPr>
       <w:r>
         <w:rPr>
           <w:rFonts w:ascii="Times New Roman" w:hAnsi="Times New Roman" w:cs="Times New Roman"/>
@@ -196,6 +125,13 @@
           <w:rFonts w:ascii="Times New Roman" w:hAnsi="Times New Roman" w:cs="Times New Roman"/>
           <w:sz w:val="28"/>
           <w:szCs w:val="28"/>
+        </w:rPr>
+      </w:r>
+      <w:r>
+        <w:rPr>
+          <w:rFonts w:ascii="Times New Roman" w:hAnsi="Times New Roman" w:cs="Times New Roman"/>
+          <w:sz w:val="32"/>
+          <w:szCs w:val="32"/>
         </w:rPr>
       </w:r>
     </w:p>
@@ -1057,6 +993,15 @@
           <w:szCs w:val="28"/>
         </w:rPr>
       </w:r>
+      <w:r>
+        <w:rPr>
+          <w:rFonts w:ascii="Times New Roman" w:hAnsi="Times New Roman" w:cs="Times New Roman"/>
+          <w:b/>
+          <w:bCs/>
+          <w:sz w:val="28"/>
+          <w:szCs w:val="28"/>
+        </w:rPr>
+      </w:r>
     </w:p>
     <w:p>
       <w:pPr>
@@ -1144,6 +1089,12 @@
           <w:bCs/>
         </w:rPr>
       </w:r>
+      <w:r>
+        <w:rPr>
+          <w:b/>
+          <w:bCs/>
+        </w:rPr>
+      </w:r>
     </w:p>
     <w:p>
       <w:pPr>
@@ -1156,6 +1107,12 @@
           <w:bCs/>
         </w:rPr>
       </w:pPr>
+      <w:r>
+        <w:rPr>
+          <w:b/>
+          <w:bCs/>
+        </w:rPr>
+      </w:r>
       <w:r>
         <w:rPr>
           <w:b/>
